--- a/sefer-edition/book-rewrites/2026-08-09 — Entering Shabbos Shacharis — Sefer Edition — styled.docx
+++ b/sefer-edition/book-rewrites/2026-08-09 — Entering Shabbos Shacharis — Sefer Edition — styled.docx
@@ -112,16 +112,36 @@
           <w:color w:val="3B3B3B"/>
           <w:sz w:val="22"/>
         </w:rPr>
-        <w:t xml:space="preserve">, with its own additions and its own omissions, its own voice and its own tempo. What follows sets out, in orderly fashion, the several respects in which </w:t>
-      </w:r>
-      <w:r>
-        <w:rPr>
-          <w:rFonts w:ascii="Georgia" w:hAnsi="Georgia" w:cs="SBL Hebrew" w:eastAsia="Georgia"/>
+        <w:t xml:space="preserve"> (</w:t>
+      </w:r>
+      <w:r>
+        <w:rPr>
+          <w:rFonts w:ascii="SBL Hebrew" w:hAnsi="SBL Hebrew" w:cs="SBL Hebrew" w:eastAsia="SBL Hebrew"/>
           <w:b w:val="0"/>
           <w:i/>
           <w:color w:val="3B3B3B"/>
           <w:sz w:val="22"/>
         </w:rPr>
+        <w:t>עֲבוֹדָה</w:t>
+      </w:r>
+      <w:r>
+        <w:rPr>
+          <w:rFonts w:ascii="Georgia" w:hAnsi="Georgia" w:cs="SBL Hebrew" w:eastAsia="Georgia"/>
+          <w:b w:val="0"/>
+          <w:i/>
+          <w:color w:val="3B3B3B"/>
+          <w:sz w:val="22"/>
+        </w:rPr>
+        <w:t xml:space="preserve">), with its own additions and its own omissions, its own voice and its own tempo. What follows sets out, in orderly fashion, the several respects in which </w:t>
+      </w:r>
+      <w:r>
+        <w:rPr>
+          <w:rFonts w:ascii="Georgia" w:hAnsi="Georgia" w:cs="SBL Hebrew" w:eastAsia="Georgia"/>
+          <w:b w:val="0"/>
+          <w:i/>
+          <w:color w:val="3B3B3B"/>
+          <w:sz w:val="22"/>
+        </w:rPr>
         <w:t>Shacharis</w:t>
       </w:r>
       <w:r>
@@ -132,16 +152,36 @@
           <w:color w:val="3B3B3B"/>
           <w:sz w:val="22"/>
         </w:rPr>
-        <w:t xml:space="preserve"> of Shabbos departs from the weekday, and the reasons that stand behind each departure. The trail runs from an omitted </w:t>
-      </w:r>
-      <w:r>
-        <w:rPr>
-          <w:rFonts w:ascii="Georgia" w:hAnsi="Georgia" w:cs="SBL Hebrew" w:eastAsia="Georgia"/>
+        <w:t xml:space="preserve"> (</w:t>
+      </w:r>
+      <w:r>
+        <w:rPr>
+          <w:rFonts w:ascii="SBL Hebrew" w:hAnsi="SBL Hebrew" w:cs="SBL Hebrew" w:eastAsia="SBL Hebrew"/>
           <w:b w:val="0"/>
           <w:i/>
           <w:color w:val="3B3B3B"/>
           <w:sz w:val="22"/>
         </w:rPr>
+        <w:t>שַׁחֲרִית</w:t>
+      </w:r>
+      <w:r>
+        <w:rPr>
+          <w:rFonts w:ascii="Georgia" w:hAnsi="Georgia" w:cs="SBL Hebrew" w:eastAsia="Georgia"/>
+          <w:b w:val="0"/>
+          <w:i/>
+          <w:color w:val="3B3B3B"/>
+          <w:sz w:val="22"/>
+        </w:rPr>
+        <w:t xml:space="preserve">) of Shabbos departs from the weekday, and the reasons that stand behind each departure. The trail runs from an omitted </w:t>
+      </w:r>
+      <w:r>
+        <w:rPr>
+          <w:rFonts w:ascii="Georgia" w:hAnsi="Georgia" w:cs="SBL Hebrew" w:eastAsia="Georgia"/>
+          <w:b w:val="0"/>
+          <w:i/>
+          <w:color w:val="3B3B3B"/>
+          <w:sz w:val="22"/>
+        </w:rPr>
         <w:t>mizmor</w:t>
       </w:r>
       <w:r>
@@ -152,16 +192,36 @@
           <w:color w:val="3B3B3B"/>
           <w:sz w:val="22"/>
         </w:rPr>
-        <w:t xml:space="preserve">, to the absence of </w:t>
-      </w:r>
-      <w:r>
-        <w:rPr>
-          <w:rFonts w:ascii="Georgia" w:hAnsi="Georgia" w:cs="SBL Hebrew" w:eastAsia="Georgia"/>
+        <w:t xml:space="preserve"> (</w:t>
+      </w:r>
+      <w:r>
+        <w:rPr>
+          <w:rFonts w:ascii="SBL Hebrew" w:hAnsi="SBL Hebrew" w:cs="SBL Hebrew" w:eastAsia="SBL Hebrew"/>
           <w:b w:val="0"/>
           <w:i/>
           <w:color w:val="3B3B3B"/>
           <w:sz w:val="22"/>
         </w:rPr>
+        <w:t>מִזְמוֹר</w:t>
+      </w:r>
+      <w:r>
+        <w:rPr>
+          <w:rFonts w:ascii="Georgia" w:hAnsi="Georgia" w:cs="SBL Hebrew" w:eastAsia="Georgia"/>
+          <w:b w:val="0"/>
+          <w:i/>
+          <w:color w:val="3B3B3B"/>
+          <w:sz w:val="22"/>
+        </w:rPr>
+        <w:t xml:space="preserve">), to the absence of </w:t>
+      </w:r>
+      <w:r>
+        <w:rPr>
+          <w:rFonts w:ascii="Georgia" w:hAnsi="Georgia" w:cs="SBL Hebrew" w:eastAsia="Georgia"/>
+          <w:b w:val="0"/>
+          <w:i/>
+          <w:color w:val="3B3B3B"/>
+          <w:sz w:val="22"/>
+        </w:rPr>
         <w:t>tefillin</w:t>
       </w:r>
       <w:r>
@@ -172,16 +232,36 @@
           <w:color w:val="3B3B3B"/>
           <w:sz w:val="22"/>
         </w:rPr>
-        <w:t xml:space="preserve">, to the timing of the prayer, to its very volume — and rises at last to the teaching of the </w:t>
-      </w:r>
-      <w:r>
-        <w:rPr>
-          <w:rFonts w:ascii="Georgia" w:hAnsi="Georgia" w:cs="SBL Hebrew" w:eastAsia="Georgia"/>
+        <w:t xml:space="preserve"> (</w:t>
+      </w:r>
+      <w:r>
+        <w:rPr>
+          <w:rFonts w:ascii="SBL Hebrew" w:hAnsi="SBL Hebrew" w:cs="SBL Hebrew" w:eastAsia="SBL Hebrew"/>
           <w:b w:val="0"/>
           <w:i/>
           <w:color w:val="3B3B3B"/>
           <w:sz w:val="22"/>
         </w:rPr>
+        <w:t>תְּפִלִּין</w:t>
+      </w:r>
+      <w:r>
+        <w:rPr>
+          <w:rFonts w:ascii="Georgia" w:hAnsi="Georgia" w:cs="SBL Hebrew" w:eastAsia="Georgia"/>
+          <w:b w:val="0"/>
+          <w:i/>
+          <w:color w:val="3B3B3B"/>
+          <w:sz w:val="22"/>
+        </w:rPr>
+        <w:t xml:space="preserve">), to the timing of the prayer, to its very volume — and rises at last to the teaching of the </w:t>
+      </w:r>
+      <w:r>
+        <w:rPr>
+          <w:rFonts w:ascii="Georgia" w:hAnsi="Georgia" w:cs="SBL Hebrew" w:eastAsia="Georgia"/>
+          <w:b w:val="0"/>
+          <w:i/>
+          <w:color w:val="3B3B3B"/>
+          <w:sz w:val="22"/>
+        </w:rPr>
         <w:t>Zohar HaKadosh</w:t>
       </w:r>
       <w:r>
@@ -212,7 +292,27 @@
           <w:color w:val="3B3B3B"/>
           <w:sz w:val="22"/>
         </w:rPr>
-        <w:t>, on the day of the covenantal sign, is itself the seventh wing of the ministering angels.</w:t>
+        <w:t xml:space="preserve"> (</w:t>
+      </w:r>
+      <w:r>
+        <w:rPr>
+          <w:rFonts w:ascii="SBL Hebrew" w:hAnsi="SBL Hebrew" w:cs="SBL Hebrew" w:eastAsia="SBL Hebrew"/>
+          <w:b w:val="0"/>
+          <w:i/>
+          <w:color w:val="3B3B3B"/>
+          <w:sz w:val="22"/>
+        </w:rPr>
+        <w:t>כְּלַל יִשְׂרָאֵל</w:t>
+      </w:r>
+      <w:r>
+        <w:rPr>
+          <w:rFonts w:ascii="Georgia" w:hAnsi="Georgia" w:cs="SBL Hebrew" w:eastAsia="Georgia"/>
+          <w:b w:val="0"/>
+          <w:i/>
+          <w:color w:val="3B3B3B"/>
+          <w:sz w:val="22"/>
+        </w:rPr>
+        <w:t>), on the day of the covenantal sign, is itself the seventh wing of the ministering angels.</w:t>
         <w:br/>
       </w:r>
     </w:p>
@@ -267,7 +367,27 @@
           <w:color w:val="1A1A1A"/>
           <w:sz w:val="22"/>
         </w:rPr>
-        <w:t xml:space="preserve"> — the framework of </w:t>
+        <w:t xml:space="preserve"> (</w:t>
+      </w:r>
+      <w:r>
+        <w:rPr>
+          <w:rFonts w:ascii="SBL Hebrew" w:hAnsi="SBL Hebrew" w:cs="SBL Hebrew" w:eastAsia="SBL Hebrew"/>
+          <w:b w:val="0"/>
+          <w:i w:val="0"/>
+          <w:color w:val="1A1A1A"/>
+          <w:sz w:val="22"/>
+        </w:rPr>
+        <w:t>שַׁחֲרִית</w:t>
+      </w:r>
+      <w:r>
+        <w:rPr>
+          <w:rFonts w:ascii="Georgia" w:hAnsi="Georgia" w:cs="SBL Hebrew" w:eastAsia="Georgia"/>
+          <w:b w:val="0"/>
+          <w:i w:val="0"/>
+          <w:color w:val="1A1A1A"/>
+          <w:sz w:val="22"/>
+        </w:rPr>
+        <w:t xml:space="preserve">) — the framework of </w:t>
       </w:r>
       <w:r>
         <w:rPr>
@@ -327,7 +447,27 @@
           <w:color w:val="1A1A1A"/>
           <w:sz w:val="22"/>
         </w:rPr>
-        <w:t xml:space="preserve">, and the </w:t>
+        <w:t xml:space="preserve"> (</w:t>
+      </w:r>
+      <w:r>
+        <w:rPr>
+          <w:rFonts w:ascii="SBL Hebrew" w:hAnsi="SBL Hebrew" w:cs="SBL Hebrew" w:eastAsia="SBL Hebrew"/>
+          <w:b w:val="0"/>
+          <w:i w:val="0"/>
+          <w:color w:val="1A1A1A"/>
+          <w:sz w:val="22"/>
+        </w:rPr>
+        <w:t>קְרִיאַת שְׁמַע</w:t>
+      </w:r>
+      <w:r>
+        <w:rPr>
+          <w:rFonts w:ascii="Georgia" w:hAnsi="Georgia" w:cs="SBL Hebrew" w:eastAsia="Georgia"/>
+          <w:b w:val="0"/>
+          <w:i w:val="0"/>
+          <w:color w:val="1A1A1A"/>
+          <w:sz w:val="22"/>
+        </w:rPr>
+        <w:t xml:space="preserve">), and the </w:t>
       </w:r>
       <w:r>
         <w:rPr>
@@ -347,7 +487,27 @@
           <w:color w:val="1A1A1A"/>
           <w:sz w:val="22"/>
         </w:rPr>
-        <w:t xml:space="preserve"> — forms the substrate upon which the Shabbos-morning prayer is built. Upon this substrate the seventh day imposes two kinds of alteration: it </w:t>
+        <w:t xml:space="preserve"> (</w:t>
+      </w:r>
+      <w:r>
+        <w:rPr>
+          <w:rFonts w:ascii="SBL Hebrew" w:hAnsi="SBL Hebrew" w:cs="SBL Hebrew" w:eastAsia="SBL Hebrew"/>
+          <w:b w:val="0"/>
+          <w:i w:val="0"/>
+          <w:color w:val="1A1A1A"/>
+          <w:sz w:val="22"/>
+        </w:rPr>
+        <w:t>שְׁמוֹנֶה עֶשְׂרֵה</w:t>
+      </w:r>
+      <w:r>
+        <w:rPr>
+          <w:rFonts w:ascii="Georgia" w:hAnsi="Georgia" w:cs="SBL Hebrew" w:eastAsia="Georgia"/>
+          <w:b w:val="0"/>
+          <w:i w:val="0"/>
+          <w:color w:val="1A1A1A"/>
+          <w:sz w:val="22"/>
+        </w:rPr>
+        <w:t xml:space="preserve">) — forms the substrate upon which the Shabbos-morning prayer is built. Upon this substrate the seventh day imposes two kinds of alteration: it </w:t>
       </w:r>
       <w:r>
         <w:rPr>
@@ -387,7 +547,27 @@
           <w:color w:val="1A1A1A"/>
           <w:sz w:val="22"/>
         </w:rPr>
-        <w:t>. Both movements have reasons; both are the fruit of the halakhic and mystical tradition working upon the received liturgy.</w:t>
+        <w:t>. Both movements have reasons; both are the fruit of the halakhic (</w:t>
+      </w:r>
+      <w:r>
+        <w:rPr>
+          <w:rFonts w:ascii="SBL Hebrew" w:hAnsi="SBL Hebrew" w:cs="SBL Hebrew" w:eastAsia="SBL Hebrew"/>
+          <w:b w:val="0"/>
+          <w:i w:val="0"/>
+          <w:color w:val="1A1A1A"/>
+          <w:sz w:val="22"/>
+        </w:rPr>
+        <w:t>הֲלָכָה</w:t>
+      </w:r>
+      <w:r>
+        <w:rPr>
+          <w:rFonts w:ascii="Georgia" w:hAnsi="Georgia" w:cs="SBL Hebrew" w:eastAsia="Georgia"/>
+          <w:b w:val="0"/>
+          <w:i w:val="0"/>
+          <w:color w:val="1A1A1A"/>
+          <w:sz w:val="22"/>
+        </w:rPr>
+        <w:t>) and mystical tradition working upon the received liturgy.</w:t>
       </w:r>
     </w:p>
     <w:p>
@@ -442,7 +622,27 @@
           <w:color w:val="1A1A1A"/>
           <w:sz w:val="22"/>
         </w:rPr>
-        <w:t xml:space="preserve"> inserts additional </w:t>
+        <w:t xml:space="preserve"> (</w:t>
+      </w:r>
+      <w:r>
+        <w:rPr>
+          <w:rFonts w:ascii="SBL Hebrew" w:hAnsi="SBL Hebrew" w:cs="SBL Hebrew" w:eastAsia="SBL Hebrew"/>
+          <w:b w:val="0"/>
+          <w:i w:val="0"/>
+          <w:color w:val="1A1A1A"/>
+          <w:sz w:val="22"/>
+        </w:rPr>
+        <w:t>נֻסָּח</w:t>
+      </w:r>
+      <w:r>
+        <w:rPr>
+          <w:rFonts w:ascii="Georgia" w:hAnsi="Georgia" w:cs="SBL Hebrew" w:eastAsia="Georgia"/>
+          <w:b w:val="0"/>
+          <w:i w:val="0"/>
+          <w:color w:val="1A1A1A"/>
+          <w:sz w:val="22"/>
+        </w:rPr>
+        <w:t xml:space="preserve">) inserts additional </w:t>
       </w:r>
       <w:r>
         <w:rPr>
@@ -462,7 +662,27 @@
           <w:color w:val="1A1A1A"/>
           <w:sz w:val="22"/>
         </w:rPr>
-        <w:t xml:space="preserve"> of </w:t>
+        <w:t xml:space="preserve"> (</w:t>
+      </w:r>
+      <w:r>
+        <w:rPr>
+          <w:rFonts w:ascii="SBL Hebrew" w:hAnsi="SBL Hebrew" w:cs="SBL Hebrew" w:eastAsia="SBL Hebrew"/>
+          <w:b w:val="0"/>
+          <w:i w:val="0"/>
+          <w:color w:val="1A1A1A"/>
+          <w:sz w:val="22"/>
+        </w:rPr>
+        <w:t>קַפִּיטְלַאך</w:t>
+      </w:r>
+      <w:r>
+        <w:rPr>
+          <w:rFonts w:ascii="Georgia" w:hAnsi="Georgia" w:cs="SBL Hebrew" w:eastAsia="Georgia"/>
+          <w:b w:val="0"/>
+          <w:i w:val="0"/>
+          <w:color w:val="1A1A1A"/>
+          <w:sz w:val="22"/>
+        </w:rPr>
+        <w:t xml:space="preserve">) of </w:t>
       </w:r>
       <w:r>
         <w:rPr>
@@ -482,7 +702,27 @@
           <w:color w:val="1A1A1A"/>
           <w:sz w:val="22"/>
         </w:rPr>
-        <w:t xml:space="preserve"> before, or immediately after, </w:t>
+        <w:t xml:space="preserve"> (</w:t>
+      </w:r>
+      <w:r>
+        <w:rPr>
+          <w:rFonts w:ascii="SBL Hebrew" w:hAnsi="SBL Hebrew" w:cs="SBL Hebrew" w:eastAsia="SBL Hebrew"/>
+          <w:b w:val="0"/>
+          <w:i w:val="0"/>
+          <w:color w:val="1A1A1A"/>
+          <w:sz w:val="22"/>
+        </w:rPr>
+        <w:t>תְּהִלִּים</w:t>
+      </w:r>
+      <w:r>
+        <w:rPr>
+          <w:rFonts w:ascii="Georgia" w:hAnsi="Georgia" w:cs="SBL Hebrew" w:eastAsia="Georgia"/>
+          <w:b w:val="0"/>
+          <w:i w:val="0"/>
+          <w:color w:val="1A1A1A"/>
+          <w:sz w:val="22"/>
+        </w:rPr>
+        <w:t xml:space="preserve">) before, or immediately after, </w:t>
       </w:r>
       <w:r>
         <w:rPr>
@@ -542,7 +782,27 @@
           <w:color w:val="1A1A1A"/>
           <w:sz w:val="22"/>
         </w:rPr>
-        <w:t xml:space="preserve"> adds relatively few; </w:t>
+        <w:t xml:space="preserve"> (</w:t>
+      </w:r>
+      <w:r>
+        <w:rPr>
+          <w:rFonts w:ascii="SBL Hebrew" w:hAnsi="SBL Hebrew" w:cs="SBL Hebrew" w:eastAsia="SBL Hebrew"/>
+          <w:b w:val="0"/>
+          <w:i w:val="0"/>
+          <w:color w:val="1A1A1A"/>
+          <w:sz w:val="22"/>
+        </w:rPr>
+        <w:t>נֻסָּח אַשְׁכְּנַז</w:t>
+      </w:r>
+      <w:r>
+        <w:rPr>
+          <w:rFonts w:ascii="Georgia" w:hAnsi="Georgia" w:cs="SBL Hebrew" w:eastAsia="Georgia"/>
+          <w:b w:val="0"/>
+          <w:i w:val="0"/>
+          <w:color w:val="1A1A1A"/>
+          <w:sz w:val="22"/>
+        </w:rPr>
+        <w:t xml:space="preserve">) adds relatively few; </w:t>
       </w:r>
       <w:r>
         <w:rPr>
@@ -562,7 +822,27 @@
           <w:color w:val="1A1A1A"/>
           <w:sz w:val="22"/>
         </w:rPr>
-        <w:t xml:space="preserve"> and the chassidishe </w:t>
+        <w:t xml:space="preserve"> (</w:t>
+      </w:r>
+      <w:r>
+        <w:rPr>
+          <w:rFonts w:ascii="SBL Hebrew" w:hAnsi="SBL Hebrew" w:cs="SBL Hebrew" w:eastAsia="SBL Hebrew"/>
+          <w:b w:val="0"/>
+          <w:i w:val="0"/>
+          <w:color w:val="1A1A1A"/>
+          <w:sz w:val="22"/>
+        </w:rPr>
+        <w:t>נֻסָּח סְפָרַד</w:t>
+      </w:r>
+      <w:r>
+        <w:rPr>
+          <w:rFonts w:ascii="Georgia" w:hAnsi="Georgia" w:cs="SBL Hebrew" w:eastAsia="Georgia"/>
+          <w:b w:val="0"/>
+          <w:i w:val="0"/>
+          <w:color w:val="1A1A1A"/>
+          <w:sz w:val="22"/>
+        </w:rPr>
+        <w:t xml:space="preserve">) and the chassidishe </w:t>
       </w:r>
       <w:r>
         <w:rPr>
@@ -602,7 +882,27 @@
           <w:color w:val="1A1A1A"/>
           <w:sz w:val="22"/>
         </w:rPr>
-        <w:t>.</w:t>
+        <w:t xml:space="preserve"> (</w:t>
+      </w:r>
+      <w:r>
+        <w:rPr>
+          <w:rFonts w:ascii="SBL Hebrew" w:hAnsi="SBL Hebrew" w:cs="SBL Hebrew" w:eastAsia="SBL Hebrew"/>
+          <w:b w:val="0"/>
+          <w:i w:val="0"/>
+          <w:color w:val="1A1A1A"/>
+          <w:sz w:val="22"/>
+        </w:rPr>
+        <w:t>מִזְמוֹר לְתוֹדָה</w:t>
+      </w:r>
+      <w:r>
+        <w:rPr>
+          <w:rFonts w:ascii="Georgia" w:hAnsi="Georgia" w:cs="SBL Hebrew" w:eastAsia="Georgia"/>
+          <w:b w:val="0"/>
+          <w:i w:val="0"/>
+          <w:color w:val="1A1A1A"/>
+          <w:sz w:val="22"/>
+        </w:rPr>
+        <w:t>).</w:t>
       </w:r>
       <w:r>
         <w:rPr>
@@ -680,13 +980,33 @@
           <w:color w:val="1A1A1A"/>
           <w:sz w:val="22"/>
         </w:rPr>
-        <w:t xml:space="preserve"> — </w:t>
+        <w:t xml:space="preserve"> (</w:t>
       </w:r>
       <w:r>
         <w:rPr>
           <w:rFonts w:ascii="SBL Hebrew" w:hAnsi="SBL Hebrew" w:cs="SBL Hebrew" w:eastAsia="SBL Hebrew"/>
           <w:b w:val="0"/>
           <w:i w:val="0"/>
+          <w:color w:val="1A1A1A"/>
+          <w:sz w:val="22"/>
+        </w:rPr>
+        <w:t>תְּהִלִּים</w:t>
+      </w:r>
+      <w:r>
+        <w:rPr>
+          <w:rFonts w:ascii="Georgia" w:hAnsi="Georgia" w:cs="SBL Hebrew" w:eastAsia="Georgia"/>
+          <w:b w:val="0"/>
+          <w:i w:val="0"/>
+          <w:color w:val="1A1A1A"/>
+          <w:sz w:val="22"/>
+        </w:rPr>
+        <w:t xml:space="preserve">) — </w:t>
+      </w:r>
+      <w:r>
+        <w:rPr>
+          <w:rFonts w:ascii="SBL Hebrew" w:hAnsi="SBL Hebrew" w:cs="SBL Hebrew" w:eastAsia="SBL Hebrew"/>
+          <w:b w:val="0"/>
+          <w:i w:val="0"/>
           <w:color w:val="1E3A8A"/>
           <w:sz w:val="22"/>
         </w:rPr>
@@ -720,7 +1040,27 @@
           <w:color w:val="1A1A1A"/>
           <w:sz w:val="22"/>
         </w:rPr>
-        <w:t xml:space="preserve">. On Shabbos, in the practice of most Ashkenazic communities, it is omitted. The source of the omission is a ruling attributed to </w:t>
+        <w:t xml:space="preserve"> (</w:t>
+      </w:r>
+      <w:r>
+        <w:rPr>
+          <w:rFonts w:ascii="SBL Hebrew" w:hAnsi="SBL Hebrew" w:cs="SBL Hebrew" w:eastAsia="SBL Hebrew"/>
+          <w:b w:val="0"/>
+          <w:i w:val="0"/>
+          <w:color w:val="1A1A1A"/>
+          <w:sz w:val="22"/>
+        </w:rPr>
+        <w:t>פְּסוּקֵי דְזִמְרָא</w:t>
+      </w:r>
+      <w:r>
+        <w:rPr>
+          <w:rFonts w:ascii="Georgia" w:hAnsi="Georgia" w:cs="SBL Hebrew" w:eastAsia="Georgia"/>
+          <w:b w:val="0"/>
+          <w:i w:val="0"/>
+          <w:color w:val="1A1A1A"/>
+          <w:sz w:val="22"/>
+        </w:rPr>
+        <w:t xml:space="preserve">). On Shabbos, in the practice of most Ashkenazic communities, it is omitted. The source of the omission is a ruling attributed to </w:t>
       </w:r>
       <w:r>
         <w:rPr>
@@ -760,7 +1100,27 @@
           <w:color w:val="1A1A1A"/>
           <w:sz w:val="22"/>
         </w:rPr>
-        <w:t xml:space="preserve"> preserved in his name.</w:t>
+        <w:t xml:space="preserve"> (</w:t>
+      </w:r>
+      <w:r>
+        <w:rPr>
+          <w:rFonts w:ascii="SBL Hebrew" w:hAnsi="SBL Hebrew" w:cs="SBL Hebrew" w:eastAsia="SBL Hebrew"/>
+          <w:b w:val="0"/>
+          <w:i w:val="0"/>
+          <w:color w:val="1A1A1A"/>
+          <w:sz w:val="22"/>
+        </w:rPr>
+        <w:t>סִדּוּר</w:t>
+      </w:r>
+      <w:r>
+        <w:rPr>
+          <w:rFonts w:ascii="Georgia" w:hAnsi="Georgia" w:cs="SBL Hebrew" w:eastAsia="Georgia"/>
+          <w:b w:val="0"/>
+          <w:i w:val="0"/>
+          <w:color w:val="1A1A1A"/>
+          <w:sz w:val="22"/>
+        </w:rPr>
+        <w:t>) preserved in his name.</w:t>
       </w:r>
       <w:r>
         <w:rPr>
@@ -819,7 +1179,27 @@
           <w:color w:val="1A1A1A"/>
           <w:sz w:val="22"/>
         </w:rPr>
-        <w:t xml:space="preserve"> — the individual thank-offering brought by one saved from grave danger, as enumerated by </w:t>
+        <w:t xml:space="preserve"> (</w:t>
+      </w:r>
+      <w:r>
+        <w:rPr>
+          <w:rFonts w:ascii="SBL Hebrew" w:hAnsi="SBL Hebrew" w:cs="SBL Hebrew" w:eastAsia="SBL Hebrew"/>
+          <w:b w:val="0"/>
+          <w:i w:val="0"/>
+          <w:color w:val="1A1A1A"/>
+          <w:sz w:val="22"/>
+        </w:rPr>
+        <w:t>קָרְבַּן תּוֹדָה</w:t>
+      </w:r>
+      <w:r>
+        <w:rPr>
+          <w:rFonts w:ascii="Georgia" w:hAnsi="Georgia" w:cs="SBL Hebrew" w:eastAsia="Georgia"/>
+          <w:b w:val="0"/>
+          <w:i w:val="0"/>
+          <w:color w:val="1A1A1A"/>
+          <w:sz w:val="22"/>
+        </w:rPr>
+        <w:t xml:space="preserve">) — the individual thank-offering brought by one saved from grave danger, as enumerated by </w:t>
       </w:r>
       <w:r>
         <w:rPr>
@@ -839,7 +1219,27 @@
           <w:color w:val="1A1A1A"/>
           <w:sz w:val="22"/>
         </w:rPr>
-        <w:t>: the traveler who crossed the sea, the traveler who crossed the desert, the one released from prison, the one who recovered from illness.</w:t>
+        <w:t xml:space="preserve"> (</w:t>
+      </w:r>
+      <w:r>
+        <w:rPr>
+          <w:rFonts w:ascii="SBL Hebrew" w:hAnsi="SBL Hebrew" w:cs="SBL Hebrew" w:eastAsia="SBL Hebrew"/>
+          <w:b w:val="0"/>
+          <w:i w:val="0"/>
+          <w:color w:val="1A1A1A"/>
+          <w:sz w:val="22"/>
+        </w:rPr>
+        <w:t>חֲזַ״ל</w:t>
+      </w:r>
+      <w:r>
+        <w:rPr>
+          <w:rFonts w:ascii="Georgia" w:hAnsi="Georgia" w:cs="SBL Hebrew" w:eastAsia="Georgia"/>
+          <w:b w:val="0"/>
+          <w:i w:val="0"/>
+          <w:color w:val="1A1A1A"/>
+          <w:sz w:val="22"/>
+        </w:rPr>
+        <w:t>): the traveler who crossed the sea, the traveler who crossed the desert, the one released from prison, the one who recovered from illness.</w:t>
       </w:r>
       <w:r>
         <w:rPr>
@@ -903,7 +1303,27 @@
           <w:color w:val="1A1A1A"/>
           <w:sz w:val="22"/>
         </w:rPr>
-        <w:t xml:space="preserve">. On Shabbos, only </w:t>
+        <w:t xml:space="preserve"> (</w:t>
+      </w:r>
+      <w:r>
+        <w:rPr>
+          <w:rFonts w:ascii="SBL Hebrew" w:hAnsi="SBL Hebrew" w:cs="SBL Hebrew" w:eastAsia="SBL Hebrew"/>
+          <w:b w:val="0"/>
+          <w:i w:val="0"/>
+          <w:color w:val="1A1A1A"/>
+          <w:sz w:val="22"/>
+        </w:rPr>
+        <w:t>קָרְבַּן יָחִיד</w:t>
+      </w:r>
+      <w:r>
+        <w:rPr>
+          <w:rFonts w:ascii="Georgia" w:hAnsi="Georgia" w:cs="SBL Hebrew" w:eastAsia="Georgia"/>
+          <w:b w:val="0"/>
+          <w:i w:val="0"/>
+          <w:color w:val="1A1A1A"/>
+          <w:sz w:val="22"/>
+        </w:rPr>
+        <w:t xml:space="preserve">). On Shabbos, only </w:t>
       </w:r>
       <w:r>
         <w:rPr>
@@ -923,7 +1343,27 @@
           <w:color w:val="1A1A1A"/>
           <w:sz w:val="22"/>
         </w:rPr>
-        <w:t xml:space="preserve"> — the </w:t>
+        <w:t xml:space="preserve"> (</w:t>
+      </w:r>
+      <w:r>
+        <w:rPr>
+          <w:rFonts w:ascii="SBL Hebrew" w:hAnsi="SBL Hebrew" w:cs="SBL Hebrew" w:eastAsia="SBL Hebrew"/>
+          <w:b w:val="0"/>
+          <w:i w:val="0"/>
+          <w:color w:val="1A1A1A"/>
+          <w:sz w:val="22"/>
+        </w:rPr>
+        <w:t>קָרְבְּנוֹת צִבּוּר</w:t>
+      </w:r>
+      <w:r>
+        <w:rPr>
+          <w:rFonts w:ascii="Georgia" w:hAnsi="Georgia" w:cs="SBL Hebrew" w:eastAsia="Georgia"/>
+          <w:b w:val="0"/>
+          <w:i w:val="0"/>
+          <w:color w:val="1A1A1A"/>
+          <w:sz w:val="22"/>
+        </w:rPr>
+        <w:t xml:space="preserve">) — the </w:t>
       </w:r>
       <w:r>
         <w:rPr>
@@ -943,7 +1383,27 @@
           <w:color w:val="1A1A1A"/>
           <w:sz w:val="22"/>
         </w:rPr>
-        <w:t xml:space="preserve"> and the </w:t>
+        <w:t xml:space="preserve"> (</w:t>
+      </w:r>
+      <w:r>
+        <w:rPr>
+          <w:rFonts w:ascii="SBL Hebrew" w:hAnsi="SBL Hebrew" w:cs="SBL Hebrew" w:eastAsia="SBL Hebrew"/>
+          <w:b w:val="0"/>
+          <w:i w:val="0"/>
+          <w:color w:val="1A1A1A"/>
+          <w:sz w:val="22"/>
+        </w:rPr>
+        <w:t>תָּמִיד</w:t>
+      </w:r>
+      <w:r>
+        <w:rPr>
+          <w:rFonts w:ascii="Georgia" w:hAnsi="Georgia" w:cs="SBL Hebrew" w:eastAsia="Georgia"/>
+          <w:b w:val="0"/>
+          <w:i w:val="0"/>
+          <w:color w:val="1A1A1A"/>
+          <w:sz w:val="22"/>
+        </w:rPr>
+        <w:t xml:space="preserve">) and the </w:t>
       </w:r>
       <w:r>
         <w:rPr>
@@ -963,7 +1423,27 @@
           <w:color w:val="1A1A1A"/>
           <w:sz w:val="22"/>
         </w:rPr>
-        <w:t xml:space="preserve"> — are offered in the </w:t>
+        <w:t xml:space="preserve"> (</w:t>
+      </w:r>
+      <w:r>
+        <w:rPr>
+          <w:rFonts w:ascii="SBL Hebrew" w:hAnsi="SBL Hebrew" w:cs="SBL Hebrew" w:eastAsia="SBL Hebrew"/>
+          <w:b w:val="0"/>
+          <w:i w:val="0"/>
+          <w:color w:val="1A1A1A"/>
+          <w:sz w:val="22"/>
+        </w:rPr>
+        <w:t>מוּסָף</w:t>
+      </w:r>
+      <w:r>
+        <w:rPr>
+          <w:rFonts w:ascii="Georgia" w:hAnsi="Georgia" w:cs="SBL Hebrew" w:eastAsia="Georgia"/>
+          <w:b w:val="0"/>
+          <w:i w:val="0"/>
+          <w:color w:val="1A1A1A"/>
+          <w:sz w:val="22"/>
+        </w:rPr>
+        <w:t xml:space="preserve">) — are offered in the </w:t>
       </w:r>
       <w:r>
         <w:rPr>
@@ -983,7 +1463,27 @@
           <w:color w:val="1A1A1A"/>
           <w:sz w:val="22"/>
         </w:rPr>
-        <w:t xml:space="preserve">. No </w:t>
+        <w:t xml:space="preserve"> (</w:t>
+      </w:r>
+      <w:r>
+        <w:rPr>
+          <w:rFonts w:ascii="SBL Hebrew" w:hAnsi="SBL Hebrew" w:cs="SBL Hebrew" w:eastAsia="SBL Hebrew"/>
+          <w:b w:val="0"/>
+          <w:i w:val="0"/>
+          <w:color w:val="1A1A1A"/>
+          <w:sz w:val="22"/>
+        </w:rPr>
+        <w:t>בֵּית הַמִּקְדָּשׁ</w:t>
+      </w:r>
+      <w:r>
+        <w:rPr>
+          <w:rFonts w:ascii="Georgia" w:hAnsi="Georgia" w:cs="SBL Hebrew" w:eastAsia="Georgia"/>
+          <w:b w:val="0"/>
+          <w:i w:val="0"/>
+          <w:color w:val="1A1A1A"/>
+          <w:sz w:val="22"/>
+        </w:rPr>
+        <w:t xml:space="preserve">). No </w:t>
       </w:r>
       <w:r>
         <w:rPr>
@@ -1093,7 +1593,27 @@
           <w:color w:val="1A1A1A"/>
           <w:sz w:val="22"/>
         </w:rPr>
-        <w:t xml:space="preserve"> sharpens Rashi’s reading. After its opening title-verse, the chapter contains exactly four content-verses. The </w:t>
+        <w:t xml:space="preserve"> (</w:t>
+      </w:r>
+      <w:r>
+        <w:rPr>
+          <w:rFonts w:ascii="SBL Hebrew" w:hAnsi="SBL Hebrew" w:cs="SBL Hebrew" w:eastAsia="SBL Hebrew"/>
+          <w:b w:val="0"/>
+          <w:i w:val="0"/>
+          <w:color w:val="1A1A1A"/>
+          <w:sz w:val="22"/>
+        </w:rPr>
+        <w:t>מִזְמוֹר</w:t>
+      </w:r>
+      <w:r>
+        <w:rPr>
+          <w:rFonts w:ascii="Georgia" w:hAnsi="Georgia" w:cs="SBL Hebrew" w:eastAsia="Georgia"/>
+          <w:b w:val="0"/>
+          <w:i w:val="0"/>
+          <w:color w:val="1A1A1A"/>
+          <w:sz w:val="22"/>
+        </w:rPr>
+        <w:t xml:space="preserve">) sharpens Rashi’s reading. After its opening title-verse, the chapter contains exactly four content-verses. The </w:t>
       </w:r>
       <w:r>
         <w:rPr>
@@ -1113,7 +1633,27 @@
           <w:color w:val="1A1A1A"/>
           <w:sz w:val="22"/>
         </w:rPr>
-        <w:t xml:space="preserve"> observe that this is not accidental. The </w:t>
+        <w:t xml:space="preserve"> (</w:t>
+      </w:r>
+      <w:r>
+        <w:rPr>
+          <w:rFonts w:ascii="SBL Hebrew" w:hAnsi="SBL Hebrew" w:cs="SBL Hebrew" w:eastAsia="SBL Hebrew"/>
+          <w:b w:val="0"/>
+          <w:i w:val="0"/>
+          <w:color w:val="1A1A1A"/>
+          <w:sz w:val="22"/>
+        </w:rPr>
+        <w:t>מְפָרְשִׁים</w:t>
+      </w:r>
+      <w:r>
+        <w:rPr>
+          <w:rFonts w:ascii="Georgia" w:hAnsi="Georgia" w:cs="SBL Hebrew" w:eastAsia="Georgia"/>
+          <w:b w:val="0"/>
+          <w:i w:val="0"/>
+          <w:color w:val="1A1A1A"/>
+          <w:sz w:val="22"/>
+        </w:rPr>
+        <w:t xml:space="preserve">) observe that this is not accidental. The </w:t>
       </w:r>
       <w:r>
         <w:rPr>
@@ -1153,7 +1693,27 @@
           <w:color w:val="1A1A1A"/>
           <w:sz w:val="22"/>
         </w:rPr>
-        <w:t xml:space="preserve">, ten of </w:t>
+        <w:t xml:space="preserve"> (</w:t>
+      </w:r>
+      <w:r>
+        <w:rPr>
+          <w:rFonts w:ascii="SBL Hebrew" w:hAnsi="SBL Hebrew" w:cs="SBL Hebrew" w:eastAsia="SBL Hebrew"/>
+          <w:b w:val="0"/>
+          <w:i w:val="0"/>
+          <w:color w:val="1A1A1A"/>
+          <w:sz w:val="22"/>
+        </w:rPr>
+        <w:t>חַלּוֹת מַצּוֹת</w:t>
+      </w:r>
+      <w:r>
+        <w:rPr>
+          <w:rFonts w:ascii="Georgia" w:hAnsi="Georgia" w:cs="SBL Hebrew" w:eastAsia="Georgia"/>
+          <w:b w:val="0"/>
+          <w:i w:val="0"/>
+          <w:color w:val="1A1A1A"/>
+          <w:sz w:val="22"/>
+        </w:rPr>
+        <w:t xml:space="preserve">), ten of </w:t>
       </w:r>
       <w:r>
         <w:rPr>
@@ -1173,7 +1733,27 @@
           <w:color w:val="1A1A1A"/>
           <w:sz w:val="22"/>
         </w:rPr>
-        <w:t xml:space="preserve">, ten of </w:t>
+        <w:t xml:space="preserve"> (</w:t>
+      </w:r>
+      <w:r>
+        <w:rPr>
+          <w:rFonts w:ascii="SBL Hebrew" w:hAnsi="SBL Hebrew" w:cs="SBL Hebrew" w:eastAsia="SBL Hebrew"/>
+          <w:b w:val="0"/>
+          <w:i w:val="0"/>
+          <w:color w:val="1A1A1A"/>
+          <w:sz w:val="22"/>
+        </w:rPr>
+        <w:t>רְקִיקִין</w:t>
+      </w:r>
+      <w:r>
+        <w:rPr>
+          <w:rFonts w:ascii="Georgia" w:hAnsi="Georgia" w:cs="SBL Hebrew" w:eastAsia="Georgia"/>
+          <w:b w:val="0"/>
+          <w:i w:val="0"/>
+          <w:color w:val="1A1A1A"/>
+          <w:sz w:val="22"/>
+        </w:rPr>
+        <w:t xml:space="preserve">), ten of </w:t>
       </w:r>
       <w:r>
         <w:rPr>
@@ -1193,7 +1773,27 @@
           <w:color w:val="1A1A1A"/>
           <w:sz w:val="22"/>
         </w:rPr>
-        <w:t xml:space="preserve">, and ten of </w:t>
+        <w:t xml:space="preserve"> (</w:t>
+      </w:r>
+      <w:r>
+        <w:rPr>
+          <w:rFonts w:ascii="SBL Hebrew" w:hAnsi="SBL Hebrew" w:cs="SBL Hebrew" w:eastAsia="SBL Hebrew"/>
+          <w:b w:val="0"/>
+          <w:i w:val="0"/>
+          <w:color w:val="1A1A1A"/>
+          <w:sz w:val="22"/>
+        </w:rPr>
+        <w:t>חַלּוֹת רְבוּכָה</w:t>
+      </w:r>
+      <w:r>
+        <w:rPr>
+          <w:rFonts w:ascii="Georgia" w:hAnsi="Georgia" w:cs="SBL Hebrew" w:eastAsia="Georgia"/>
+          <w:b w:val="0"/>
+          <w:i w:val="0"/>
+          <w:color w:val="1A1A1A"/>
+          <w:sz w:val="22"/>
+        </w:rPr>
+        <w:t xml:space="preserve">), and ten of </w:t>
       </w:r>
       <w:r>
         <w:rPr>
@@ -1213,7 +1813,27 @@
           <w:color w:val="1A1A1A"/>
           <w:sz w:val="22"/>
         </w:rPr>
-        <w:t>.</w:t>
+        <w:t xml:space="preserve"> (</w:t>
+      </w:r>
+      <w:r>
+        <w:rPr>
+          <w:rFonts w:ascii="SBL Hebrew" w:hAnsi="SBL Hebrew" w:cs="SBL Hebrew" w:eastAsia="SBL Hebrew"/>
+          <w:b w:val="0"/>
+          <w:i w:val="0"/>
+          <w:color w:val="1A1A1A"/>
+          <w:sz w:val="22"/>
+        </w:rPr>
+        <w:t>חָמֵץ</w:t>
+      </w:r>
+      <w:r>
+        <w:rPr>
+          <w:rFonts w:ascii="Georgia" w:hAnsi="Georgia" w:cs="SBL Hebrew" w:eastAsia="Georgia"/>
+          <w:b w:val="0"/>
+          <w:i w:val="0"/>
+          <w:color w:val="1A1A1A"/>
+          <w:sz w:val="22"/>
+        </w:rPr>
+        <w:t>).</w:t>
       </w:r>
       <w:r>
         <w:rPr>
@@ -1272,7 +1892,27 @@
           <w:color w:val="1A1A1A"/>
           <w:sz w:val="22"/>
         </w:rPr>
-        <w:t xml:space="preserve"> is precisely the point — the </w:t>
+        <w:t xml:space="preserve"> (</w:t>
+      </w:r>
+      <w:r>
+        <w:rPr>
+          <w:rFonts w:ascii="SBL Hebrew" w:hAnsi="SBL Hebrew" w:cs="SBL Hebrew" w:eastAsia="SBL Hebrew"/>
+          <w:b w:val="0"/>
+          <w:i w:val="0"/>
+          <w:color w:val="1A1A1A"/>
+          <w:sz w:val="22"/>
+        </w:rPr>
+        <w:t>רֶמֶז</w:t>
+      </w:r>
+      <w:r>
+        <w:rPr>
+          <w:rFonts w:ascii="Georgia" w:hAnsi="Georgia" w:cs="SBL Hebrew" w:eastAsia="Georgia"/>
+          <w:b w:val="0"/>
+          <w:i w:val="0"/>
+          <w:color w:val="1A1A1A"/>
+          <w:sz w:val="22"/>
+        </w:rPr>
+        <w:t xml:space="preserve">) is precisely the point — the </w:t>
       </w:r>
       <w:r>
         <w:rPr>
@@ -1461,7 +2101,27 @@
           <w:color w:val="1A1A1A"/>
           <w:sz w:val="22"/>
         </w:rPr>
-        <w:t xml:space="preserve">. Nor is there any real concern that when the </w:t>
+        <w:t xml:space="preserve"> (</w:t>
+      </w:r>
+      <w:r>
+        <w:rPr>
+          <w:rFonts w:ascii="SBL Hebrew" w:hAnsi="SBL Hebrew" w:cs="SBL Hebrew" w:eastAsia="SBL Hebrew"/>
+          <w:b w:val="0"/>
+          <w:i w:val="0"/>
+          <w:color w:val="1A1A1A"/>
+          <w:sz w:val="22"/>
+        </w:rPr>
+        <w:t>חִלּוּל שַׁבָּת</w:t>
+      </w:r>
+      <w:r>
+        <w:rPr>
+          <w:rFonts w:ascii="Georgia" w:hAnsi="Georgia" w:cs="SBL Hebrew" w:eastAsia="Georgia"/>
+          <w:b w:val="0"/>
+          <w:i w:val="0"/>
+          <w:color w:val="1A1A1A"/>
+          <w:sz w:val="22"/>
+        </w:rPr>
+        <w:t xml:space="preserve">). Nor is there any real concern that when the </w:t>
       </w:r>
       <w:r>
         <w:rPr>
@@ -2327,7 +2987,27 @@
           <w:color w:val="1A1A1A"/>
           <w:sz w:val="22"/>
         </w:rPr>
-        <w:t xml:space="preserve"> are not times for </w:t>
+        <w:t xml:space="preserve"> (</w:t>
+      </w:r>
+      <w:r>
+        <w:rPr>
+          <w:rFonts w:ascii="SBL Hebrew" w:hAnsi="SBL Hebrew" w:cs="SBL Hebrew" w:eastAsia="SBL Hebrew"/>
+          <w:b w:val="0"/>
+          <w:i w:val="0"/>
+          <w:color w:val="1A1A1A"/>
+          <w:sz w:val="22"/>
+        </w:rPr>
+        <w:t>יוֹם טוֹב</w:t>
+      </w:r>
+      <w:r>
+        <w:rPr>
+          <w:rFonts w:ascii="Georgia" w:hAnsi="Georgia" w:cs="SBL Hebrew" w:eastAsia="Georgia"/>
+          <w:b w:val="0"/>
+          <w:i w:val="0"/>
+          <w:color w:val="1A1A1A"/>
+          <w:sz w:val="22"/>
+        </w:rPr>
+        <w:t xml:space="preserve">) are not times for </w:t>
       </w:r>
       <w:r>
         <w:rPr>
@@ -2347,7 +3027,27 @@
           <w:color w:val="1A1A1A"/>
           <w:sz w:val="22"/>
         </w:rPr>
-        <w:t xml:space="preserve">, since they themselves are called </w:t>
+        <w:t xml:space="preserve"> (</w:t>
+      </w:r>
+      <w:r>
+        <w:rPr>
+          <w:rFonts w:ascii="SBL Hebrew" w:hAnsi="SBL Hebrew" w:cs="SBL Hebrew" w:eastAsia="SBL Hebrew"/>
+          <w:b w:val="0"/>
+          <w:i w:val="0"/>
+          <w:color w:val="1A1A1A"/>
+          <w:sz w:val="22"/>
+        </w:rPr>
+        <w:t>תְּפִלִּין</w:t>
+      </w:r>
+      <w:r>
+        <w:rPr>
+          <w:rFonts w:ascii="Georgia" w:hAnsi="Georgia" w:cs="SBL Hebrew" w:eastAsia="Georgia"/>
+          <w:b w:val="0"/>
+          <w:i w:val="0"/>
+          <w:color w:val="1A1A1A"/>
+          <w:sz w:val="22"/>
+        </w:rPr>
+        <w:t xml:space="preserve">), since they themselves are called </w:t>
       </w:r>
       <w:r>
         <w:rPr>
@@ -2367,7 +3067,27 @@
           <w:color w:val="1A1A1A"/>
           <w:sz w:val="22"/>
         </w:rPr>
-        <w:t>, a sign.</w:t>
+        <w:t xml:space="preserve"> (</w:t>
+      </w:r>
+      <w:r>
+        <w:rPr>
+          <w:rFonts w:ascii="SBL Hebrew" w:hAnsi="SBL Hebrew" w:cs="SBL Hebrew" w:eastAsia="SBL Hebrew"/>
+          <w:b w:val="0"/>
+          <w:i w:val="0"/>
+          <w:color w:val="1A1A1A"/>
+          <w:sz w:val="22"/>
+        </w:rPr>
+        <w:t>אוֹת</w:t>
+      </w:r>
+      <w:r>
+        <w:rPr>
+          <w:rFonts w:ascii="Georgia" w:hAnsi="Georgia" w:cs="SBL Hebrew" w:eastAsia="Georgia"/>
+          <w:b w:val="0"/>
+          <w:i w:val="0"/>
+          <w:color w:val="1A1A1A"/>
+          <w:sz w:val="22"/>
+        </w:rPr>
+        <w:t>), a sign.</w:t>
       </w:r>
       <w:r>
         <w:rPr>
@@ -2406,7 +3126,27 @@
           <w:color w:val="1A1A1A"/>
           <w:sz w:val="22"/>
         </w:rPr>
-        <w:t xml:space="preserve"> are identified in the Torah with the term </w:t>
+        <w:t xml:space="preserve"> (</w:t>
+      </w:r>
+      <w:r>
+        <w:rPr>
+          <w:rFonts w:ascii="SBL Hebrew" w:hAnsi="SBL Hebrew" w:cs="SBL Hebrew" w:eastAsia="SBL Hebrew"/>
+          <w:b w:val="0"/>
+          <w:i w:val="0"/>
+          <w:color w:val="1A1A1A"/>
+          <w:sz w:val="22"/>
+        </w:rPr>
+        <w:t>מִצְווֹת</w:t>
+      </w:r>
+      <w:r>
+        <w:rPr>
+          <w:rFonts w:ascii="Georgia" w:hAnsi="Georgia" w:cs="SBL Hebrew" w:eastAsia="Georgia"/>
+          <w:b w:val="0"/>
+          <w:i w:val="0"/>
+          <w:color w:val="1A1A1A"/>
+          <w:sz w:val="22"/>
+        </w:rPr>
+        <w:t xml:space="preserve">) are identified in the Torah with the term </w:t>
       </w:r>
       <w:r>
         <w:rPr>
@@ -2446,7 +3186,27 @@
           <w:color w:val="1A1A1A"/>
           <w:sz w:val="22"/>
         </w:rPr>
-        <w:t xml:space="preserve">, whose verse reads </w:t>
+        <w:t xml:space="preserve"> (</w:t>
+      </w:r>
+      <w:r>
+        <w:rPr>
+          <w:rFonts w:ascii="SBL Hebrew" w:hAnsi="SBL Hebrew" w:cs="SBL Hebrew" w:eastAsia="SBL Hebrew"/>
+          <w:b w:val="0"/>
+          <w:i w:val="0"/>
+          <w:color w:val="1A1A1A"/>
+          <w:sz w:val="22"/>
+        </w:rPr>
+        <w:t>מִילָה</w:t>
+      </w:r>
+      <w:r>
+        <w:rPr>
+          <w:rFonts w:ascii="Georgia" w:hAnsi="Georgia" w:cs="SBL Hebrew" w:eastAsia="Georgia"/>
+          <w:b w:val="0"/>
+          <w:i w:val="0"/>
+          <w:color w:val="1A1A1A"/>
+          <w:sz w:val="22"/>
+        </w:rPr>
+        <w:t xml:space="preserve">), whose verse reads </w:t>
       </w:r>
       <w:r>
         <w:rPr>
@@ -2755,7 +3515,27 @@
           <w:color w:val="1A1A1A"/>
           <w:sz w:val="22"/>
         </w:rPr>
-        <w:t xml:space="preserve"> to the covenant with </w:t>
+        <w:t xml:space="preserve"> (</w:t>
+      </w:r>
+      <w:r>
+        <w:rPr>
+          <w:rFonts w:ascii="SBL Hebrew" w:hAnsi="SBL Hebrew" w:cs="SBL Hebrew" w:eastAsia="SBL Hebrew"/>
+          <w:b w:val="0"/>
+          <w:i w:val="0"/>
+          <w:color w:val="1A1A1A"/>
+          <w:sz w:val="22"/>
+        </w:rPr>
+        <w:t>עֵדִים</w:t>
+      </w:r>
+      <w:r>
+        <w:rPr>
+          <w:rFonts w:ascii="Georgia" w:hAnsi="Georgia" w:cs="SBL Hebrew" w:eastAsia="Georgia"/>
+          <w:b w:val="0"/>
+          <w:i w:val="0"/>
+          <w:color w:val="1A1A1A"/>
+          <w:sz w:val="22"/>
+        </w:rPr>
+        <w:t xml:space="preserve">) to the covenant with </w:t>
       </w:r>
       <w:r>
         <w:rPr>
@@ -2775,7 +3555,27 @@
           <w:color w:val="1A1A1A"/>
           <w:sz w:val="22"/>
         </w:rPr>
-        <w:t xml:space="preserve">. On weekdays, those two witnesses are </w:t>
+        <w:t xml:space="preserve"> (</w:t>
+      </w:r>
+      <w:r>
+        <w:rPr>
+          <w:rFonts w:ascii="SBL Hebrew" w:hAnsi="SBL Hebrew" w:cs="SBL Hebrew" w:eastAsia="SBL Hebrew"/>
+          <w:b w:val="0"/>
+          <w:i w:val="0"/>
+          <w:color w:val="1A1A1A"/>
+          <w:sz w:val="22"/>
+        </w:rPr>
+        <w:t>הַקָּדוֹשׁ בָּרוּךְ הוּא</w:t>
+      </w:r>
+      <w:r>
+        <w:rPr>
+          <w:rFonts w:ascii="Georgia" w:hAnsi="Georgia" w:cs="SBL Hebrew" w:eastAsia="Georgia"/>
+          <w:b w:val="0"/>
+          <w:i w:val="0"/>
+          <w:color w:val="1A1A1A"/>
+          <w:sz w:val="22"/>
+        </w:rPr>
+        <w:t xml:space="preserve">). On weekdays, those two witnesses are </w:t>
       </w:r>
       <w:r>
         <w:rPr>
@@ -3045,7 +3845,27 @@
           <w:color w:val="1A1A1A"/>
           <w:sz w:val="22"/>
         </w:rPr>
-        <w:t xml:space="preserve">; they carry an active offense against the day. They are treated as </w:t>
+        <w:t xml:space="preserve"> (</w:t>
+      </w:r>
+      <w:r>
+        <w:rPr>
+          <w:rFonts w:ascii="SBL Hebrew" w:hAnsi="SBL Hebrew" w:cs="SBL Hebrew" w:eastAsia="SBL Hebrew"/>
+          <w:b w:val="0"/>
+          <w:i w:val="0"/>
+          <w:color w:val="1A1A1A"/>
+          <w:sz w:val="22"/>
+        </w:rPr>
+        <w:t>בִּטּוּל מִצְוָה</w:t>
+      </w:r>
+      <w:r>
+        <w:rPr>
+          <w:rFonts w:ascii="Georgia" w:hAnsi="Georgia" w:cs="SBL Hebrew" w:eastAsia="Georgia"/>
+          <w:b w:val="0"/>
+          <w:i w:val="0"/>
+          <w:color w:val="1A1A1A"/>
+          <w:sz w:val="22"/>
+        </w:rPr>
+        <w:t xml:space="preserve">); they carry an active offense against the day. They are treated as </w:t>
       </w:r>
       <w:r>
         <w:rPr>
@@ -3065,7 +3885,27 @@
           <w:color w:val="1A1A1A"/>
           <w:sz w:val="22"/>
         </w:rPr>
-        <w:t xml:space="preserve"> and their use is forbidden outright.</w:t>
+        <w:t xml:space="preserve"> (</w:t>
+      </w:r>
+      <w:r>
+        <w:rPr>
+          <w:rFonts w:ascii="SBL Hebrew" w:hAnsi="SBL Hebrew" w:cs="SBL Hebrew" w:eastAsia="SBL Hebrew"/>
+          <w:b w:val="0"/>
+          <w:i w:val="0"/>
+          <w:color w:val="1A1A1A"/>
+          <w:sz w:val="22"/>
+        </w:rPr>
+        <w:t>מֻקְצֶה</w:t>
+      </w:r>
+      <w:r>
+        <w:rPr>
+          <w:rFonts w:ascii="Georgia" w:hAnsi="Georgia" w:cs="SBL Hebrew" w:eastAsia="Georgia"/>
+          <w:b w:val="0"/>
+          <w:i w:val="0"/>
+          <w:color w:val="1A1A1A"/>
+          <w:sz w:val="22"/>
+        </w:rPr>
+        <w:t>) and their use is forbidden outright.</w:t>
       </w:r>
       <w:r>
         <w:rPr>
@@ -3124,7 +3964,27 @@
           <w:color w:val="1A1A1A"/>
           <w:sz w:val="22"/>
         </w:rPr>
-        <w:t xml:space="preserve"> of Central Europe in the nineteenth century, illustrates the point.</w:t>
+        <w:t xml:space="preserve"> (</w:t>
+      </w:r>
+      <w:r>
+        <w:rPr>
+          <w:rFonts w:ascii="SBL Hebrew" w:hAnsi="SBL Hebrew" w:cs="SBL Hebrew" w:eastAsia="SBL Hebrew"/>
+          <w:b w:val="0"/>
+          <w:i w:val="0"/>
+          <w:color w:val="1A1A1A"/>
+          <w:sz w:val="22"/>
+        </w:rPr>
+        <w:t>רַבָּנִים</w:t>
+      </w:r>
+      <w:r>
+        <w:rPr>
+          <w:rFonts w:ascii="Georgia" w:hAnsi="Georgia" w:cs="SBL Hebrew" w:eastAsia="Georgia"/>
+          <w:b w:val="0"/>
+          <w:i w:val="0"/>
+          <w:color w:val="1A1A1A"/>
+          <w:sz w:val="22"/>
+        </w:rPr>
+        <w:t>) of Central Europe in the nineteenth century, illustrates the point.</w:t>
       </w:r>
       <w:r>
         <w:rPr>
@@ -3163,7 +4023,27 @@
           <w:color w:val="1A1A1A"/>
           <w:sz w:val="22"/>
         </w:rPr>
-        <w:t xml:space="preserve"> was informed that Emperor Franz Joseph of Austria-Hungary would visit the </w:t>
+        <w:t xml:space="preserve"> (</w:t>
+      </w:r>
+      <w:r>
+        <w:rPr>
+          <w:rFonts w:ascii="SBL Hebrew" w:hAnsi="SBL Hebrew" w:cs="SBL Hebrew" w:eastAsia="SBL Hebrew"/>
+          <w:b w:val="0"/>
+          <w:i w:val="0"/>
+          <w:color w:val="1A1A1A"/>
+          <w:sz w:val="22"/>
+        </w:rPr>
+        <w:t>קְהִלָּה</w:t>
+      </w:r>
+      <w:r>
+        <w:rPr>
+          <w:rFonts w:ascii="Georgia" w:hAnsi="Georgia" w:cs="SBL Hebrew" w:eastAsia="Georgia"/>
+          <w:b w:val="0"/>
+          <w:i w:val="0"/>
+          <w:color w:val="1A1A1A"/>
+          <w:sz w:val="22"/>
+        </w:rPr>
+        <w:t xml:space="preserve">) was informed that Emperor Franz Joseph of Austria-Hungary would visit the </w:t>
       </w:r>
       <w:r>
         <w:rPr>
@@ -3183,7 +4063,27 @@
           <w:color w:val="1A1A1A"/>
           <w:sz w:val="22"/>
         </w:rPr>
-        <w:t xml:space="preserve"> on Shabbos morning. A rival, resentful that the emperor had chosen the traditional synagogue rather than the reform temple, entered the building the night before and removed the imperial portrait that customarily hung in the lobby as a token of allegiance. He then sent word to the imperial court that the Jews had removed the portrait as an act of rebellion.</w:t>
+        <w:t xml:space="preserve"> (</w:t>
+      </w:r>
+      <w:r>
+        <w:rPr>
+          <w:rFonts w:ascii="SBL Hebrew" w:hAnsi="SBL Hebrew" w:cs="SBL Hebrew" w:eastAsia="SBL Hebrew"/>
+          <w:b w:val="0"/>
+          <w:i w:val="0"/>
+          <w:color w:val="1A1A1A"/>
+          <w:sz w:val="22"/>
+        </w:rPr>
+        <w:t>שׁוּל</w:t>
+      </w:r>
+      <w:r>
+        <w:rPr>
+          <w:rFonts w:ascii="Georgia" w:hAnsi="Georgia" w:cs="SBL Hebrew" w:eastAsia="Georgia"/>
+          <w:b w:val="0"/>
+          <w:i w:val="0"/>
+          <w:color w:val="1A1A1A"/>
+          <w:sz w:val="22"/>
+        </w:rPr>
+        <w:t>) on Shabbos morning. A rival, resentful that the emperor had chosen the traditional synagogue rather than the reform temple, entered the building the night before and removed the imperial portrait that customarily hung in the lobby as a token of allegiance. He then sent word to the imperial court that the Jews had removed the portrait as an act of rebellion.</w:t>
       </w:r>
     </w:p>
     <w:p>
@@ -3218,7 +4118,27 @@
           <w:color w:val="1A1A1A"/>
           <w:sz w:val="22"/>
         </w:rPr>
-        <w:t xml:space="preserve"> for explanation. The </w:t>
+        <w:t xml:space="preserve"> (</w:t>
+      </w:r>
+      <w:r>
+        <w:rPr>
+          <w:rFonts w:ascii="SBL Hebrew" w:hAnsi="SBL Hebrew" w:cs="SBL Hebrew" w:eastAsia="SBL Hebrew"/>
+          <w:b w:val="0"/>
+          <w:i w:val="0"/>
+          <w:color w:val="1A1A1A"/>
+          <w:sz w:val="22"/>
+        </w:rPr>
+        <w:t>רַב</w:t>
+      </w:r>
+      <w:r>
+        <w:rPr>
+          <w:rFonts w:ascii="Georgia" w:hAnsi="Georgia" w:cs="SBL Hebrew" w:eastAsia="Georgia"/>
+          <w:b w:val="0"/>
+          <w:i w:val="0"/>
+          <w:color w:val="1A1A1A"/>
+          <w:sz w:val="22"/>
+        </w:rPr>
+        <w:t xml:space="preserve">) for explanation. The </w:t>
       </w:r>
       <w:r>
         <w:rPr>
@@ -3258,7 +4178,27 @@
           <w:color w:val="1A1A1A"/>
           <w:sz w:val="22"/>
         </w:rPr>
-        <w:t xml:space="preserve">: on every day of the week, the Jew wears </w:t>
+        <w:t xml:space="preserve"> (</w:t>
+      </w:r>
+      <w:r>
+        <w:rPr>
+          <w:rFonts w:ascii="SBL Hebrew" w:hAnsi="SBL Hebrew" w:cs="SBL Hebrew" w:eastAsia="SBL Hebrew"/>
+          <w:b w:val="0"/>
+          <w:i w:val="0"/>
+          <w:color w:val="1A1A1A"/>
+          <w:sz w:val="22"/>
+        </w:rPr>
+        <w:t>הֲלָכָה</w:t>
+      </w:r>
+      <w:r>
+        <w:rPr>
+          <w:rFonts w:ascii="Georgia" w:hAnsi="Georgia" w:cs="SBL Hebrew" w:eastAsia="Georgia"/>
+          <w:b w:val="0"/>
+          <w:i w:val="0"/>
+          <w:color w:val="1A1A1A"/>
+          <w:sz w:val="22"/>
+        </w:rPr>
+        <w:t xml:space="preserve">): on every day of the week, the Jew wears </w:t>
       </w:r>
       <w:r>
         <w:rPr>
@@ -3333,7 +4273,27 @@
           <w:color w:val="1A1A1A"/>
           <w:sz w:val="22"/>
         </w:rPr>
-        <w:t>. Shabbos is not merely a day when a witness is unnecessary because a second suffices; it is a day when a witness would insult the presence to which it purports to testify.</w:t>
+        <w:t xml:space="preserve"> (</w:t>
+      </w:r>
+      <w:r>
+        <w:rPr>
+          <w:rFonts w:ascii="SBL Hebrew" w:hAnsi="SBL Hebrew" w:cs="SBL Hebrew" w:eastAsia="SBL Hebrew"/>
+          <w:b w:val="0"/>
+          <w:i w:val="0"/>
+          <w:color w:val="1A1A1A"/>
+          <w:sz w:val="22"/>
+        </w:rPr>
+        <w:t>סְבָרָא</w:t>
+      </w:r>
+      <w:r>
+        <w:rPr>
+          <w:rFonts w:ascii="Georgia" w:hAnsi="Georgia" w:cs="SBL Hebrew" w:eastAsia="Georgia"/>
+          <w:b w:val="0"/>
+          <w:i w:val="0"/>
+          <w:color w:val="1A1A1A"/>
+          <w:sz w:val="22"/>
+        </w:rPr>
+        <w:t>). Shabbos is not merely a day when a witness is unnecessary because a second suffices; it is a day when a witness would insult the presence to which it purports to testify.</w:t>
       </w:r>
     </w:p>
     <w:p>
@@ -3423,7 +4383,27 @@
           <w:color w:val="1A1A1A"/>
           <w:sz w:val="22"/>
         </w:rPr>
-        <w:t xml:space="preserve"> — the Torah itself excludes Shabbos from the days of the </w:t>
+        <w:t xml:space="preserve"> (</w:t>
+      </w:r>
+      <w:r>
+        <w:rPr>
+          <w:rFonts w:ascii="SBL Hebrew" w:hAnsi="SBL Hebrew" w:cs="SBL Hebrew" w:eastAsia="SBL Hebrew"/>
+          <w:b w:val="0"/>
+          <w:i w:val="0"/>
+          <w:color w:val="1A1A1A"/>
+          <w:sz w:val="22"/>
+        </w:rPr>
+        <w:t>דְּאוֹרַיְתָא</w:t>
+      </w:r>
+      <w:r>
+        <w:rPr>
+          <w:rFonts w:ascii="Georgia" w:hAnsi="Georgia" w:cs="SBL Hebrew" w:eastAsia="Georgia"/>
+          <w:b w:val="0"/>
+          <w:i w:val="0"/>
+          <w:color w:val="1A1A1A"/>
+          <w:sz w:val="22"/>
+        </w:rPr>
+        <w:t xml:space="preserve">) — the Torah itself excludes Shabbos from the days of the </w:t>
       </w:r>
       <w:r>
         <w:rPr>
@@ -3463,7 +4443,27 @@
           <w:color w:val="1A1A1A"/>
           <w:sz w:val="22"/>
         </w:rPr>
-        <w:t xml:space="preserve">, in his hasagos, and the </w:t>
+        <w:t>, in his hasagos (</w:t>
+      </w:r>
+      <w:r>
+        <w:rPr>
+          <w:rFonts w:ascii="SBL Hebrew" w:hAnsi="SBL Hebrew" w:cs="SBL Hebrew" w:eastAsia="SBL Hebrew"/>
+          <w:b w:val="0"/>
+          <w:i w:val="0"/>
+          <w:color w:val="1A1A1A"/>
+          <w:sz w:val="22"/>
+        </w:rPr>
+        <w:t>הַשָּׂגוֹת</w:t>
+      </w:r>
+      <w:r>
+        <w:rPr>
+          <w:rFonts w:ascii="Georgia" w:hAnsi="Georgia" w:cs="SBL Hebrew" w:eastAsia="Georgia"/>
+          <w:b w:val="0"/>
+          <w:i w:val="0"/>
+          <w:color w:val="1A1A1A"/>
+          <w:sz w:val="22"/>
+        </w:rPr>
+        <w:t xml:space="preserve">), and the </w:t>
       </w:r>
       <w:r>
         <w:rPr>
@@ -3503,7 +4503,27 @@
           <w:color w:val="1A1A1A"/>
           <w:sz w:val="22"/>
         </w:rPr>
-        <w:t xml:space="preserve"> framework in which the exclusion is a rabbinic derivation from the </w:t>
+        <w:t xml:space="preserve"> (</w:t>
+      </w:r>
+      <w:r>
+        <w:rPr>
+          <w:rFonts w:ascii="SBL Hebrew" w:hAnsi="SBL Hebrew" w:cs="SBL Hebrew" w:eastAsia="SBL Hebrew"/>
+          <w:b w:val="0"/>
+          <w:i w:val="0"/>
+          <w:color w:val="1A1A1A"/>
+          <w:sz w:val="22"/>
+        </w:rPr>
+        <w:t>דְּרַבָּנָן</w:t>
+      </w:r>
+      <w:r>
+        <w:rPr>
+          <w:rFonts w:ascii="Georgia" w:hAnsi="Georgia" w:cs="SBL Hebrew" w:eastAsia="Georgia"/>
+          <w:b w:val="0"/>
+          <w:i w:val="0"/>
+          <w:color w:val="1A1A1A"/>
+          <w:sz w:val="22"/>
+        </w:rPr>
+        <w:t xml:space="preserve">) framework in which the exclusion is a rabbinic derivation from the </w:t>
       </w:r>
       <w:r>
         <w:rPr>
@@ -3732,7 +4752,27 @@
           <w:color w:val="1A1A1A"/>
           <w:sz w:val="22"/>
         </w:rPr>
-        <w:t xml:space="preserve">. The </w:t>
+        <w:t xml:space="preserve"> (</w:t>
+      </w:r>
+      <w:r>
+        <w:rPr>
+          <w:rFonts w:ascii="SBL Hebrew" w:hAnsi="SBL Hebrew" w:cs="SBL Hebrew" w:eastAsia="SBL Hebrew"/>
+          <w:b w:val="0"/>
+          <w:i w:val="0"/>
+          <w:color w:val="1A1A1A"/>
+          <w:sz w:val="22"/>
+        </w:rPr>
+        <w:t>שַׁבָּתוֹן</w:t>
+      </w:r>
+      <w:r>
+        <w:rPr>
+          <w:rFonts w:ascii="Georgia" w:hAnsi="Georgia" w:cs="SBL Hebrew" w:eastAsia="Georgia"/>
+          <w:b w:val="0"/>
+          <w:i w:val="0"/>
+          <w:color w:val="1A1A1A"/>
+          <w:sz w:val="22"/>
+        </w:rPr>
+        <w:t xml:space="preserve">). The </w:t>
       </w:r>
       <w:r>
         <w:rPr>
@@ -3812,7 +4852,27 @@
           <w:color w:val="1A1A1A"/>
           <w:sz w:val="22"/>
         </w:rPr>
-        <w:t xml:space="preserve">. The </w:t>
+        <w:t xml:space="preserve"> (</w:t>
+      </w:r>
+      <w:r>
+        <w:rPr>
+          <w:rFonts w:ascii="SBL Hebrew" w:hAnsi="SBL Hebrew" w:cs="SBL Hebrew" w:eastAsia="SBL Hebrew"/>
+          <w:b w:val="0"/>
+          <w:i w:val="0"/>
+          <w:color w:val="1A1A1A"/>
+          <w:sz w:val="22"/>
+        </w:rPr>
+        <w:t>חוֹל הַמּוֹעֵד</w:t>
+      </w:r>
+      <w:r>
+        <w:rPr>
+          <w:rFonts w:ascii="Georgia" w:hAnsi="Georgia" w:cs="SBL Hebrew" w:eastAsia="Georgia"/>
+          <w:b w:val="0"/>
+          <w:i w:val="0"/>
+          <w:color w:val="1A1A1A"/>
+          <w:sz w:val="22"/>
+        </w:rPr>
+        <w:t xml:space="preserve">). The </w:t>
       </w:r>
       <w:r>
         <w:rPr>
@@ -3852,7 +4912,27 @@
           <w:color w:val="1A1A1A"/>
           <w:sz w:val="22"/>
         </w:rPr>
-        <w:t xml:space="preserve"> records the machloikes. The </w:t>
+        <w:t xml:space="preserve"> records the machloikes (</w:t>
+      </w:r>
+      <w:r>
+        <w:rPr>
+          <w:rFonts w:ascii="SBL Hebrew" w:hAnsi="SBL Hebrew" w:cs="SBL Hebrew" w:eastAsia="SBL Hebrew"/>
+          <w:b w:val="0"/>
+          <w:i w:val="0"/>
+          <w:color w:val="1A1A1A"/>
+          <w:sz w:val="22"/>
+        </w:rPr>
+        <w:t>מַחֲלוֹקֶת</w:t>
+      </w:r>
+      <w:r>
+        <w:rPr>
+          <w:rFonts w:ascii="Georgia" w:hAnsi="Georgia" w:cs="SBL Hebrew" w:eastAsia="Georgia"/>
+          <w:b w:val="0"/>
+          <w:i w:val="0"/>
+          <w:color w:val="1A1A1A"/>
+          <w:sz w:val="22"/>
+        </w:rPr>
+        <w:t xml:space="preserve">). The </w:t>
       </w:r>
       <w:r>
         <w:rPr>
@@ -4032,7 +5112,27 @@
           <w:color w:val="1A1A1A"/>
           <w:sz w:val="22"/>
         </w:rPr>
-        <w:t>.</w:t>
+        <w:t xml:space="preserve"> (</w:t>
+      </w:r>
+      <w:r>
+        <w:rPr>
+          <w:rFonts w:ascii="SBL Hebrew" w:hAnsi="SBL Hebrew" w:cs="SBL Hebrew" w:eastAsia="SBL Hebrew"/>
+          <w:b w:val="0"/>
+          <w:i w:val="0"/>
+          <w:color w:val="1A1A1A"/>
+          <w:sz w:val="22"/>
+        </w:rPr>
+        <w:t>בְּרָכָה</w:t>
+      </w:r>
+      <w:r>
+        <w:rPr>
+          <w:rFonts w:ascii="Georgia" w:hAnsi="Georgia" w:cs="SBL Hebrew" w:eastAsia="Georgia"/>
+          <w:b w:val="0"/>
+          <w:i w:val="0"/>
+          <w:color w:val="1A1A1A"/>
+          <w:sz w:val="22"/>
+        </w:rPr>
+        <w:t>).</w:t>
       </w:r>
       <w:r>
         <w:rPr>
@@ -4130,7 +5230,27 @@
           <w:color w:val="1A1A1A"/>
           <w:sz w:val="22"/>
         </w:rPr>
-        <w:t xml:space="preserve"> siman </w:t>
+        <w:t xml:space="preserve"> siman (</w:t>
+      </w:r>
+      <w:r>
+        <w:rPr>
+          <w:rFonts w:ascii="SBL Hebrew" w:hAnsi="SBL Hebrew" w:cs="SBL Hebrew" w:eastAsia="SBL Hebrew"/>
+          <w:b w:val="0"/>
+          <w:i w:val="0"/>
+          <w:color w:val="1A1A1A"/>
+          <w:sz w:val="22"/>
+        </w:rPr>
+        <w:t>סִימָן</w:t>
+      </w:r>
+      <w:r>
+        <w:rPr>
+          <w:rFonts w:ascii="Georgia" w:hAnsi="Georgia" w:cs="SBL Hebrew" w:eastAsia="Georgia"/>
+          <w:b w:val="0"/>
+          <w:i w:val="0"/>
+          <w:color w:val="1A1A1A"/>
+          <w:sz w:val="22"/>
+        </w:rPr>
+        <w:t xml:space="preserve">) </w:t>
       </w:r>
       <w:r>
         <w:rPr>
@@ -4170,7 +5290,27 @@
           <w:color w:val="1A1A1A"/>
           <w:sz w:val="22"/>
         </w:rPr>
-        <w:t xml:space="preserve"> to daven </w:t>
+        <w:t xml:space="preserve"> (</w:t>
+      </w:r>
+      <w:r>
+        <w:rPr>
+          <w:rFonts w:ascii="SBL Hebrew" w:hAnsi="SBL Hebrew" w:cs="SBL Hebrew" w:eastAsia="SBL Hebrew"/>
+          <w:b w:val="0"/>
+          <w:i w:val="0"/>
+          <w:color w:val="1A1A1A"/>
+          <w:sz w:val="22"/>
+        </w:rPr>
+        <w:t>מִנְהָג</w:t>
+      </w:r>
+      <w:r>
+        <w:rPr>
+          <w:rFonts w:ascii="Georgia" w:hAnsi="Georgia" w:cs="SBL Hebrew" w:eastAsia="Georgia"/>
+          <w:b w:val="0"/>
+          <w:i w:val="0"/>
+          <w:color w:val="1A1A1A"/>
+          <w:sz w:val="22"/>
+        </w:rPr>
+        <w:t xml:space="preserve">) to daven </w:t>
       </w:r>
       <w:r>
         <w:rPr>
@@ -4190,7 +5330,27 @@
           <w:color w:val="1A1A1A"/>
           <w:sz w:val="22"/>
         </w:rPr>
-        <w:t xml:space="preserve"> somewhat later on Shabbos than during the week.</w:t>
+        <w:t xml:space="preserve"> (</w:t>
+      </w:r>
+      <w:r>
+        <w:rPr>
+          <w:rFonts w:ascii="SBL Hebrew" w:hAnsi="SBL Hebrew" w:cs="SBL Hebrew" w:eastAsia="SBL Hebrew"/>
+          <w:b w:val="0"/>
+          <w:i w:val="0"/>
+          <w:color w:val="1A1A1A"/>
+          <w:sz w:val="22"/>
+        </w:rPr>
+        <w:t>שַׁחֲרִית</w:t>
+      </w:r>
+      <w:r>
+        <w:rPr>
+          <w:rFonts w:ascii="Georgia" w:hAnsi="Georgia" w:cs="SBL Hebrew" w:eastAsia="Georgia"/>
+          <w:b w:val="0"/>
+          <w:i w:val="0"/>
+          <w:color w:val="1A1A1A"/>
+          <w:sz w:val="22"/>
+        </w:rPr>
+        <w:t>) somewhat later on Shabbos than during the week.</w:t>
       </w:r>
       <w:r>
         <w:rPr>
@@ -4358,7 +5518,27 @@
           <w:color w:val="1A1A1A"/>
           <w:sz w:val="22"/>
         </w:rPr>
-        <w:t xml:space="preserve"> of morning, the Torah says </w:t>
+        <w:t xml:space="preserve"> (</w:t>
+      </w:r>
+      <w:r>
+        <w:rPr>
+          <w:rFonts w:ascii="SBL Hebrew" w:hAnsi="SBL Hebrew" w:cs="SBL Hebrew" w:eastAsia="SBL Hebrew"/>
+          <w:b w:val="0"/>
+          <w:i w:val="0"/>
+          <w:color w:val="1A1A1A"/>
+          <w:sz w:val="22"/>
+        </w:rPr>
+        <w:t>תָּמִיד</w:t>
+      </w:r>
+      <w:r>
+        <w:rPr>
+          <w:rFonts w:ascii="Georgia" w:hAnsi="Georgia" w:cs="SBL Hebrew" w:eastAsia="Georgia"/>
+          <w:b w:val="0"/>
+          <w:i w:val="0"/>
+          <w:color w:val="1A1A1A"/>
+          <w:sz w:val="22"/>
+        </w:rPr>
+        <w:t xml:space="preserve">) of morning, the Torah says </w:t>
       </w:r>
       <w:r>
         <w:rPr>
@@ -4508,7 +5688,27 @@
           <w:color w:val="1A1A1A"/>
           <w:sz w:val="22"/>
         </w:rPr>
-        <w:t xml:space="preserve"> of Shabbos, not the morning </w:t>
+        <w:t xml:space="preserve"> (</w:t>
+      </w:r>
+      <w:r>
+        <w:rPr>
+          <w:rFonts w:ascii="SBL Hebrew" w:hAnsi="SBL Hebrew" w:cs="SBL Hebrew" w:eastAsia="SBL Hebrew"/>
+          <w:b w:val="0"/>
+          <w:i w:val="0"/>
+          <w:color w:val="1A1A1A"/>
+          <w:sz w:val="22"/>
+        </w:rPr>
+        <w:t>מוּסָף</w:t>
+      </w:r>
+      <w:r>
+        <w:rPr>
+          <w:rFonts w:ascii="Georgia" w:hAnsi="Georgia" w:cs="SBL Hebrew" w:eastAsia="Georgia"/>
+          <w:b w:val="0"/>
+          <w:i w:val="0"/>
+          <w:color w:val="1A1A1A"/>
+          <w:sz w:val="22"/>
+        </w:rPr>
+        <w:t xml:space="preserve">) of Shabbos, not the morning </w:t>
       </w:r>
       <w:r>
         <w:rPr>
@@ -4528,7 +5728,27 @@
           <w:color w:val="1A1A1A"/>
           <w:sz w:val="22"/>
         </w:rPr>
-        <w:t xml:space="preserve">; that the pasuk about </w:t>
+        <w:t>; that the pasuk (</w:t>
+      </w:r>
+      <w:r>
+        <w:rPr>
+          <w:rFonts w:ascii="SBL Hebrew" w:hAnsi="SBL Hebrew" w:cs="SBL Hebrew" w:eastAsia="SBL Hebrew"/>
+          <w:b w:val="0"/>
+          <w:i w:val="0"/>
+          <w:color w:val="1A1A1A"/>
+          <w:sz w:val="22"/>
+        </w:rPr>
+        <w:t>פָּסוּק</w:t>
+      </w:r>
+      <w:r>
+        <w:rPr>
+          <w:rFonts w:ascii="Georgia" w:hAnsi="Georgia" w:cs="SBL Hebrew" w:eastAsia="Georgia"/>
+          <w:b w:val="0"/>
+          <w:i w:val="0"/>
+          <w:color w:val="1A1A1A"/>
+          <w:sz w:val="22"/>
+        </w:rPr>
+        <w:t xml:space="preserve">) about </w:t>
       </w:r>
       <w:r>
         <w:rPr>
@@ -4568,7 +5788,27 @@
           <w:color w:val="1A1A1A"/>
           <w:sz w:val="22"/>
         </w:rPr>
-        <w:t xml:space="preserve"> is unsurprising, since </w:t>
+        <w:t xml:space="preserve"> (</w:t>
+      </w:r>
+      <w:r>
+        <w:rPr>
+          <w:rFonts w:ascii="SBL Hebrew" w:hAnsi="SBL Hebrew" w:cs="SBL Hebrew" w:eastAsia="SBL Hebrew"/>
+          <w:b w:val="0"/>
+          <w:i w:val="0"/>
+          <w:color w:val="1A1A1A"/>
+          <w:sz w:val="22"/>
+        </w:rPr>
+        <w:t>בַּבֹּקֶר</w:t>
+      </w:r>
+      <w:r>
+        <w:rPr>
+          <w:rFonts w:ascii="Georgia" w:hAnsi="Georgia" w:cs="SBL Hebrew" w:eastAsia="Georgia"/>
+          <w:b w:val="0"/>
+          <w:i w:val="0"/>
+          <w:color w:val="1A1A1A"/>
+          <w:sz w:val="22"/>
+        </w:rPr>
+        <w:t xml:space="preserve">) is unsurprising, since </w:t>
       </w:r>
       <w:r>
         <w:rPr>
@@ -4688,7 +5928,27 @@
           <w:color w:val="1A1A1A"/>
           <w:sz w:val="22"/>
         </w:rPr>
-        <w:t xml:space="preserve"> in the </w:t>
+        <w:t xml:space="preserve"> (</w:t>
+      </w:r>
+      <w:r>
+        <w:rPr>
+          <w:rFonts w:ascii="SBL Hebrew" w:hAnsi="SBL Hebrew" w:cs="SBL Hebrew" w:eastAsia="SBL Hebrew"/>
+          <w:b w:val="0"/>
+          <w:i w:val="0"/>
+          <w:color w:val="1A1A1A"/>
+          <w:sz w:val="22"/>
+        </w:rPr>
+        <w:t>כֹּהֲנִים</w:t>
+      </w:r>
+      <w:r>
+        <w:rPr>
+          <w:rFonts w:ascii="Georgia" w:hAnsi="Georgia" w:cs="SBL Hebrew" w:eastAsia="Georgia"/>
+          <w:b w:val="0"/>
+          <w:i w:val="0"/>
+          <w:color w:val="1A1A1A"/>
+          <w:sz w:val="22"/>
+        </w:rPr>
+        <w:t xml:space="preserve">) in the </w:t>
       </w:r>
       <w:r>
         <w:rPr>
@@ -4708,7 +5968,27 @@
           <w:color w:val="1A1A1A"/>
           <w:sz w:val="22"/>
         </w:rPr>
-        <w:t xml:space="preserve"> slept later on Shabbos morning.</w:t>
+        <w:t xml:space="preserve"> (</w:t>
+      </w:r>
+      <w:r>
+        <w:rPr>
+          <w:rFonts w:ascii="SBL Hebrew" w:hAnsi="SBL Hebrew" w:cs="SBL Hebrew" w:eastAsia="SBL Hebrew"/>
+          <w:b w:val="0"/>
+          <w:i w:val="0"/>
+          <w:color w:val="1A1A1A"/>
+          <w:sz w:val="22"/>
+        </w:rPr>
+        <w:t>בֵּית הַמִּקְדָּשׁ</w:t>
+      </w:r>
+      <w:r>
+        <w:rPr>
+          <w:rFonts w:ascii="Georgia" w:hAnsi="Georgia" w:cs="SBL Hebrew" w:eastAsia="Georgia"/>
+          <w:b w:val="0"/>
+          <w:i w:val="0"/>
+          <w:color w:val="1A1A1A"/>
+          <w:sz w:val="22"/>
+        </w:rPr>
+        <w:t>) slept later on Shabbos morning.</w:t>
       </w:r>
       <w:r>
         <w:rPr>
@@ -4817,7 +6097,27 @@
           <w:color w:val="1A1A1A"/>
           <w:sz w:val="22"/>
         </w:rPr>
-        <w:t>.</w:t>
+        <w:t xml:space="preserve"> (</w:t>
+      </w:r>
+      <w:r>
+        <w:rPr>
+          <w:rFonts w:ascii="SBL Hebrew" w:hAnsi="SBL Hebrew" w:cs="SBL Hebrew" w:eastAsia="SBL Hebrew"/>
+          <w:b w:val="0"/>
+          <w:i w:val="0"/>
+          <w:color w:val="1A1A1A"/>
+          <w:sz w:val="22"/>
+        </w:rPr>
+        <w:t>תְּשׁוּבָה</w:t>
+      </w:r>
+      <w:r>
+        <w:rPr>
+          <w:rFonts w:ascii="Georgia" w:hAnsi="Georgia" w:cs="SBL Hebrew" w:eastAsia="Georgia"/>
+          <w:b w:val="0"/>
+          <w:i w:val="0"/>
+          <w:color w:val="1A1A1A"/>
+          <w:sz w:val="22"/>
+        </w:rPr>
+        <w:t>).</w:t>
       </w:r>
       <w:r>
         <w:rPr>
@@ -4876,7 +6176,27 @@
           <w:color w:val="1A1A1A"/>
           <w:sz w:val="22"/>
         </w:rPr>
-        <w:t xml:space="preserve"> of received tradition, his words must be treated as </w:t>
+        <w:t xml:space="preserve"> (</w:t>
+      </w:r>
+      <w:r>
+        <w:rPr>
+          <w:rFonts w:ascii="SBL Hebrew" w:hAnsi="SBL Hebrew" w:cs="SBL Hebrew" w:eastAsia="SBL Hebrew"/>
+          <w:b w:val="0"/>
+          <w:i w:val="0"/>
+          <w:color w:val="1A1A1A"/>
+          <w:sz w:val="22"/>
+        </w:rPr>
+        <w:t>שַׁלְשֶׁלֶת</w:t>
+      </w:r>
+      <w:r>
+        <w:rPr>
+          <w:rFonts w:ascii="Georgia" w:hAnsi="Georgia" w:cs="SBL Hebrew" w:eastAsia="Georgia"/>
+          <w:b w:val="0"/>
+          <w:i w:val="0"/>
+          <w:color w:val="1A1A1A"/>
+          <w:sz w:val="22"/>
+        </w:rPr>
+        <w:t xml:space="preserve">) of received tradition, his words must be treated as </w:t>
       </w:r>
       <w:r>
         <w:rPr>
@@ -4896,7 +6216,27 @@
           <w:color w:val="1A1A1A"/>
           <w:sz w:val="22"/>
         </w:rPr>
-        <w:t xml:space="preserve">: even if the reasoning does not fully persuade, the ruling must be preserved out of the honor due to the transmitter. The </w:t>
+        <w:t xml:space="preserve"> (</w:t>
+      </w:r>
+      <w:r>
+        <w:rPr>
+          <w:rFonts w:ascii="SBL Hebrew" w:hAnsi="SBL Hebrew" w:cs="SBL Hebrew" w:eastAsia="SBL Hebrew"/>
+          <w:b w:val="0"/>
+          <w:i w:val="0"/>
+          <w:color w:val="1A1A1A"/>
+          <w:sz w:val="22"/>
+        </w:rPr>
+        <w:t>דִּבְרֵי קַבָּלָה</w:t>
+      </w:r>
+      <w:r>
+        <w:rPr>
+          <w:rFonts w:ascii="Georgia" w:hAnsi="Georgia" w:cs="SBL Hebrew" w:eastAsia="Georgia"/>
+          <w:b w:val="0"/>
+          <w:i w:val="0"/>
+          <w:color w:val="1A1A1A"/>
+          <w:sz w:val="22"/>
+        </w:rPr>
+        <w:t xml:space="preserve">): even if the reasoning does not fully persuade, the ruling must be preserved out of the honor due to the transmitter. The </w:t>
       </w:r>
       <w:r>
         <w:rPr>
@@ -5051,7 +6391,27 @@
           <w:color w:val="1A1A1A"/>
           <w:sz w:val="22"/>
         </w:rPr>
-        <w:t xml:space="preserve"> that he should sleep late on Shabbos morning and daven late. He calls the late-</w:t>
+        <w:t xml:space="preserve"> (</w:t>
+      </w:r>
+      <w:r>
+        <w:rPr>
+          <w:rFonts w:ascii="SBL Hebrew" w:hAnsi="SBL Hebrew" w:cs="SBL Hebrew" w:eastAsia="SBL Hebrew"/>
+          <w:b w:val="0"/>
+          <w:i w:val="0"/>
+          <w:color w:val="1A1A1A"/>
+          <w:sz w:val="22"/>
+        </w:rPr>
+        <w:t>חַס וְשָׁלוֹם</w:t>
+      </w:r>
+      <w:r>
+        <w:rPr>
+          <w:rFonts w:ascii="Georgia" w:hAnsi="Georgia" w:cs="SBL Hebrew" w:eastAsia="Georgia"/>
+          <w:b w:val="0"/>
+          <w:i w:val="0"/>
+          <w:color w:val="1A1A1A"/>
+          <w:sz w:val="22"/>
+        </w:rPr>
+        <w:t>) that he should sleep late on Shabbos morning and daven late. He calls the late-</w:t>
       </w:r>
       <w:r>
         <w:rPr>
@@ -5091,7 +6451,27 @@
           <w:color w:val="1A1A1A"/>
           <w:sz w:val="22"/>
         </w:rPr>
-        <w:t xml:space="preserve">, </w:t>
+        <w:t xml:space="preserve"> (</w:t>
+      </w:r>
+      <w:r>
+        <w:rPr>
+          <w:rFonts w:ascii="SBL Hebrew" w:hAnsi="SBL Hebrew" w:cs="SBL Hebrew" w:eastAsia="SBL Hebrew"/>
+          <w:b w:val="0"/>
+          <w:i w:val="0"/>
+          <w:color w:val="1A1A1A"/>
+          <w:sz w:val="22"/>
+        </w:rPr>
+        <w:t>מִנְהָג יָפֶה</w:t>
+      </w:r>
+      <w:r>
+        <w:rPr>
+          <w:rFonts w:ascii="Georgia" w:hAnsi="Georgia" w:cs="SBL Hebrew" w:eastAsia="Georgia"/>
+          <w:b w:val="0"/>
+          <w:i w:val="0"/>
+          <w:color w:val="1A1A1A"/>
+          <w:sz w:val="22"/>
+        </w:rPr>
+        <w:t xml:space="preserve">), </w:t>
       </w:r>
       <w:r>
         <w:rPr>
@@ -5111,7 +6491,27 @@
           <w:color w:val="1A1A1A"/>
           <w:sz w:val="22"/>
         </w:rPr>
-        <w:t xml:space="preserve">, and states plainly that he himself davens </w:t>
+        <w:t xml:space="preserve"> (</w:t>
+      </w:r>
+      <w:r>
+        <w:rPr>
+          <w:rFonts w:ascii="SBL Hebrew" w:hAnsi="SBL Hebrew" w:cs="SBL Hebrew" w:eastAsia="SBL Hebrew"/>
+          <w:b w:val="0"/>
+          <w:i w:val="0"/>
+          <w:color w:val="1A1A1A"/>
+          <w:sz w:val="22"/>
+        </w:rPr>
+        <w:t>מִנְהָג הָגוּן</w:t>
+      </w:r>
+      <w:r>
+        <w:rPr>
+          <w:rFonts w:ascii="Georgia" w:hAnsi="Georgia" w:cs="SBL Hebrew" w:eastAsia="Georgia"/>
+          <w:b w:val="0"/>
+          <w:i w:val="0"/>
+          <w:color w:val="1A1A1A"/>
+          <w:sz w:val="22"/>
+        </w:rPr>
+        <w:t xml:space="preserve">), and states plainly that he himself davens </w:t>
       </w:r>
       <w:r>
         <w:rPr>
@@ -5131,7 +6531,27 @@
           <w:color w:val="1A1A1A"/>
           <w:sz w:val="22"/>
         </w:rPr>
-        <w:t xml:space="preserve"> every Shabbos. The passage stands as one of the great instances in the responsa literature of a </w:t>
+        <w:t xml:space="preserve"> (</w:t>
+      </w:r>
+      <w:r>
+        <w:rPr>
+          <w:rFonts w:ascii="SBL Hebrew" w:hAnsi="SBL Hebrew" w:cs="SBL Hebrew" w:eastAsia="SBL Hebrew"/>
+          <w:b w:val="0"/>
+          <w:i w:val="0"/>
+          <w:color w:val="1A1A1A"/>
+          <w:sz w:val="22"/>
+        </w:rPr>
+        <w:t>וָתִיקִין</w:t>
+      </w:r>
+      <w:r>
+        <w:rPr>
+          <w:rFonts w:ascii="Georgia" w:hAnsi="Georgia" w:cs="SBL Hebrew" w:eastAsia="Georgia"/>
+          <w:b w:val="0"/>
+          <w:i w:val="0"/>
+          <w:color w:val="1A1A1A"/>
+          <w:sz w:val="22"/>
+        </w:rPr>
+        <w:t xml:space="preserve">) every Shabbos. The passage stands as one of the great instances in the responsa literature of a </w:t>
       </w:r>
       <w:r>
         <w:rPr>
@@ -5151,7 +6571,27 @@
           <w:color w:val="1A1A1A"/>
           <w:sz w:val="22"/>
         </w:rPr>
-        <w:t xml:space="preserve"> defending a tradition he does not personally accept.</w:t>
+        <w:t xml:space="preserve"> (</w:t>
+      </w:r>
+      <w:r>
+        <w:rPr>
+          <w:rFonts w:ascii="SBL Hebrew" w:hAnsi="SBL Hebrew" w:cs="SBL Hebrew" w:eastAsia="SBL Hebrew"/>
+          <w:b w:val="0"/>
+          <w:i w:val="0"/>
+          <w:color w:val="1A1A1A"/>
+          <w:sz w:val="22"/>
+        </w:rPr>
+        <w:t>פּוֹסֵק</w:t>
+      </w:r>
+      <w:r>
+        <w:rPr>
+          <w:rFonts w:ascii="Georgia" w:hAnsi="Georgia" w:cs="SBL Hebrew" w:eastAsia="Georgia"/>
+          <w:b w:val="0"/>
+          <w:i w:val="0"/>
+          <w:color w:val="1A1A1A"/>
+          <w:sz w:val="22"/>
+        </w:rPr>
+        <w:t>) defending a tradition he does not personally accept.</w:t>
       </w:r>
     </w:p>
     <w:p>
@@ -5280,7 +6720,27 @@
           <w:color w:val="1A1A1A"/>
           <w:sz w:val="22"/>
         </w:rPr>
-        <w:t xml:space="preserve">, the community davens late — because </w:t>
+        <w:t xml:space="preserve"> (</w:t>
+      </w:r>
+      <w:r>
+        <w:rPr>
+          <w:rFonts w:ascii="SBL Hebrew" w:hAnsi="SBL Hebrew" w:cs="SBL Hebrew" w:eastAsia="SBL Hebrew"/>
+          <w:b w:val="0"/>
+          <w:i w:val="0"/>
+          <w:color w:val="1A1A1A"/>
+          <w:sz w:val="22"/>
+        </w:rPr>
+        <w:t>יוֹם טוֹב</w:t>
+      </w:r>
+      <w:r>
+        <w:rPr>
+          <w:rFonts w:ascii="Georgia" w:hAnsi="Georgia" w:cs="SBL Hebrew" w:eastAsia="Georgia"/>
+          <w:b w:val="0"/>
+          <w:i w:val="0"/>
+          <w:color w:val="1A1A1A"/>
+          <w:sz w:val="22"/>
+        </w:rPr>
+        <w:t xml:space="preserve">), the community davens late — because </w:t>
       </w:r>
       <w:r>
         <w:rPr>
@@ -5320,7 +6780,27 @@
           <w:color w:val="1A1A1A"/>
           <w:sz w:val="22"/>
         </w:rPr>
-        <w:t xml:space="preserve">. On Shabbos, when all cooking is prohibited and preparations are made in advance, this distraction does not exist, and Rashi comments explicitly that on Shabbos one should daven </w:t>
+        <w:t xml:space="preserve"> (</w:t>
+      </w:r>
+      <w:r>
+        <w:rPr>
+          <w:rFonts w:ascii="SBL Hebrew" w:hAnsi="SBL Hebrew" w:cs="SBL Hebrew" w:eastAsia="SBL Hebrew"/>
+          <w:b w:val="0"/>
+          <w:i w:val="0"/>
+          <w:color w:val="1A1A1A"/>
+          <w:sz w:val="22"/>
+        </w:rPr>
+        <w:t>סְעוּדָה</w:t>
+      </w:r>
+      <w:r>
+        <w:rPr>
+          <w:rFonts w:ascii="Georgia" w:hAnsi="Georgia" w:cs="SBL Hebrew" w:eastAsia="Georgia"/>
+          <w:b w:val="0"/>
+          <w:i w:val="0"/>
+          <w:color w:val="1A1A1A"/>
+          <w:sz w:val="22"/>
+        </w:rPr>
+        <w:t xml:space="preserve">). On Shabbos, when all cooking is prohibited and preparations are made in advance, this distraction does not exist, and Rashi comments explicitly that on Shabbos one should daven </w:t>
       </w:r>
       <w:r>
         <w:rPr>
@@ -5430,7 +6910,27 @@
           <w:color w:val="1A1A1A"/>
           <w:sz w:val="22"/>
         </w:rPr>
-        <w:t xml:space="preserve"> commonly prefer a simpler account of the observable practice. Two rationales are widely invoked.</w:t>
+        <w:t xml:space="preserve"> (</w:t>
+      </w:r>
+      <w:r>
+        <w:rPr>
+          <w:rFonts w:ascii="SBL Hebrew" w:hAnsi="SBL Hebrew" w:cs="SBL Hebrew" w:eastAsia="SBL Hebrew"/>
+          <w:b w:val="0"/>
+          <w:i w:val="0"/>
+          <w:color w:val="1A1A1A"/>
+          <w:sz w:val="22"/>
+        </w:rPr>
+        <w:t>אַחֲרוֹנִים</w:t>
+      </w:r>
+      <w:r>
+        <w:rPr>
+          <w:rFonts w:ascii="Georgia" w:hAnsi="Georgia" w:cs="SBL Hebrew" w:eastAsia="Georgia"/>
+          <w:b w:val="0"/>
+          <w:i w:val="0"/>
+          <w:color w:val="1A1A1A"/>
+          <w:sz w:val="22"/>
+        </w:rPr>
+        <w:t>) commonly prefer a simpler account of the observable practice. Two rationales are widely invoked.</w:t>
       </w:r>
     </w:p>
     <w:p>
@@ -5465,13 +6965,33 @@
           <w:color w:val="1A1A1A"/>
           <w:sz w:val="22"/>
         </w:rPr>
-        <w:t xml:space="preserve">. The dictum </w:t>
+        <w:t xml:space="preserve"> (</w:t>
       </w:r>
       <w:r>
         <w:rPr>
           <w:rFonts w:ascii="SBL Hebrew" w:hAnsi="SBL Hebrew" w:cs="SBL Hebrew" w:eastAsia="SBL Hebrew"/>
           <w:b w:val="0"/>
           <w:i w:val="0"/>
+          <w:color w:val="1A1A1A"/>
+          <w:sz w:val="22"/>
+        </w:rPr>
+        <w:t>עֹנֶג שַׁבָּת</w:t>
+      </w:r>
+      <w:r>
+        <w:rPr>
+          <w:rFonts w:ascii="Georgia" w:hAnsi="Georgia" w:cs="SBL Hebrew" w:eastAsia="Georgia"/>
+          <w:b w:val="0"/>
+          <w:i w:val="0"/>
+          <w:color w:val="1A1A1A"/>
+          <w:sz w:val="22"/>
+        </w:rPr>
+        <w:t xml:space="preserve">). The dictum </w:t>
+      </w:r>
+      <w:r>
+        <w:rPr>
+          <w:rFonts w:ascii="SBL Hebrew" w:hAnsi="SBL Hebrew" w:cs="SBL Hebrew" w:eastAsia="SBL Hebrew"/>
+          <w:b w:val="0"/>
+          <w:i w:val="0"/>
           <w:color w:val="1E3A8A"/>
           <w:sz w:val="22"/>
         </w:rPr>
@@ -5525,7 +7045,27 @@
           <w:color w:val="1A1A1A"/>
           <w:sz w:val="22"/>
         </w:rPr>
-        <w:t>, a textual peg for a rationale that already stood on its own ground.</w:t>
+        <w:t xml:space="preserve"> (</w:t>
+      </w:r>
+      <w:r>
+        <w:rPr>
+          <w:rFonts w:ascii="SBL Hebrew" w:hAnsi="SBL Hebrew" w:cs="SBL Hebrew" w:eastAsia="SBL Hebrew"/>
+          <w:b w:val="0"/>
+          <w:i w:val="0"/>
+          <w:color w:val="1A1A1A"/>
+          <w:sz w:val="22"/>
+        </w:rPr>
+        <w:t>אַסְמַכְתָּא</w:t>
+      </w:r>
+      <w:r>
+        <w:rPr>
+          <w:rFonts w:ascii="Georgia" w:hAnsi="Georgia" w:cs="SBL Hebrew" w:eastAsia="Georgia"/>
+          <w:b w:val="0"/>
+          <w:i w:val="0"/>
+          <w:color w:val="1A1A1A"/>
+          <w:sz w:val="22"/>
+        </w:rPr>
+        <w:t>), a textual peg for a rationale that already stood on its own ground.</w:t>
       </w:r>
       <w:r>
         <w:rPr>
@@ -5569,7 +7109,47 @@
           <w:color w:val="1A1A1A"/>
           <w:sz w:val="22"/>
         </w:rPr>
-        <w:t xml:space="preserve"> — reading each verse of the parsha twice in the Hebrew and once in Onkelos. On this reading, the later </w:t>
+        <w:t xml:space="preserve"> (</w:t>
+      </w:r>
+      <w:r>
+        <w:rPr>
+          <w:rFonts w:ascii="SBL Hebrew" w:hAnsi="SBL Hebrew" w:cs="SBL Hebrew" w:eastAsia="SBL Hebrew"/>
+          <w:b w:val="0"/>
+          <w:i w:val="0"/>
+          <w:color w:val="1A1A1A"/>
+          <w:sz w:val="22"/>
+        </w:rPr>
+        <w:t>שְׁנַיִם מִקְרָא וְאֶחָד תַּרְגּוּם</w:t>
+      </w:r>
+      <w:r>
+        <w:rPr>
+          <w:rFonts w:ascii="Georgia" w:hAnsi="Georgia" w:cs="SBL Hebrew" w:eastAsia="Georgia"/>
+          <w:b w:val="0"/>
+          <w:i w:val="0"/>
+          <w:color w:val="1A1A1A"/>
+          <w:sz w:val="22"/>
+        </w:rPr>
+        <w:t>) — reading each verse of the parsha (</w:t>
+      </w:r>
+      <w:r>
+        <w:rPr>
+          <w:rFonts w:ascii="SBL Hebrew" w:hAnsi="SBL Hebrew" w:cs="SBL Hebrew" w:eastAsia="SBL Hebrew"/>
+          <w:b w:val="0"/>
+          <w:i w:val="0"/>
+          <w:color w:val="1A1A1A"/>
+          <w:sz w:val="22"/>
+        </w:rPr>
+        <w:t>פָּרָשָׁה</w:t>
+      </w:r>
+      <w:r>
+        <w:rPr>
+          <w:rFonts w:ascii="Georgia" w:hAnsi="Georgia" w:cs="SBL Hebrew" w:eastAsia="Georgia"/>
+          <w:b w:val="0"/>
+          <w:i w:val="0"/>
+          <w:color w:val="1A1A1A"/>
+          <w:sz w:val="22"/>
+        </w:rPr>
+        <w:t xml:space="preserve">) twice in the Hebrew and once in Onkelos. On this reading, the later </w:t>
       </w:r>
       <w:r>
         <w:rPr>
@@ -5653,7 +7233,27 @@
           <w:color w:val="1A1A1A"/>
           <w:sz w:val="22"/>
         </w:rPr>
-        <w:t xml:space="preserve"> before it advances too far into the </w:t>
+        <w:t xml:space="preserve"> (</w:t>
+      </w:r>
+      <w:r>
+        <w:rPr>
+          <w:rFonts w:ascii="SBL Hebrew" w:hAnsi="SBL Hebrew" w:cs="SBL Hebrew" w:eastAsia="SBL Hebrew"/>
+          <w:b w:val="0"/>
+          <w:i w:val="0"/>
+          <w:color w:val="1A1A1A"/>
+          <w:sz w:val="22"/>
+        </w:rPr>
+        <w:t>צִבּוּר</w:t>
+      </w:r>
+      <w:r>
+        <w:rPr>
+          <w:rFonts w:ascii="Georgia" w:hAnsi="Georgia" w:cs="SBL Hebrew" w:eastAsia="Georgia"/>
+          <w:b w:val="0"/>
+          <w:i w:val="0"/>
+          <w:color w:val="1A1A1A"/>
+          <w:sz w:val="22"/>
+        </w:rPr>
+        <w:t xml:space="preserve">) before it advances too far into the </w:t>
       </w:r>
       <w:r>
         <w:rPr>
@@ -5673,7 +7273,27 @@
           <w:color w:val="1A1A1A"/>
           <w:sz w:val="22"/>
         </w:rPr>
-        <w:t xml:space="preserve">, ensuring that </w:t>
+        <w:t xml:space="preserve"> (</w:t>
+      </w:r>
+      <w:r>
+        <w:rPr>
+          <w:rFonts w:ascii="SBL Hebrew" w:hAnsi="SBL Hebrew" w:cs="SBL Hebrew" w:eastAsia="SBL Hebrew"/>
+          <w:b w:val="0"/>
+          <w:i w:val="0"/>
+          <w:color w:val="1A1A1A"/>
+          <w:sz w:val="22"/>
+        </w:rPr>
+        <w:t>תְּפִלָּה</w:t>
+      </w:r>
+      <w:r>
+        <w:rPr>
+          <w:rFonts w:ascii="Georgia" w:hAnsi="Georgia" w:cs="SBL Hebrew" w:eastAsia="Georgia"/>
+          <w:b w:val="0"/>
+          <w:i w:val="0"/>
+          <w:color w:val="1A1A1A"/>
+          <w:sz w:val="22"/>
+        </w:rPr>
+        <w:t xml:space="preserve">), ensuring that </w:t>
       </w:r>
       <w:r>
         <w:rPr>
@@ -5693,7 +7313,27 @@
           <w:color w:val="1A1A1A"/>
           <w:sz w:val="22"/>
         </w:rPr>
-        <w:t xml:space="preserve"> is realized more fully than would be the case with an earlier start.</w:t>
+        <w:t xml:space="preserve"> (</w:t>
+      </w:r>
+      <w:r>
+        <w:rPr>
+          <w:rFonts w:ascii="SBL Hebrew" w:hAnsi="SBL Hebrew" w:cs="SBL Hebrew" w:eastAsia="SBL Hebrew"/>
+          <w:b w:val="0"/>
+          <w:i w:val="0"/>
+          <w:color w:val="1A1A1A"/>
+          <w:sz w:val="22"/>
+        </w:rPr>
+        <w:t>תְּפִלָּה בְּצִבּוּר</w:t>
+      </w:r>
+      <w:r>
+        <w:rPr>
+          <w:rFonts w:ascii="Georgia" w:hAnsi="Georgia" w:cs="SBL Hebrew" w:eastAsia="Georgia"/>
+          <w:b w:val="0"/>
+          <w:i w:val="0"/>
+          <w:color w:val="1A1A1A"/>
+          <w:sz w:val="22"/>
+        </w:rPr>
+        <w:t>) is realized more fully than would be the case with an earlier start.</w:t>
       </w:r>
       <w:r>
         <w:rPr>
@@ -5752,7 +7392,27 @@
           <w:color w:val="1A1A1A"/>
           <w:sz w:val="22"/>
         </w:rPr>
-        <w:t xml:space="preserve"> stands beyond dispute. A late start — whether at nine o’clock in the modern American norm or somewhat later in the summer months — can run against </w:t>
+        <w:t xml:space="preserve"> (</w:t>
+      </w:r>
+      <w:r>
+        <w:rPr>
+          <w:rFonts w:ascii="SBL Hebrew" w:hAnsi="SBL Hebrew" w:cs="SBL Hebrew" w:eastAsia="SBL Hebrew"/>
+          <w:b w:val="0"/>
+          <w:i w:val="0"/>
+          <w:color w:val="1A1A1A"/>
+          <w:sz w:val="22"/>
+        </w:rPr>
+        <w:t>גֶּדֶר</w:t>
+      </w:r>
+      <w:r>
+        <w:rPr>
+          <w:rFonts w:ascii="Georgia" w:hAnsi="Georgia" w:cs="SBL Hebrew" w:eastAsia="Georgia"/>
+          <w:b w:val="0"/>
+          <w:i w:val="0"/>
+          <w:color w:val="1A1A1A"/>
+          <w:sz w:val="22"/>
+        </w:rPr>
+        <w:t xml:space="preserve">) stands beyond dispute. A late start — whether at nine o’clock in the modern American norm or somewhat later in the summer months — can run against </w:t>
       </w:r>
       <w:r>
         <w:rPr>
@@ -5772,7 +7432,27 @@
           <w:color w:val="1A1A1A"/>
           <w:sz w:val="22"/>
         </w:rPr>
-        <w:t xml:space="preserve"> and, on the longest summer days, even against </w:t>
+        <w:t xml:space="preserve"> (</w:t>
+      </w:r>
+      <w:r>
+        <w:rPr>
+          <w:rFonts w:ascii="SBL Hebrew" w:hAnsi="SBL Hebrew" w:cs="SBL Hebrew" w:eastAsia="SBL Hebrew"/>
+          <w:b w:val="0"/>
+          <w:i w:val="0"/>
+          <w:color w:val="1A1A1A"/>
+          <w:sz w:val="22"/>
+        </w:rPr>
+        <w:t>סוֹף זְמַן קְרִיאַת שְׁמַע</w:t>
+      </w:r>
+      <w:r>
+        <w:rPr>
+          <w:rFonts w:ascii="Georgia" w:hAnsi="Georgia" w:cs="SBL Hebrew" w:eastAsia="Georgia"/>
+          <w:b w:val="0"/>
+          <w:i w:val="0"/>
+          <w:color w:val="1A1A1A"/>
+          <w:sz w:val="22"/>
+        </w:rPr>
+        <w:t xml:space="preserve">) and, on the longest summer days, even against </w:t>
       </w:r>
       <w:r>
         <w:rPr>
@@ -5792,7 +7472,27 @@
           <w:color w:val="1A1A1A"/>
           <w:sz w:val="22"/>
         </w:rPr>
-        <w:t xml:space="preserve">. If the pace of the </w:t>
+        <w:t xml:space="preserve"> (</w:t>
+      </w:r>
+      <w:r>
+        <w:rPr>
+          <w:rFonts w:ascii="SBL Hebrew" w:hAnsi="SBL Hebrew" w:cs="SBL Hebrew" w:eastAsia="SBL Hebrew"/>
+          <w:b w:val="0"/>
+          <w:i w:val="0"/>
+          <w:color w:val="1A1A1A"/>
+          <w:sz w:val="22"/>
+        </w:rPr>
+        <w:t>סוֹף זְמַן תְּפִלָּה</w:t>
+      </w:r>
+      <w:r>
+        <w:rPr>
+          <w:rFonts w:ascii="Georgia" w:hAnsi="Georgia" w:cs="SBL Hebrew" w:eastAsia="Georgia"/>
+          <w:b w:val="0"/>
+          <w:i w:val="0"/>
+          <w:color w:val="1A1A1A"/>
+          <w:sz w:val="22"/>
+        </w:rPr>
+        <w:t xml:space="preserve">). If the pace of the </w:t>
       </w:r>
       <w:r>
         <w:rPr>
@@ -5812,7 +7512,27 @@
           <w:color w:val="1A1A1A"/>
           <w:sz w:val="22"/>
         </w:rPr>
-        <w:t xml:space="preserve"> threatens to carry the community past these limits, the individual must be prepared to interrupt his own progress through </w:t>
+        <w:t xml:space="preserve"> (</w:t>
+      </w:r>
+      <w:r>
+        <w:rPr>
+          <w:rFonts w:ascii="SBL Hebrew" w:hAnsi="SBL Hebrew" w:cs="SBL Hebrew" w:eastAsia="SBL Hebrew"/>
+          <w:b w:val="0"/>
+          <w:i w:val="0"/>
+          <w:color w:val="1A1A1A"/>
+          <w:sz w:val="22"/>
+        </w:rPr>
+        <w:t>שְׁלִיחַ צִבּוּר</w:t>
+      </w:r>
+      <w:r>
+        <w:rPr>
+          <w:rFonts w:ascii="Georgia" w:hAnsi="Georgia" w:cs="SBL Hebrew" w:eastAsia="Georgia"/>
+          <w:b w:val="0"/>
+          <w:i w:val="0"/>
+          <w:color w:val="1A1A1A"/>
+          <w:sz w:val="22"/>
+        </w:rPr>
+        <w:t xml:space="preserve">) threatens to carry the community past these limits, the individual must be prepared to interrupt his own progress through </w:t>
       </w:r>
       <w:r>
         <w:rPr>
@@ -5832,7 +7552,27 @@
           <w:color w:val="1A1A1A"/>
           <w:sz w:val="22"/>
         </w:rPr>
-        <w:t xml:space="preserve"> and recite </w:t>
+        <w:t xml:space="preserve"> (</w:t>
+      </w:r>
+      <w:r>
+        <w:rPr>
+          <w:rFonts w:ascii="SBL Hebrew" w:hAnsi="SBL Hebrew" w:cs="SBL Hebrew" w:eastAsia="SBL Hebrew"/>
+          <w:b w:val="0"/>
+          <w:i w:val="0"/>
+          <w:color w:val="1A1A1A"/>
+          <w:sz w:val="22"/>
+        </w:rPr>
+        <w:t>פְּסוּקֵי דְזִמְרָא</w:t>
+      </w:r>
+      <w:r>
+        <w:rPr>
+          <w:rFonts w:ascii="Georgia" w:hAnsi="Georgia" w:cs="SBL Hebrew" w:eastAsia="Georgia"/>
+          <w:b w:val="0"/>
+          <w:i w:val="0"/>
+          <w:color w:val="1A1A1A"/>
+          <w:sz w:val="22"/>
+        </w:rPr>
+        <w:t xml:space="preserve">) and recite </w:t>
       </w:r>
       <w:r>
         <w:rPr>
@@ -5852,7 +7592,27 @@
           <w:color w:val="1A1A1A"/>
           <w:sz w:val="22"/>
         </w:rPr>
-        <w:t xml:space="preserve"> for himself. The </w:t>
+        <w:t xml:space="preserve"> (</w:t>
+      </w:r>
+      <w:r>
+        <w:rPr>
+          <w:rFonts w:ascii="SBL Hebrew" w:hAnsi="SBL Hebrew" w:cs="SBL Hebrew" w:eastAsia="SBL Hebrew"/>
+          <w:b w:val="0"/>
+          <w:i w:val="0"/>
+          <w:color w:val="1A1A1A"/>
+          <w:sz w:val="22"/>
+        </w:rPr>
+        <w:t>קְרִיאַת שְׁמַע</w:t>
+      </w:r>
+      <w:r>
+        <w:rPr>
+          <w:rFonts w:ascii="Georgia" w:hAnsi="Georgia" w:cs="SBL Hebrew" w:eastAsia="Georgia"/>
+          <w:b w:val="0"/>
+          <w:i w:val="0"/>
+          <w:color w:val="1A1A1A"/>
+          <w:sz w:val="22"/>
+        </w:rPr>
+        <w:t xml:space="preserve">) for himself. The </w:t>
       </w:r>
       <w:r>
         <w:rPr>
@@ -5912,7 +7672,27 @@
           <w:color w:val="1A1A1A"/>
           <w:sz w:val="22"/>
         </w:rPr>
-        <w:t xml:space="preserve"> before the </w:t>
+        <w:t xml:space="preserve"> (</w:t>
+      </w:r>
+      <w:r>
+        <w:rPr>
+          <w:rFonts w:ascii="SBL Hebrew" w:hAnsi="SBL Hebrew" w:cs="SBL Hebrew" w:eastAsia="SBL Hebrew"/>
+          <w:b w:val="0"/>
+          <w:i w:val="0"/>
+          <w:color w:val="1A1A1A"/>
+          <w:sz w:val="22"/>
+        </w:rPr>
+        <w:t>כַּוָּנָה</w:t>
+      </w:r>
+      <w:r>
+        <w:rPr>
+          <w:rFonts w:ascii="Georgia" w:hAnsi="Georgia" w:cs="SBL Hebrew" w:eastAsia="Georgia"/>
+          <w:b w:val="0"/>
+          <w:i w:val="0"/>
+          <w:color w:val="1A1A1A"/>
+          <w:sz w:val="22"/>
+        </w:rPr>
+        <w:t xml:space="preserve">) before the </w:t>
       </w:r>
       <w:r>
         <w:rPr>
@@ -5932,7 +7712,27 @@
           <w:color w:val="1A1A1A"/>
           <w:sz w:val="22"/>
         </w:rPr>
-        <w:t xml:space="preserve">; the preferable course is to recite the entire </w:t>
+        <w:t xml:space="preserve"> (</w:t>
+      </w:r>
+      <w:r>
+        <w:rPr>
+          <w:rFonts w:ascii="SBL Hebrew" w:hAnsi="SBL Hebrew" w:cs="SBL Hebrew" w:eastAsia="SBL Hebrew"/>
+          <w:b w:val="0"/>
+          <w:i w:val="0"/>
+          <w:color w:val="1A1A1A"/>
+          <w:sz w:val="22"/>
+        </w:rPr>
+        <w:t>זְמַן</w:t>
+      </w:r>
+      <w:r>
+        <w:rPr>
+          <w:rFonts w:ascii="Georgia" w:hAnsi="Georgia" w:cs="SBL Hebrew" w:eastAsia="Georgia"/>
+          <w:b w:val="0"/>
+          <w:i w:val="0"/>
+          <w:color w:val="1A1A1A"/>
+          <w:sz w:val="22"/>
+        </w:rPr>
+        <w:t xml:space="preserve">); the preferable course is to recite the entire </w:t>
       </w:r>
       <w:r>
         <w:rPr>
@@ -6070,7 +7870,27 @@
           <w:color w:val="1A1A1A"/>
           <w:sz w:val="22"/>
         </w:rPr>
-        <w:t xml:space="preserve"> is recited during the week and on Shabbos.</w:t>
+        <w:t xml:space="preserve"> (</w:t>
+      </w:r>
+      <w:r>
+        <w:rPr>
+          <w:rFonts w:ascii="SBL Hebrew" w:hAnsi="SBL Hebrew" w:cs="SBL Hebrew" w:eastAsia="SBL Hebrew"/>
+          <w:b w:val="0"/>
+          <w:i w:val="0"/>
+          <w:color w:val="1A1A1A"/>
+          <w:sz w:val="22"/>
+        </w:rPr>
+        <w:t>פְּסוּקֵי דְזִמְרָא</w:t>
+      </w:r>
+      <w:r>
+        <w:rPr>
+          <w:rFonts w:ascii="Georgia" w:hAnsi="Georgia" w:cs="SBL Hebrew" w:eastAsia="Georgia"/>
+          <w:b w:val="0"/>
+          <w:i w:val="0"/>
+          <w:color w:val="1A1A1A"/>
+          <w:sz w:val="22"/>
+        </w:rPr>
+        <w:t>) is recited during the week and on Shabbos.</w:t>
       </w:r>
       <w:r>
         <w:rPr>
@@ -6109,7 +7929,27 @@
           <w:color w:val="1A1A1A"/>
           <w:sz w:val="22"/>
         </w:rPr>
-        <w:t xml:space="preserve"> — quietly, under the breath, in the mode of the individual’s internal preparation. On Shabbos the recitation is aloud, with </w:t>
+        <w:t xml:space="preserve"> (</w:t>
+      </w:r>
+      <w:r>
+        <w:rPr>
+          <w:rFonts w:ascii="SBL Hebrew" w:hAnsi="SBL Hebrew" w:cs="SBL Hebrew" w:eastAsia="SBL Hebrew"/>
+          <w:b w:val="0"/>
+          <w:i w:val="0"/>
+          <w:color w:val="1A1A1A"/>
+          <w:sz w:val="22"/>
+        </w:rPr>
+        <w:t>בְּלַחַשׁ</w:t>
+      </w:r>
+      <w:r>
+        <w:rPr>
+          <w:rFonts w:ascii="Georgia" w:hAnsi="Georgia" w:cs="SBL Hebrew" w:eastAsia="Georgia"/>
+          <w:b w:val="0"/>
+          <w:i w:val="0"/>
+          <w:color w:val="1A1A1A"/>
+          <w:sz w:val="22"/>
+        </w:rPr>
+        <w:t xml:space="preserve">) — quietly, under the breath, in the mode of the individual’s internal preparation. On Shabbos the recitation is aloud, with </w:t>
       </w:r>
       <w:r>
         <w:rPr>
@@ -6129,7 +7969,27 @@
           <w:color w:val="1A1A1A"/>
           <w:sz w:val="22"/>
         </w:rPr>
-        <w:t xml:space="preserve">, expansively and joyfully. In the </w:t>
+        <w:t xml:space="preserve"> (</w:t>
+      </w:r>
+      <w:r>
+        <w:rPr>
+          <w:rFonts w:ascii="SBL Hebrew" w:hAnsi="SBL Hebrew" w:cs="SBL Hebrew" w:eastAsia="SBL Hebrew"/>
+          <w:b w:val="0"/>
+          <w:i w:val="0"/>
+          <w:color w:val="1A1A1A"/>
+          <w:sz w:val="22"/>
+        </w:rPr>
+        <w:t>נִגּוּן</w:t>
+      </w:r>
+      <w:r>
+        <w:rPr>
+          <w:rFonts w:ascii="Georgia" w:hAnsi="Georgia" w:cs="SBL Hebrew" w:eastAsia="Georgia"/>
+          <w:b w:val="0"/>
+          <w:i w:val="0"/>
+          <w:color w:val="1A1A1A"/>
+          <w:sz w:val="22"/>
+        </w:rPr>
+        <w:t xml:space="preserve">), expansively and joyfully. In the </w:t>
       </w:r>
       <w:r>
         <w:rPr>
@@ -6169,7 +8029,27 @@
           <w:color w:val="1A1A1A"/>
           <w:sz w:val="22"/>
         </w:rPr>
-        <w:t xml:space="preserve">: the weekday </w:t>
+        <w:t xml:space="preserve"> (</w:t>
+      </w:r>
+      <w:r>
+        <w:rPr>
+          <w:rFonts w:ascii="SBL Hebrew" w:hAnsi="SBL Hebrew" w:cs="SBL Hebrew" w:eastAsia="SBL Hebrew"/>
+          <w:b w:val="0"/>
+          <w:i w:val="0"/>
+          <w:color w:val="1A1A1A"/>
+          <w:sz w:val="22"/>
+        </w:rPr>
+        <w:t>יִחוּדִים</w:t>
+      </w:r>
+      <w:r>
+        <w:rPr>
+          <w:rFonts w:ascii="Georgia" w:hAnsi="Georgia" w:cs="SBL Hebrew" w:eastAsia="Georgia"/>
+          <w:b w:val="0"/>
+          <w:i w:val="0"/>
+          <w:color w:val="1A1A1A"/>
+          <w:sz w:val="22"/>
+        </w:rPr>
+        <w:t xml:space="preserve">): the weekday </w:t>
       </w:r>
       <w:r>
         <w:rPr>
@@ -6189,7 +8069,27 @@
           <w:color w:val="1A1A1A"/>
           <w:sz w:val="22"/>
         </w:rPr>
-        <w:t xml:space="preserve"> accompanies specific kavvanos of concealment, and the Shabbos song accompanies the expanded </w:t>
+        <w:t xml:space="preserve"> accompanies specific kavvanos (</w:t>
+      </w:r>
+      <w:r>
+        <w:rPr>
+          <w:rFonts w:ascii="SBL Hebrew" w:hAnsi="SBL Hebrew" w:cs="SBL Hebrew" w:eastAsia="SBL Hebrew"/>
+          <w:b w:val="0"/>
+          <w:i w:val="0"/>
+          <w:color w:val="1A1A1A"/>
+          <w:sz w:val="22"/>
+        </w:rPr>
+        <w:t>כַּוָּנוֹת</w:t>
+      </w:r>
+      <w:r>
+        <w:rPr>
+          <w:rFonts w:ascii="Georgia" w:hAnsi="Georgia" w:cs="SBL Hebrew" w:eastAsia="Georgia"/>
+          <w:b w:val="0"/>
+          <w:i w:val="0"/>
+          <w:color w:val="1A1A1A"/>
+          <w:sz w:val="22"/>
+        </w:rPr>
+        <w:t xml:space="preserve">) of concealment, and the Shabbos song accompanies the expanded </w:t>
       </w:r>
       <w:r>
         <w:rPr>
@@ -6209,7 +8109,27 @@
           <w:color w:val="1A1A1A"/>
           <w:sz w:val="22"/>
         </w:rPr>
-        <w:t xml:space="preserve"> of the day, in which the inner life of prayer is drawn outward. Any who has entered a chassidishe </w:t>
+        <w:t xml:space="preserve"> (</w:t>
+      </w:r>
+      <w:r>
+        <w:rPr>
+          <w:rFonts w:ascii="SBL Hebrew" w:hAnsi="SBL Hebrew" w:cs="SBL Hebrew" w:eastAsia="SBL Hebrew"/>
+          <w:b w:val="0"/>
+          <w:i w:val="0"/>
+          <w:color w:val="1A1A1A"/>
+          <w:sz w:val="22"/>
+        </w:rPr>
+        <w:t>דַּעַת</w:t>
+      </w:r>
+      <w:r>
+        <w:rPr>
+          <w:rFonts w:ascii="Georgia" w:hAnsi="Georgia" w:cs="SBL Hebrew" w:eastAsia="Georgia"/>
+          <w:b w:val="0"/>
+          <w:i w:val="0"/>
+          <w:color w:val="1A1A1A"/>
+          <w:sz w:val="22"/>
+        </w:rPr>
+        <w:t xml:space="preserve">) of the day, in which the inner life of prayer is drawn outward. Any who has entered a chassidishe </w:t>
       </w:r>
       <w:r>
         <w:rPr>
@@ -6229,7 +8149,27 @@
           <w:color w:val="1A1A1A"/>
           <w:sz w:val="22"/>
         </w:rPr>
-        <w:t xml:space="preserve"> on Shabbos morning has heard the distinction embodied: the whole of </w:t>
+        <w:t xml:space="preserve"> (</w:t>
+      </w:r>
+      <w:r>
+        <w:rPr>
+          <w:rFonts w:ascii="SBL Hebrew" w:hAnsi="SBL Hebrew" w:cs="SBL Hebrew" w:eastAsia="SBL Hebrew"/>
+          <w:b w:val="0"/>
+          <w:i w:val="0"/>
+          <w:color w:val="1A1A1A"/>
+          <w:sz w:val="22"/>
+        </w:rPr>
+        <w:t>שׁוּל</w:t>
+      </w:r>
+      <w:r>
+        <w:rPr>
+          <w:rFonts w:ascii="Georgia" w:hAnsi="Georgia" w:cs="SBL Hebrew" w:eastAsia="Georgia"/>
+          <w:b w:val="0"/>
+          <w:i w:val="0"/>
+          <w:color w:val="1A1A1A"/>
+          <w:sz w:val="22"/>
+        </w:rPr>
+        <w:t xml:space="preserve">) on Shabbos morning has heard the distinction embodied: the whole of </w:t>
       </w:r>
       <w:r>
         <w:rPr>
@@ -6358,7 +8298,27 @@
           <w:color w:val="1A1A1A"/>
           <w:sz w:val="22"/>
         </w:rPr>
-        <w:t xml:space="preserve"> be </w:t>
+        <w:t xml:space="preserve"> (</w:t>
+      </w:r>
+      <w:r>
+        <w:rPr>
+          <w:rFonts w:ascii="SBL Hebrew" w:hAnsi="SBL Hebrew" w:cs="SBL Hebrew" w:eastAsia="SBL Hebrew"/>
+          <w:b w:val="0"/>
+          <w:i w:val="0"/>
+          <w:color w:val="1A1A1A"/>
+          <w:sz w:val="22"/>
+        </w:rPr>
+        <w:t>שְׁלִיחַ צִבּוּר</w:t>
+      </w:r>
+      <w:r>
+        <w:rPr>
+          <w:rFonts w:ascii="Georgia" w:hAnsi="Georgia" w:cs="SBL Hebrew" w:eastAsia="Georgia"/>
+          <w:b w:val="0"/>
+          <w:i w:val="0"/>
+          <w:color w:val="1A1A1A"/>
+          <w:sz w:val="22"/>
+        </w:rPr>
+        <w:t xml:space="preserve">) be </w:t>
       </w:r>
       <w:r>
         <w:rPr>
@@ -6378,7 +8338,27 @@
           <w:color w:val="1A1A1A"/>
           <w:sz w:val="22"/>
         </w:rPr>
-        <w:t xml:space="preserve"> — taking his time, singing, davening with </w:t>
+        <w:t xml:space="preserve"> (</w:t>
+      </w:r>
+      <w:r>
+        <w:rPr>
+          <w:rFonts w:ascii="SBL Hebrew" w:hAnsi="SBL Hebrew" w:cs="SBL Hebrew" w:eastAsia="SBL Hebrew"/>
+          <w:b w:val="0"/>
+          <w:i w:val="0"/>
+          <w:color w:val="1A1A1A"/>
+          <w:sz w:val="22"/>
+        </w:rPr>
+        <w:t>מַאֲרִיךְ</w:t>
+      </w:r>
+      <w:r>
+        <w:rPr>
+          <w:rFonts w:ascii="Georgia" w:hAnsi="Georgia" w:cs="SBL Hebrew" w:eastAsia="Georgia"/>
+          <w:b w:val="0"/>
+          <w:i w:val="0"/>
+          <w:color w:val="1A1A1A"/>
+          <w:sz w:val="22"/>
+        </w:rPr>
+        <w:t xml:space="preserve">) — taking his time, singing, davening with </w:t>
       </w:r>
       <w:r>
         <w:rPr>
@@ -6418,7 +8398,27 @@
           <w:color w:val="1A1A1A"/>
           <w:sz w:val="22"/>
         </w:rPr>
-        <w:t xml:space="preserve"> be tempted to protest and press him to speed up, the </w:t>
+        <w:t xml:space="preserve"> (</w:t>
+      </w:r>
+      <w:r>
+        <w:rPr>
+          <w:rFonts w:ascii="SBL Hebrew" w:hAnsi="SBL Hebrew" w:cs="SBL Hebrew" w:eastAsia="SBL Hebrew"/>
+          <w:b w:val="0"/>
+          <w:i w:val="0"/>
+          <w:color w:val="1A1A1A"/>
+          <w:sz w:val="22"/>
+        </w:rPr>
+        <w:t>צִבּוּר</w:t>
+      </w:r>
+      <w:r>
+        <w:rPr>
+          <w:rFonts w:ascii="Georgia" w:hAnsi="Georgia" w:cs="SBL Hebrew" w:eastAsia="Georgia"/>
+          <w:b w:val="0"/>
+          <w:i w:val="0"/>
+          <w:color w:val="1A1A1A"/>
+          <w:sz w:val="22"/>
+        </w:rPr>
+        <w:t xml:space="preserve">) be tempted to protest and press him to speed up, the </w:t>
       </w:r>
       <w:r>
         <w:rPr>
@@ -6478,7 +8478,27 @@
           <w:color w:val="1A1A1A"/>
           <w:sz w:val="22"/>
         </w:rPr>
-        <w:t xml:space="preserve">: even if he seeks the earlier finish for the sake of additional Torah study afterward. The </w:t>
+        <w:t xml:space="preserve"> (</w:t>
+      </w:r>
+      <w:r>
+        <w:rPr>
+          <w:rFonts w:ascii="SBL Hebrew" w:hAnsi="SBL Hebrew" w:cs="SBL Hebrew" w:eastAsia="SBL Hebrew"/>
+          <w:b w:val="0"/>
+          <w:i w:val="0"/>
+          <w:color w:val="1A1A1A"/>
+          <w:sz w:val="22"/>
+        </w:rPr>
+        <w:t>לְשֵׁם שָׁמַיִם</w:t>
+      </w:r>
+      <w:r>
+        <w:rPr>
+          <w:rFonts w:ascii="Georgia" w:hAnsi="Georgia" w:cs="SBL Hebrew" w:eastAsia="Georgia"/>
+          <w:b w:val="0"/>
+          <w:i w:val="0"/>
+          <w:color w:val="1A1A1A"/>
+          <w:sz w:val="22"/>
+        </w:rPr>
+        <w:t xml:space="preserve">): even if he seeks the earlier finish for the sake of additional Torah study afterward. The </w:t>
       </w:r>
       <w:r>
         <w:rPr>
@@ -6498,7 +8518,27 @@
           <w:color w:val="1A1A1A"/>
           <w:sz w:val="22"/>
         </w:rPr>
-        <w:t xml:space="preserve"> is that </w:t>
+        <w:t xml:space="preserve"> (</w:t>
+      </w:r>
+      <w:r>
+        <w:rPr>
+          <w:rFonts w:ascii="SBL Hebrew" w:hAnsi="SBL Hebrew" w:cs="SBL Hebrew" w:eastAsia="SBL Hebrew"/>
+          <w:b w:val="0"/>
+          <w:i w:val="0"/>
+          <w:color w:val="1A1A1A"/>
+          <w:sz w:val="22"/>
+        </w:rPr>
+        <w:t>עִיקַּר דִּין</w:t>
+      </w:r>
+      <w:r>
+        <w:rPr>
+          <w:rFonts w:ascii="Georgia" w:hAnsi="Georgia" w:cs="SBL Hebrew" w:eastAsia="Georgia"/>
+          <w:b w:val="0"/>
+          <w:i w:val="0"/>
+          <w:color w:val="1A1A1A"/>
+          <w:sz w:val="22"/>
+        </w:rPr>
+        <w:t xml:space="preserve">) is that </w:t>
       </w:r>
       <w:r>
         <w:rPr>
@@ -6538,7 +8578,27 @@
           <w:color w:val="1A1A1A"/>
           <w:sz w:val="22"/>
         </w:rPr>
-        <w:t xml:space="preserve">. Shabbos gives the added time; the </w:t>
+        <w:t xml:space="preserve"> (</w:t>
+      </w:r>
+      <w:r>
+        <w:rPr>
+          <w:rFonts w:ascii="SBL Hebrew" w:hAnsi="SBL Hebrew" w:cs="SBL Hebrew" w:eastAsia="SBL Hebrew"/>
+          <w:b w:val="0"/>
+          <w:i w:val="0"/>
+          <w:color w:val="1A1A1A"/>
+          <w:sz w:val="22"/>
+        </w:rPr>
+        <w:t>בְּנַחַת וּבְכַוָּנָה</w:t>
+      </w:r>
+      <w:r>
+        <w:rPr>
+          <w:rFonts w:ascii="Georgia" w:hAnsi="Georgia" w:cs="SBL Hebrew" w:eastAsia="Georgia"/>
+          <w:b w:val="0"/>
+          <w:i w:val="0"/>
+          <w:color w:val="1A1A1A"/>
+          <w:sz w:val="22"/>
+        </w:rPr>
+        <w:t xml:space="preserve">). Shabbos gives the added time; the </w:t>
       </w:r>
       <w:r>
         <w:rPr>
@@ -6617,7 +8677,27 @@
           <w:color w:val="1A1A1A"/>
           <w:sz w:val="22"/>
         </w:rPr>
-        <w:t xml:space="preserve"> and </w:t>
+        <w:t xml:space="preserve"> (</w:t>
+      </w:r>
+      <w:r>
+        <w:rPr>
+          <w:rFonts w:ascii="SBL Hebrew" w:hAnsi="SBL Hebrew" w:cs="SBL Hebrew" w:eastAsia="SBL Hebrew"/>
+          <w:b w:val="0"/>
+          <w:i w:val="0"/>
+          <w:color w:val="1A1A1A"/>
+          <w:sz w:val="22"/>
+        </w:rPr>
+        <w:t>בָּרוּךְ שֶׁאָמַר</w:t>
+      </w:r>
+      <w:r>
+        <w:rPr>
+          <w:rFonts w:ascii="Georgia" w:hAnsi="Georgia" w:cs="SBL Hebrew" w:eastAsia="Georgia"/>
+          <w:b w:val="0"/>
+          <w:i w:val="0"/>
+          <w:color w:val="1A1A1A"/>
+          <w:sz w:val="22"/>
+        </w:rPr>
+        <w:t xml:space="preserve">) and </w:t>
       </w:r>
       <w:r>
         <w:rPr>
@@ -6637,7 +8717,27 @@
           <w:color w:val="1A1A1A"/>
           <w:sz w:val="22"/>
         </w:rPr>
-        <w:t xml:space="preserve"> together form a </w:t>
+        <w:t xml:space="preserve"> (</w:t>
+      </w:r>
+      <w:r>
+        <w:rPr>
+          <w:rFonts w:ascii="SBL Hebrew" w:hAnsi="SBL Hebrew" w:cs="SBL Hebrew" w:eastAsia="SBL Hebrew"/>
+          <w:b w:val="0"/>
+          <w:i w:val="0"/>
+          <w:color w:val="1A1A1A"/>
+          <w:sz w:val="22"/>
+        </w:rPr>
+        <w:t>יִשְׁתַּבַּח</w:t>
+      </w:r>
+      <w:r>
+        <w:rPr>
+          <w:rFonts w:ascii="Georgia" w:hAnsi="Georgia" w:cs="SBL Hebrew" w:eastAsia="Georgia"/>
+          <w:b w:val="0"/>
+          <w:i w:val="0"/>
+          <w:color w:val="1A1A1A"/>
+          <w:sz w:val="22"/>
+        </w:rPr>
+        <w:t xml:space="preserve">) together form a </w:t>
       </w:r>
       <w:r>
         <w:rPr>
@@ -6697,7 +8797,27 @@
           <w:color w:val="1A1A1A"/>
           <w:sz w:val="22"/>
         </w:rPr>
-        <w:t xml:space="preserve"> as a single halakhic unit.</w:t>
+        <w:t xml:space="preserve"> (</w:t>
+      </w:r>
+      <w:r>
+        <w:rPr>
+          <w:rFonts w:ascii="SBL Hebrew" w:hAnsi="SBL Hebrew" w:cs="SBL Hebrew" w:eastAsia="SBL Hebrew"/>
+          <w:b w:val="0"/>
+          <w:i w:val="0"/>
+          <w:color w:val="1A1A1A"/>
+          <w:sz w:val="22"/>
+        </w:rPr>
+        <w:t>פְּסוּקֵי דְזִמְרָא</w:t>
+      </w:r>
+      <w:r>
+        <w:rPr>
+          <w:rFonts w:ascii="Georgia" w:hAnsi="Georgia" w:cs="SBL Hebrew" w:eastAsia="Georgia"/>
+          <w:b w:val="0"/>
+          <w:i w:val="0"/>
+          <w:color w:val="1A1A1A"/>
+          <w:sz w:val="22"/>
+        </w:rPr>
+        <w:t>) as a single halakhic unit.</w:t>
       </w:r>
       <w:r>
         <w:rPr>
@@ -6736,7 +8856,27 @@
           <w:color w:val="1A1A1A"/>
           <w:sz w:val="22"/>
         </w:rPr>
-        <w:t xml:space="preserve"> recited upon food: as one may not interrupt with speech between the </w:t>
+        <w:t xml:space="preserve"> (</w:t>
+      </w:r>
+      <w:r>
+        <w:rPr>
+          <w:rFonts w:ascii="SBL Hebrew" w:hAnsi="SBL Hebrew" w:cs="SBL Hebrew" w:eastAsia="SBL Hebrew"/>
+          <w:b w:val="0"/>
+          <w:i w:val="0"/>
+          <w:color w:val="1A1A1A"/>
+          <w:sz w:val="22"/>
+        </w:rPr>
+        <w:t>בְּרָכָה</w:t>
+      </w:r>
+      <w:r>
+        <w:rPr>
+          <w:rFonts w:ascii="Georgia" w:hAnsi="Georgia" w:cs="SBL Hebrew" w:eastAsia="Georgia"/>
+          <w:b w:val="0"/>
+          <w:i w:val="0"/>
+          <w:color w:val="1A1A1A"/>
+          <w:sz w:val="22"/>
+        </w:rPr>
+        <w:t xml:space="preserve">) recited upon food: as one may not interrupt with speech between the </w:t>
       </w:r>
       <w:r>
         <w:rPr>
@@ -6816,7 +8956,27 @@
           <w:color w:val="1A1A1A"/>
           <w:sz w:val="22"/>
         </w:rPr>
-        <w:t xml:space="preserve"> — ordinary conversation — is prohibited outright; only </w:t>
+        <w:t xml:space="preserve"> (</w:t>
+      </w:r>
+      <w:r>
+        <w:rPr>
+          <w:rFonts w:ascii="SBL Hebrew" w:hAnsi="SBL Hebrew" w:cs="SBL Hebrew" w:eastAsia="SBL Hebrew"/>
+          <w:b w:val="0"/>
+          <w:i w:val="0"/>
+          <w:color w:val="1A1A1A"/>
+          <w:sz w:val="22"/>
+        </w:rPr>
+        <w:t>שִׂיחַת חֻלִּין</w:t>
+      </w:r>
+      <w:r>
+        <w:rPr>
+          <w:rFonts w:ascii="Georgia" w:hAnsi="Georgia" w:cs="SBL Hebrew" w:eastAsia="Georgia"/>
+          <w:b w:val="0"/>
+          <w:i w:val="0"/>
+          <w:color w:val="1A1A1A"/>
+          <w:sz w:val="22"/>
+        </w:rPr>
+        <w:t xml:space="preserve">) — ordinary conversation — is prohibited outright; only </w:t>
       </w:r>
       <w:r>
         <w:rPr>
@@ -6836,7 +8996,27 @@
           <w:color w:val="1A1A1A"/>
           <w:sz w:val="22"/>
         </w:rPr>
-        <w:t xml:space="preserve"> or a matter of </w:t>
+        <w:t xml:space="preserve"> (</w:t>
+      </w:r>
+      <w:r>
+        <w:rPr>
+          <w:rFonts w:ascii="SBL Hebrew" w:hAnsi="SBL Hebrew" w:cs="SBL Hebrew" w:eastAsia="SBL Hebrew"/>
+          <w:b w:val="0"/>
+          <w:i w:val="0"/>
+          <w:color w:val="1A1A1A"/>
+          <w:sz w:val="22"/>
+        </w:rPr>
+        <w:t>דְּבַר מִצְוָה</w:t>
+      </w:r>
+      <w:r>
+        <w:rPr>
+          <w:rFonts w:ascii="Georgia" w:hAnsi="Georgia" w:cs="SBL Hebrew" w:eastAsia="Georgia"/>
+          <w:b w:val="0"/>
+          <w:i w:val="0"/>
+          <w:color w:val="1A1A1A"/>
+          <w:sz w:val="22"/>
+        </w:rPr>
+        <w:t xml:space="preserve">) or a matter of </w:t>
       </w:r>
       <w:r>
         <w:rPr>
@@ -6856,7 +9036,27 @@
           <w:color w:val="1A1A1A"/>
           <w:sz w:val="22"/>
         </w:rPr>
-        <w:t xml:space="preserve"> may be permitted.</w:t>
+        <w:t xml:space="preserve"> (</w:t>
+      </w:r>
+      <w:r>
+        <w:rPr>
+          <w:rFonts w:ascii="SBL Hebrew" w:hAnsi="SBL Hebrew" w:cs="SBL Hebrew" w:eastAsia="SBL Hebrew"/>
+          <w:b w:val="0"/>
+          <w:i w:val="0"/>
+          <w:color w:val="1A1A1A"/>
+          <w:sz w:val="22"/>
+        </w:rPr>
+        <w:t>צֹרֶךְ גָּדוֹל</w:t>
+      </w:r>
+      <w:r>
+        <w:rPr>
+          <w:rFonts w:ascii="Georgia" w:hAnsi="Georgia" w:cs="SBL Hebrew" w:eastAsia="Georgia"/>
+          <w:b w:val="0"/>
+          <w:i w:val="0"/>
+          <w:color w:val="1A1A1A"/>
+          <w:sz w:val="22"/>
+        </w:rPr>
+        <w:t>) may be permitted.</w:t>
       </w:r>
     </w:p>
     <w:p>
@@ -6906,7 +9106,27 @@
           <w:color w:val="1A1A1A"/>
           <w:sz w:val="22"/>
         </w:rPr>
-        <w:t xml:space="preserve"> arrange this framework differently, and the practical consequence is often misunderstood. </w:t>
+        <w:t xml:space="preserve"> (</w:t>
+      </w:r>
+      <w:r>
+        <w:rPr>
+          <w:rFonts w:ascii="SBL Hebrew" w:hAnsi="SBL Hebrew" w:cs="SBL Hebrew" w:eastAsia="SBL Hebrew"/>
+          <w:b w:val="0"/>
+          <w:i w:val="0"/>
+          <w:color w:val="1A1A1A"/>
+          <w:sz w:val="22"/>
+        </w:rPr>
+        <w:t>נֻסְחָאוֹת</w:t>
+      </w:r>
+      <w:r>
+        <w:rPr>
+          <w:rFonts w:ascii="Georgia" w:hAnsi="Georgia" w:cs="SBL Hebrew" w:eastAsia="Georgia"/>
+          <w:b w:val="0"/>
+          <w:i w:val="0"/>
+          <w:color w:val="1A1A1A"/>
+          <w:sz w:val="22"/>
+        </w:rPr>
+        <w:t xml:space="preserve">) arrange this framework differently, and the practical consequence is often misunderstood. </w:t>
       </w:r>
       <w:r>
         <w:rPr>
@@ -6966,7 +9186,47 @@
           <w:color w:val="1A1A1A"/>
           <w:sz w:val="22"/>
         </w:rPr>
-        <w:t xml:space="preserve"> and the introductory pesukim; from that point through </w:t>
+        <w:t xml:space="preserve"> (</w:t>
+      </w:r>
+      <w:r>
+        <w:rPr>
+          <w:rFonts w:ascii="SBL Hebrew" w:hAnsi="SBL Hebrew" w:cs="SBL Hebrew" w:eastAsia="SBL Hebrew"/>
+          <w:b w:val="0"/>
+          <w:i w:val="0"/>
+          <w:color w:val="1A1A1A"/>
+          <w:sz w:val="22"/>
+        </w:rPr>
+        <w:t>הוֹדוּ</w:t>
+      </w:r>
+      <w:r>
+        <w:rPr>
+          <w:rFonts w:ascii="Georgia" w:hAnsi="Georgia" w:cs="SBL Hebrew" w:eastAsia="Georgia"/>
+          <w:b w:val="0"/>
+          <w:i w:val="0"/>
+          <w:color w:val="1A1A1A"/>
+          <w:sz w:val="22"/>
+        </w:rPr>
+        <w:t>) and the introductory pesukim (</w:t>
+      </w:r>
+      <w:r>
+        <w:rPr>
+          <w:rFonts w:ascii="SBL Hebrew" w:hAnsi="SBL Hebrew" w:cs="SBL Hebrew" w:eastAsia="SBL Hebrew"/>
+          <w:b w:val="0"/>
+          <w:i w:val="0"/>
+          <w:color w:val="1A1A1A"/>
+          <w:sz w:val="22"/>
+        </w:rPr>
+        <w:t>פְּסוּקִים</w:t>
+      </w:r>
+      <w:r>
+        <w:rPr>
+          <w:rFonts w:ascii="Georgia" w:hAnsi="Georgia" w:cs="SBL Hebrew" w:eastAsia="Georgia"/>
+          <w:b w:val="0"/>
+          <w:i w:val="0"/>
+          <w:color w:val="1A1A1A"/>
+          <w:sz w:val="22"/>
+        </w:rPr>
+        <w:t xml:space="preserve">); from that point through </w:t>
       </w:r>
       <w:r>
         <w:rPr>
@@ -7046,7 +9306,27 @@
           <w:color w:val="1A1A1A"/>
           <w:sz w:val="22"/>
         </w:rPr>
-        <w:t xml:space="preserve"> and preliminary Shabbos additions. The effect is that the </w:t>
+        <w:t xml:space="preserve"> (</w:t>
+      </w:r>
+      <w:r>
+        <w:rPr>
+          <w:rFonts w:ascii="SBL Hebrew" w:hAnsi="SBL Hebrew" w:cs="SBL Hebrew" w:eastAsia="SBL Hebrew"/>
+          <w:b w:val="0"/>
+          <w:i w:val="0"/>
+          <w:color w:val="1A1A1A"/>
+          <w:sz w:val="22"/>
+        </w:rPr>
+        <w:t>קָרְבָּנוֹת</w:t>
+      </w:r>
+      <w:r>
+        <w:rPr>
+          <w:rFonts w:ascii="Georgia" w:hAnsi="Georgia" w:cs="SBL Hebrew" w:eastAsia="Georgia"/>
+          <w:b w:val="0"/>
+          <w:i w:val="0"/>
+          <w:color w:val="1A1A1A"/>
+          <w:sz w:val="22"/>
+        </w:rPr>
+        <w:t xml:space="preserve">) and preliminary Shabbos additions. The effect is that the </w:t>
       </w:r>
       <w:r>
         <w:rPr>
@@ -7201,7 +9481,27 @@
           <w:color w:val="1A1A1A"/>
           <w:sz w:val="22"/>
         </w:rPr>
-        <w:t xml:space="preserve"> in a matter of straightforward </w:t>
+        <w:t xml:space="preserve"> (</w:t>
+      </w:r>
+      <w:r>
+        <w:rPr>
+          <w:rFonts w:ascii="SBL Hebrew" w:hAnsi="SBL Hebrew" w:cs="SBL Hebrew" w:eastAsia="SBL Hebrew"/>
+          <w:b w:val="0"/>
+          <w:i w:val="0"/>
+          <w:color w:val="1A1A1A"/>
+          <w:sz w:val="22"/>
+        </w:rPr>
+        <w:t>עַם הָאָרֶץ</w:t>
+      </w:r>
+      <w:r>
+        <w:rPr>
+          <w:rFonts w:ascii="Georgia" w:hAnsi="Georgia" w:cs="SBL Hebrew" w:eastAsia="Georgia"/>
+          <w:b w:val="0"/>
+          <w:i w:val="0"/>
+          <w:color w:val="1A1A1A"/>
+          <w:sz w:val="22"/>
+        </w:rPr>
+        <w:t xml:space="preserve">) in a matter of straightforward </w:t>
       </w:r>
       <w:r>
         <w:rPr>
@@ -7295,7 +9595,27 @@
           <w:color w:val="1A1A1A"/>
           <w:sz w:val="22"/>
         </w:rPr>
-        <w:t xml:space="preserve"> is that many arrive after the </w:t>
+        <w:t xml:space="preserve"> (</w:t>
+      </w:r>
+      <w:r>
+        <w:rPr>
+          <w:rFonts w:ascii="SBL Hebrew" w:hAnsi="SBL Hebrew" w:cs="SBL Hebrew" w:eastAsia="SBL Hebrew"/>
+          <w:b w:val="0"/>
+          <w:i w:val="0"/>
+          <w:color w:val="1A1A1A"/>
+          <w:sz w:val="22"/>
+        </w:rPr>
+        <w:t>דַּאוֶונֶען</w:t>
+      </w:r>
+      <w:r>
+        <w:rPr>
+          <w:rFonts w:ascii="Georgia" w:hAnsi="Georgia" w:cs="SBL Hebrew" w:eastAsia="Georgia"/>
+          <w:b w:val="0"/>
+          <w:i w:val="0"/>
+          <w:color w:val="1A1A1A"/>
+          <w:sz w:val="22"/>
+        </w:rPr>
+        <w:t xml:space="preserve">) is that many arrive after the </w:t>
       </w:r>
       <w:r>
         <w:rPr>
@@ -7315,7 +9635,27 @@
           <w:color w:val="1A1A1A"/>
           <w:sz w:val="22"/>
         </w:rPr>
-        <w:t xml:space="preserve"> has begun and must catch up. The </w:t>
+        <w:t xml:space="preserve"> (</w:t>
+      </w:r>
+      <w:r>
+        <w:rPr>
+          <w:rFonts w:ascii="SBL Hebrew" w:hAnsi="SBL Hebrew" w:cs="SBL Hebrew" w:eastAsia="SBL Hebrew"/>
+          <w:b w:val="0"/>
+          <w:i w:val="0"/>
+          <w:color w:val="1A1A1A"/>
+          <w:sz w:val="22"/>
+        </w:rPr>
+        <w:t>צִבּוּר</w:t>
+      </w:r>
+      <w:r>
+        <w:rPr>
+          <w:rFonts w:ascii="Georgia" w:hAnsi="Georgia" w:cs="SBL Hebrew" w:eastAsia="Georgia"/>
+          <w:b w:val="0"/>
+          <w:i w:val="0"/>
+          <w:color w:val="1A1A1A"/>
+          <w:sz w:val="22"/>
+        </w:rPr>
+        <w:t xml:space="preserve">) has begun and must catch up. The </w:t>
       </w:r>
       <w:r>
         <w:rPr>
@@ -7374,7 +9714,27 @@
           <w:color w:val="1A1A1A"/>
           <w:sz w:val="22"/>
         </w:rPr>
-        <w:t xml:space="preserve">, the opening </w:t>
+        <w:t xml:space="preserve"> (</w:t>
+      </w:r>
+      <w:r>
+        <w:rPr>
+          <w:rFonts w:ascii="SBL Hebrew" w:hAnsi="SBL Hebrew" w:cs="SBL Hebrew" w:eastAsia="SBL Hebrew"/>
+          <w:b w:val="0"/>
+          <w:i w:val="0"/>
+          <w:color w:val="1A1A1A"/>
+          <w:sz w:val="22"/>
+        </w:rPr>
+        <w:t>בָּרוּךְ שֶׁאָמַר</w:t>
+      </w:r>
+      <w:r>
+        <w:rPr>
+          <w:rFonts w:ascii="Georgia" w:hAnsi="Georgia" w:cs="SBL Hebrew" w:eastAsia="Georgia"/>
+          <w:b w:val="0"/>
+          <w:i w:val="0"/>
+          <w:color w:val="1A1A1A"/>
+          <w:sz w:val="22"/>
+        </w:rPr>
+        <w:t xml:space="preserve">), the opening </w:t>
       </w:r>
       <w:r>
         <w:rPr>
@@ -7394,7 +9754,27 @@
           <w:color w:val="1A1A1A"/>
           <w:sz w:val="22"/>
         </w:rPr>
-        <w:t xml:space="preserve">; </w:t>
+        <w:t xml:space="preserve"> (</w:t>
+      </w:r>
+      <w:r>
+        <w:rPr>
+          <w:rFonts w:ascii="SBL Hebrew" w:hAnsi="SBL Hebrew" w:cs="SBL Hebrew" w:eastAsia="SBL Hebrew"/>
+          <w:b w:val="0"/>
+          <w:i w:val="0"/>
+          <w:color w:val="1A1A1A"/>
+          <w:sz w:val="22"/>
+        </w:rPr>
+        <w:t>בְּרָכָה</w:t>
+      </w:r>
+      <w:r>
+        <w:rPr>
+          <w:rFonts w:ascii="Georgia" w:hAnsi="Georgia" w:cs="SBL Hebrew" w:eastAsia="Georgia"/>
+          <w:b w:val="0"/>
+          <w:i w:val="0"/>
+          <w:color w:val="1A1A1A"/>
+          <w:sz w:val="22"/>
+        </w:rPr>
+        <w:t xml:space="preserve">); </w:t>
       </w:r>
       <w:r>
         <w:rPr>
@@ -7418,6 +9798,26 @@
       </w:r>
       <w:r>
         <w:rPr>
+          <w:rFonts w:ascii="SBL Hebrew" w:hAnsi="SBL Hebrew" w:cs="SBL Hebrew" w:eastAsia="SBL Hebrew"/>
+          <w:b w:val="0"/>
+          <w:i w:val="0"/>
+          <w:color w:val="1A1A1A"/>
+          <w:sz w:val="22"/>
+        </w:rPr>
+        <w:t>אַשְׁרֵי</w:t>
+      </w:r>
+      <w:r>
+        <w:rPr>
+          <w:rFonts w:ascii="Georgia" w:hAnsi="Georgia" w:cs="SBL Hebrew" w:eastAsia="Georgia"/>
+          <w:b w:val="0"/>
+          <w:i w:val="0"/>
+          <w:color w:val="1A1A1A"/>
+          <w:sz w:val="22"/>
+        </w:rPr>
+        <w:t>) (</w:t>
+      </w:r>
+      <w:r>
+        <w:rPr>
           <w:rFonts w:ascii="Georgia" w:hAnsi="Georgia" w:cs="SBL Hebrew" w:eastAsia="Georgia"/>
           <w:b w:val="0"/>
           <w:i/>
@@ -7454,7 +9854,27 @@
           <w:color w:val="1A1A1A"/>
           <w:sz w:val="22"/>
         </w:rPr>
-        <w:t xml:space="preserve">, the closing </w:t>
+        <w:t xml:space="preserve"> (</w:t>
+      </w:r>
+      <w:r>
+        <w:rPr>
+          <w:rFonts w:ascii="SBL Hebrew" w:hAnsi="SBL Hebrew" w:cs="SBL Hebrew" w:eastAsia="SBL Hebrew"/>
+          <w:b w:val="0"/>
+          <w:i w:val="0"/>
+          <w:color w:val="1A1A1A"/>
+          <w:sz w:val="22"/>
+        </w:rPr>
+        <w:t>יִשְׁתַּבַּח</w:t>
+      </w:r>
+      <w:r>
+        <w:rPr>
+          <w:rFonts w:ascii="Georgia" w:hAnsi="Georgia" w:cs="SBL Hebrew" w:eastAsia="Georgia"/>
+          <w:b w:val="0"/>
+          <w:i w:val="0"/>
+          <w:color w:val="1A1A1A"/>
+          <w:sz w:val="22"/>
+        </w:rPr>
+        <w:t xml:space="preserve">), the closing </w:t>
       </w:r>
       <w:r>
         <w:rPr>
@@ -7494,7 +9914,27 @@
           <w:color w:val="1A1A1A"/>
           <w:sz w:val="22"/>
         </w:rPr>
-        <w:t xml:space="preserve">, the Shabbos-specific centerpiece of the extended </w:t>
+        <w:t xml:space="preserve"> (</w:t>
+      </w:r>
+      <w:r>
+        <w:rPr>
+          <w:rFonts w:ascii="SBL Hebrew" w:hAnsi="SBL Hebrew" w:cs="SBL Hebrew" w:eastAsia="SBL Hebrew"/>
+          <w:b w:val="0"/>
+          <w:i w:val="0"/>
+          <w:color w:val="1A1A1A"/>
+          <w:sz w:val="22"/>
+        </w:rPr>
+        <w:t>נִשְׁמַת כָּל חַי</w:t>
+      </w:r>
+      <w:r>
+        <w:rPr>
+          <w:rFonts w:ascii="Georgia" w:hAnsi="Georgia" w:cs="SBL Hebrew" w:eastAsia="Georgia"/>
+          <w:b w:val="0"/>
+          <w:i w:val="0"/>
+          <w:color w:val="1A1A1A"/>
+          <w:sz w:val="22"/>
+        </w:rPr>
+        <w:t xml:space="preserve">), the Shabbos-specific centerpiece of the extended </w:t>
       </w:r>
       <w:r>
         <w:rPr>
@@ -7514,7 +9954,27 @@
           <w:color w:val="1A1A1A"/>
           <w:sz w:val="22"/>
         </w:rPr>
-        <w:t xml:space="preserve">. The extra </w:t>
+        <w:t xml:space="preserve"> (</w:t>
+      </w:r>
+      <w:r>
+        <w:rPr>
+          <w:rFonts w:ascii="SBL Hebrew" w:hAnsi="SBL Hebrew" w:cs="SBL Hebrew" w:eastAsia="SBL Hebrew"/>
+          <w:b w:val="0"/>
+          <w:i w:val="0"/>
+          <w:color w:val="1A1A1A"/>
+          <w:sz w:val="22"/>
+        </w:rPr>
+        <w:t>שִׁירָה</w:t>
+      </w:r>
+      <w:r>
+        <w:rPr>
+          <w:rFonts w:ascii="Georgia" w:hAnsi="Georgia" w:cs="SBL Hebrew" w:eastAsia="Georgia"/>
+          <w:b w:val="0"/>
+          <w:i w:val="0"/>
+          <w:color w:val="1A1A1A"/>
+          <w:sz w:val="22"/>
+        </w:rPr>
+        <w:t xml:space="preserve">). The extra </w:t>
       </w:r>
       <w:r>
         <w:rPr>
@@ -7534,7 +9994,27 @@
           <w:color w:val="1A1A1A"/>
           <w:sz w:val="22"/>
         </w:rPr>
-        <w:t xml:space="preserve"> added on Shabbos are not </w:t>
+        <w:t xml:space="preserve"> (</w:t>
+      </w:r>
+      <w:r>
+        <w:rPr>
+          <w:rFonts w:ascii="SBL Hebrew" w:hAnsi="SBL Hebrew" w:cs="SBL Hebrew" w:eastAsia="SBL Hebrew"/>
+          <w:b w:val="0"/>
+          <w:i w:val="0"/>
+          <w:color w:val="1A1A1A"/>
+          <w:sz w:val="22"/>
+        </w:rPr>
+        <w:t>קַפִּיטְלַאך</w:t>
+      </w:r>
+      <w:r>
+        <w:rPr>
+          <w:rFonts w:ascii="Georgia" w:hAnsi="Georgia" w:cs="SBL Hebrew" w:eastAsia="Georgia"/>
+          <w:b w:val="0"/>
+          <w:i w:val="0"/>
+          <w:color w:val="1A1A1A"/>
+          <w:sz w:val="22"/>
+        </w:rPr>
+        <w:t xml:space="preserve">) added on Shabbos are not </w:t>
       </w:r>
       <w:r>
         <w:rPr>
@@ -7554,7 +10034,27 @@
           <w:color w:val="1A1A1A"/>
           <w:sz w:val="22"/>
         </w:rPr>
-        <w:t xml:space="preserve"> and may be omitted if time is short, to be made up later if desired. But </w:t>
+        <w:t xml:space="preserve"> (</w:t>
+      </w:r>
+      <w:r>
+        <w:rPr>
+          <w:rFonts w:ascii="SBL Hebrew" w:hAnsi="SBL Hebrew" w:cs="SBL Hebrew" w:eastAsia="SBL Hebrew"/>
+          <w:b w:val="0"/>
+          <w:i w:val="0"/>
+          <w:color w:val="1A1A1A"/>
+          <w:sz w:val="22"/>
+        </w:rPr>
+        <w:t>מְעַכֵּב</w:t>
+      </w:r>
+      <w:r>
+        <w:rPr>
+          <w:rFonts w:ascii="Georgia" w:hAnsi="Georgia" w:cs="SBL Hebrew" w:eastAsia="Georgia"/>
+          <w:b w:val="0"/>
+          <w:i w:val="0"/>
+          <w:color w:val="1A1A1A"/>
+          <w:sz w:val="22"/>
+        </w:rPr>
+        <w:t xml:space="preserve">) and may be omitted if time is short, to be made up later if desired. But </w:t>
       </w:r>
       <w:r>
         <w:rPr>
@@ -7663,7 +10163,27 @@
           <w:color w:val="1A1A1A"/>
           <w:sz w:val="22"/>
         </w:rPr>
-        <w:t xml:space="preserve"> — is answered by a teaching of the </w:t>
+        <w:t xml:space="preserve"> (</w:t>
+      </w:r>
+      <w:r>
+        <w:rPr>
+          <w:rFonts w:ascii="SBL Hebrew" w:hAnsi="SBL Hebrew" w:cs="SBL Hebrew" w:eastAsia="SBL Hebrew"/>
+          <w:b w:val="0"/>
+          <w:i w:val="0"/>
+          <w:color w:val="1A1A1A"/>
+          <w:sz w:val="22"/>
+        </w:rPr>
+        <w:t>קַפִּיטְלַאך</w:t>
+      </w:r>
+      <w:r>
+        <w:rPr>
+          <w:rFonts w:ascii="Georgia" w:hAnsi="Georgia" w:cs="SBL Hebrew" w:eastAsia="Georgia"/>
+          <w:b w:val="0"/>
+          <w:i w:val="0"/>
+          <w:color w:val="1A1A1A"/>
+          <w:sz w:val="22"/>
+        </w:rPr>
+        <w:t xml:space="preserve">) — is answered by a teaching of the </w:t>
       </w:r>
       <w:r>
         <w:rPr>
@@ -7683,7 +10203,27 @@
           <w:color w:val="1A1A1A"/>
           <w:sz w:val="22"/>
         </w:rPr>
-        <w:t xml:space="preserve"> brought in </w:t>
+        <w:t xml:space="preserve"> (</w:t>
+      </w:r>
+      <w:r>
+        <w:rPr>
+          <w:rFonts w:ascii="SBL Hebrew" w:hAnsi="SBL Hebrew" w:cs="SBL Hebrew" w:eastAsia="SBL Hebrew"/>
+          <w:b w:val="0"/>
+          <w:i w:val="0"/>
+          <w:color w:val="1A1A1A"/>
+          <w:sz w:val="22"/>
+        </w:rPr>
+        <w:t>זֹהַר הַקָּדוֹשׁ</w:t>
+      </w:r>
+      <w:r>
+        <w:rPr>
+          <w:rFonts w:ascii="Georgia" w:hAnsi="Georgia" w:cs="SBL Hebrew" w:eastAsia="Georgia"/>
+          <w:b w:val="0"/>
+          <w:i w:val="0"/>
+          <w:color w:val="1A1A1A"/>
+          <w:sz w:val="22"/>
+        </w:rPr>
+        <w:t xml:space="preserve">) brought in </w:t>
       </w:r>
       <w:r>
         <w:rPr>
@@ -7742,7 +10282,27 @@
           <w:color w:val="1A1A1A"/>
           <w:sz w:val="22"/>
         </w:rPr>
-        <w:t xml:space="preserve"> The pasuk in </w:t>
+        <w:t xml:space="preserve"> The pasuk (</w:t>
+      </w:r>
+      <w:r>
+        <w:rPr>
+          <w:rFonts w:ascii="SBL Hebrew" w:hAnsi="SBL Hebrew" w:cs="SBL Hebrew" w:eastAsia="SBL Hebrew"/>
+          <w:b w:val="0"/>
+          <w:i w:val="0"/>
+          <w:color w:val="1A1A1A"/>
+          <w:sz w:val="22"/>
+        </w:rPr>
+        <w:t>פָּסוּק</w:t>
+      </w:r>
+      <w:r>
+        <w:rPr>
+          <w:rFonts w:ascii="Georgia" w:hAnsi="Georgia" w:cs="SBL Hebrew" w:eastAsia="Georgia"/>
+          <w:b w:val="0"/>
+          <w:i w:val="0"/>
+          <w:color w:val="1A1A1A"/>
+          <w:sz w:val="22"/>
+        </w:rPr>
+        <w:t xml:space="preserve">) in </w:t>
       </w:r>
       <w:r>
         <w:rPr>
@@ -7782,13 +10342,33 @@
           <w:color w:val="1A1A1A"/>
           <w:sz w:val="22"/>
         </w:rPr>
-        <w:t xml:space="preserve">: </w:t>
+        <w:t xml:space="preserve"> (</w:t>
       </w:r>
       <w:r>
         <w:rPr>
           <w:rFonts w:ascii="SBL Hebrew" w:hAnsi="SBL Hebrew" w:cs="SBL Hebrew" w:eastAsia="SBL Hebrew"/>
           <w:b w:val="0"/>
           <w:i w:val="0"/>
+          <w:color w:val="1A1A1A"/>
+          <w:sz w:val="22"/>
+        </w:rPr>
+        <w:t>שְׂרָפִים</w:t>
+      </w:r>
+      <w:r>
+        <w:rPr>
+          <w:rFonts w:ascii="Georgia" w:hAnsi="Georgia" w:cs="SBL Hebrew" w:eastAsia="Georgia"/>
+          <w:b w:val="0"/>
+          <w:i w:val="0"/>
+          <w:color w:val="1A1A1A"/>
+          <w:sz w:val="22"/>
+        </w:rPr>
+        <w:t xml:space="preserve">): </w:t>
+      </w:r>
+      <w:r>
+        <w:rPr>
+          <w:rFonts w:ascii="SBL Hebrew" w:hAnsi="SBL Hebrew" w:cs="SBL Hebrew" w:eastAsia="SBL Hebrew"/>
+          <w:b w:val="0"/>
+          <w:i w:val="0"/>
           <w:color w:val="1E3A8A"/>
           <w:sz w:val="22"/>
         </w:rPr>
@@ -7822,7 +10402,27 @@
           <w:color w:val="1A1A1A"/>
           <w:sz w:val="22"/>
         </w:rPr>
-        <w:t xml:space="preserve"> song on one day of the week: Sunday one wing, Monday another, through the six days of creation.</w:t>
+        <w:t xml:space="preserve"> (</w:t>
+      </w:r>
+      <w:r>
+        <w:rPr>
+          <w:rFonts w:ascii="SBL Hebrew" w:hAnsi="SBL Hebrew" w:cs="SBL Hebrew" w:eastAsia="SBL Hebrew"/>
+          <w:b w:val="0"/>
+          <w:i w:val="0"/>
+          <w:color w:val="1A1A1A"/>
+          <w:sz w:val="22"/>
+        </w:rPr>
+        <w:t>מַלְאָכִים</w:t>
+      </w:r>
+      <w:r>
+        <w:rPr>
+          <w:rFonts w:ascii="Georgia" w:hAnsi="Georgia" w:cs="SBL Hebrew" w:eastAsia="Georgia"/>
+          <w:b w:val="0"/>
+          <w:i w:val="0"/>
+          <w:color w:val="1A1A1A"/>
+          <w:sz w:val="22"/>
+        </w:rPr>
+        <w:t>) song on one day of the week: Sunday one wing, Monday another, through the six days of creation.</w:t>
       </w:r>
     </w:p>
     <w:p>
@@ -7892,7 +10492,27 @@
           <w:color w:val="1A1A1A"/>
           <w:sz w:val="22"/>
         </w:rPr>
-        <w:t xml:space="preserve"> and ask: </w:t>
+        <w:t xml:space="preserve"> (</w:t>
+      </w:r>
+      <w:r>
+        <w:rPr>
+          <w:rFonts w:ascii="SBL Hebrew" w:hAnsi="SBL Hebrew" w:cs="SBL Hebrew" w:eastAsia="SBL Hebrew"/>
+          <w:b w:val="0"/>
+          <w:i w:val="0"/>
+          <w:color w:val="1A1A1A"/>
+          <w:sz w:val="22"/>
+        </w:rPr>
+        <w:t>הַקָּדוֹשׁ בָּרוּךְ הוּא</w:t>
+      </w:r>
+      <w:r>
+        <w:rPr>
+          <w:rFonts w:ascii="Georgia" w:hAnsi="Georgia" w:cs="SBL Hebrew" w:eastAsia="Georgia"/>
+          <w:b w:val="0"/>
+          <w:i w:val="0"/>
+          <w:color w:val="1A1A1A"/>
+          <w:sz w:val="22"/>
+        </w:rPr>
+        <w:t xml:space="preserve">) and ask: </w:t>
       </w:r>
       <w:r>
         <w:rPr>
@@ -7912,7 +10532,27 @@
           <w:color w:val="1A1A1A"/>
           <w:sz w:val="22"/>
         </w:rPr>
-        <w:t xml:space="preserve"> — who shall sing today? And the answer given is: </w:t>
+        <w:t xml:space="preserve"> (</w:t>
+      </w:r>
+      <w:r>
+        <w:rPr>
+          <w:rFonts w:ascii="SBL Hebrew" w:hAnsi="SBL Hebrew" w:cs="SBL Hebrew" w:eastAsia="SBL Hebrew"/>
+          <w:b w:val="0"/>
+          <w:i w:val="0"/>
+          <w:color w:val="1A1A1A"/>
+          <w:sz w:val="22"/>
+        </w:rPr>
+        <w:t>מִי יָשִׁיר הַיּוֹם</w:t>
+      </w:r>
+      <w:r>
+        <w:rPr>
+          <w:rFonts w:ascii="Georgia" w:hAnsi="Georgia" w:cs="SBL Hebrew" w:eastAsia="Georgia"/>
+          <w:b w:val="0"/>
+          <w:i w:val="0"/>
+          <w:color w:val="1A1A1A"/>
+          <w:sz w:val="22"/>
+        </w:rPr>
+        <w:t xml:space="preserve">) — who shall sing today? And the answer given is: </w:t>
       </w:r>
       <w:r>
         <w:rPr>
@@ -7932,13 +10572,33 @@
           <w:color w:val="1A1A1A"/>
           <w:sz w:val="22"/>
         </w:rPr>
-        <w:t xml:space="preserve">. On the day of the covenantal sign — </w:t>
+        <w:t xml:space="preserve"> (</w:t>
       </w:r>
       <w:r>
         <w:rPr>
           <w:rFonts w:ascii="SBL Hebrew" w:hAnsi="SBL Hebrew" w:cs="SBL Hebrew" w:eastAsia="SBL Hebrew"/>
           <w:b w:val="0"/>
           <w:i w:val="0"/>
+          <w:color w:val="1A1A1A"/>
+          <w:sz w:val="22"/>
+        </w:rPr>
+        <w:t>כְּנֶסֶת יִשְׂרָאֵל</w:t>
+      </w:r>
+      <w:r>
+        <w:rPr>
+          <w:rFonts w:ascii="Georgia" w:hAnsi="Georgia" w:cs="SBL Hebrew" w:eastAsia="Georgia"/>
+          <w:b w:val="0"/>
+          <w:i w:val="0"/>
+          <w:color w:val="1A1A1A"/>
+          <w:sz w:val="22"/>
+        </w:rPr>
+        <w:t xml:space="preserve">). On the day of the covenantal sign — </w:t>
+      </w:r>
+      <w:r>
+        <w:rPr>
+          <w:rFonts w:ascii="SBL Hebrew" w:hAnsi="SBL Hebrew" w:cs="SBL Hebrew" w:eastAsia="SBL Hebrew"/>
+          <w:b w:val="0"/>
+          <w:i w:val="0"/>
           <w:color w:val="1E3A8A"/>
           <w:sz w:val="22"/>
         </w:rPr>
@@ -7972,7 +10632,27 @@
           <w:color w:val="1A1A1A"/>
           <w:sz w:val="22"/>
         </w:rPr>
-        <w:t xml:space="preserve"> is itself the seventh wing.</w:t>
+        <w:t xml:space="preserve"> (</w:t>
+      </w:r>
+      <w:r>
+        <w:rPr>
+          <w:rFonts w:ascii="SBL Hebrew" w:hAnsi="SBL Hebrew" w:cs="SBL Hebrew" w:eastAsia="SBL Hebrew"/>
+          <w:b w:val="0"/>
+          <w:i w:val="0"/>
+          <w:color w:val="1A1A1A"/>
+          <w:sz w:val="22"/>
+        </w:rPr>
+        <w:t>כְּלַל יִשְׂרָאֵל</w:t>
+      </w:r>
+      <w:r>
+        <w:rPr>
+          <w:rFonts w:ascii="Georgia" w:hAnsi="Georgia" w:cs="SBL Hebrew" w:eastAsia="Georgia"/>
+          <w:b w:val="0"/>
+          <w:i w:val="0"/>
+          <w:color w:val="1A1A1A"/>
+          <w:sz w:val="22"/>
+        </w:rPr>
+        <w:t>) is itself the seventh wing.</w:t>
       </w:r>
     </w:p>
     <w:p>
@@ -8102,7 +10782,27 @@
           <w:color w:val="1A1A1A"/>
           <w:sz w:val="22"/>
         </w:rPr>
-        <w:t xml:space="preserve">, or </w:t>
+        <w:t xml:space="preserve"> (</w:t>
+      </w:r>
+      <w:r>
+        <w:rPr>
+          <w:rFonts w:ascii="SBL Hebrew" w:hAnsi="SBL Hebrew" w:cs="SBL Hebrew" w:eastAsia="SBL Hebrew"/>
+          <w:b w:val="0"/>
+          <w:i w:val="0"/>
+          <w:color w:val="1A1A1A"/>
+          <w:sz w:val="22"/>
+        </w:rPr>
+        <w:t>מִזְמוֹר שִׁיר לְיוֹם הַשַּׁבָּת</w:t>
+      </w:r>
+      <w:r>
+        <w:rPr>
+          <w:rFonts w:ascii="Georgia" w:hAnsi="Georgia" w:cs="SBL Hebrew" w:eastAsia="Georgia"/>
+          <w:b w:val="0"/>
+          <w:i w:val="0"/>
+          <w:color w:val="1A1A1A"/>
+          <w:sz w:val="22"/>
+        </w:rPr>
+        <w:t xml:space="preserve">), or </w:t>
       </w:r>
       <w:r>
         <w:rPr>
@@ -8122,7 +10822,27 @@
           <w:color w:val="1A1A1A"/>
           <w:sz w:val="22"/>
         </w:rPr>
-        <w:t xml:space="preserve">, or the other additions of the seventh day, he is not adding minutes to his prayer; he is stepping into the office that the </w:t>
+        <w:t xml:space="preserve"> (</w:t>
+      </w:r>
+      <w:r>
+        <w:rPr>
+          <w:rFonts w:ascii="SBL Hebrew" w:hAnsi="SBL Hebrew" w:cs="SBL Hebrew" w:eastAsia="SBL Hebrew"/>
+          <w:b w:val="0"/>
+          <w:i w:val="0"/>
+          <w:color w:val="1A1A1A"/>
+          <w:sz w:val="22"/>
+        </w:rPr>
+        <w:t>יִשְׂמְחוּ צַדִּיקִים בַּה'</w:t>
+      </w:r>
+      <w:r>
+        <w:rPr>
+          <w:rFonts w:ascii="Georgia" w:hAnsi="Georgia" w:cs="SBL Hebrew" w:eastAsia="Georgia"/>
+          <w:b w:val="0"/>
+          <w:i w:val="0"/>
+          <w:color w:val="1A1A1A"/>
+          <w:sz w:val="22"/>
+        </w:rPr>
+        <w:t xml:space="preserve">), or the other additions of the seventh day, he is not adding minutes to his prayer; he is stepping into the office that the </w:t>
       </w:r>
       <w:r>
         <w:rPr>
@@ -8202,7 +10922,27 @@
           <w:color w:val="1A1A1A"/>
           <w:sz w:val="22"/>
         </w:rPr>
-        <w:t xml:space="preserve"> and </w:t>
+        <w:t xml:space="preserve"> (</w:t>
+      </w:r>
+      <w:r>
+        <w:rPr>
+          <w:rFonts w:ascii="SBL Hebrew" w:hAnsi="SBL Hebrew" w:cs="SBL Hebrew" w:eastAsia="SBL Hebrew"/>
+          <w:b w:val="0"/>
+          <w:i w:val="0"/>
+          <w:color w:val="1A1A1A"/>
+          <w:sz w:val="22"/>
+        </w:rPr>
+        <w:t>בְּרִיאַת הָעוֹלָם</w:t>
+      </w:r>
+      <w:r>
+        <w:rPr>
+          <w:rFonts w:ascii="Georgia" w:hAnsi="Georgia" w:cs="SBL Hebrew" w:eastAsia="Georgia"/>
+          <w:b w:val="0"/>
+          <w:i w:val="0"/>
+          <w:color w:val="1A1A1A"/>
+          <w:sz w:val="22"/>
+        </w:rPr>
+        <w:t xml:space="preserve">) and </w:t>
       </w:r>
       <w:r>
         <w:rPr>
@@ -8222,7 +10962,27 @@
           <w:color w:val="1A1A1A"/>
           <w:sz w:val="22"/>
         </w:rPr>
-        <w:t xml:space="preserve">, the two great acts that </w:t>
+        <w:t xml:space="preserve"> (</w:t>
+      </w:r>
+      <w:r>
+        <w:rPr>
+          <w:rFonts w:ascii="SBL Hebrew" w:hAnsi="SBL Hebrew" w:cs="SBL Hebrew" w:eastAsia="SBL Hebrew"/>
+          <w:b w:val="0"/>
+          <w:i w:val="0"/>
+          <w:color w:val="1A1A1A"/>
+          <w:sz w:val="22"/>
+        </w:rPr>
+        <w:t>מַתַּן תּוֹרָה</w:t>
+      </w:r>
+      <w:r>
+        <w:rPr>
+          <w:rFonts w:ascii="Georgia" w:hAnsi="Georgia" w:cs="SBL Hebrew" w:eastAsia="Georgia"/>
+          <w:b w:val="0"/>
+          <w:i w:val="0"/>
+          <w:color w:val="1A1A1A"/>
+          <w:sz w:val="22"/>
+        </w:rPr>
+        <w:t xml:space="preserve">), the two great acts that </w:t>
       </w:r>
       <w:r>
         <w:rPr>
@@ -8311,7 +11071,27 @@
           <w:color w:val="1A1A1A"/>
           <w:sz w:val="22"/>
         </w:rPr>
-        <w:t xml:space="preserve"> include </w:t>
+        <w:t xml:space="preserve"> (</w:t>
+      </w:r>
+      <w:r>
+        <w:rPr>
+          <w:rFonts w:ascii="SBL Hebrew" w:hAnsi="SBL Hebrew" w:cs="SBL Hebrew" w:eastAsia="SBL Hebrew"/>
+          <w:b w:val="0"/>
+          <w:i w:val="0"/>
+          <w:color w:val="1A1A1A"/>
+          <w:sz w:val="22"/>
+        </w:rPr>
+        <w:t>נֻסְחָאוֹת</w:t>
+      </w:r>
+      <w:r>
+        <w:rPr>
+          <w:rFonts w:ascii="Georgia" w:hAnsi="Georgia" w:cs="SBL Hebrew" w:eastAsia="Georgia"/>
+          <w:b w:val="0"/>
+          <w:i w:val="0"/>
+          <w:color w:val="1A1A1A"/>
+          <w:sz w:val="22"/>
+        </w:rPr>
+        <w:t xml:space="preserve">) include </w:t>
       </w:r>
       <w:r>
         <w:rPr>
@@ -8331,7 +11111,27 @@
           <w:color w:val="1A1A1A"/>
           <w:sz w:val="22"/>
         </w:rPr>
-        <w:t xml:space="preserve"> 34 among the Shabbos-morning additions. The superscription of the </w:t>
+        <w:t xml:space="preserve"> (</w:t>
+      </w:r>
+      <w:r>
+        <w:rPr>
+          <w:rFonts w:ascii="SBL Hebrew" w:hAnsi="SBL Hebrew" w:cs="SBL Hebrew" w:eastAsia="SBL Hebrew"/>
+          <w:b w:val="0"/>
+          <w:i w:val="0"/>
+          <w:color w:val="1A1A1A"/>
+          <w:sz w:val="22"/>
+        </w:rPr>
+        <w:t>תְּהִלִּים</w:t>
+      </w:r>
+      <w:r>
+        <w:rPr>
+          <w:rFonts w:ascii="Georgia" w:hAnsi="Georgia" w:cs="SBL Hebrew" w:eastAsia="Georgia"/>
+          <w:b w:val="0"/>
+          <w:i w:val="0"/>
+          <w:color w:val="1A1A1A"/>
+          <w:sz w:val="22"/>
+        </w:rPr>
+        <w:t xml:space="preserve">) 34 among the Shabbos-morning additions. The superscription of the </w:t>
       </w:r>
       <w:r>
         <w:rPr>
@@ -8351,7 +11151,27 @@
           <w:color w:val="1A1A1A"/>
           <w:sz w:val="22"/>
         </w:rPr>
-        <w:t xml:space="preserve"> is arresting: </w:t>
+        <w:t xml:space="preserve"> (</w:t>
+      </w:r>
+      <w:r>
+        <w:rPr>
+          <w:rFonts w:ascii="SBL Hebrew" w:hAnsi="SBL Hebrew" w:cs="SBL Hebrew" w:eastAsia="SBL Hebrew"/>
+          <w:b w:val="0"/>
+          <w:i w:val="0"/>
+          <w:color w:val="1A1A1A"/>
+          <w:sz w:val="22"/>
+        </w:rPr>
+        <w:t>פֶּרֶק</w:t>
+      </w:r>
+      <w:r>
+        <w:rPr>
+          <w:rFonts w:ascii="Georgia" w:hAnsi="Georgia" w:cs="SBL Hebrew" w:eastAsia="Georgia"/>
+          <w:b w:val="0"/>
+          <w:i w:val="0"/>
+          <w:color w:val="1A1A1A"/>
+          <w:sz w:val="22"/>
+        </w:rPr>
+        <w:t xml:space="preserve">) is arresting: </w:t>
       </w:r>
       <w:r>
         <w:rPr>
@@ -8435,7 +11255,27 @@
           <w:color w:val="1A1A1A"/>
           <w:sz w:val="22"/>
         </w:rPr>
-        <w:t xml:space="preserve"> and having been promised Michal, the daughter of Shaul, in return, found himself under pursuit as Shaul’s jealousy overtook him. He fled and reached the court of </w:t>
+        <w:t xml:space="preserve"> (</w:t>
+      </w:r>
+      <w:r>
+        <w:rPr>
+          <w:rFonts w:ascii="SBL Hebrew" w:hAnsi="SBL Hebrew" w:cs="SBL Hebrew" w:eastAsia="SBL Hebrew"/>
+          <w:b w:val="0"/>
+          <w:i w:val="0"/>
+          <w:color w:val="1A1A1A"/>
+          <w:sz w:val="22"/>
+        </w:rPr>
+        <w:t>גָּלְיָת</w:t>
+      </w:r>
+      <w:r>
+        <w:rPr>
+          <w:rFonts w:ascii="Georgia" w:hAnsi="Georgia" w:cs="SBL Hebrew" w:eastAsia="Georgia"/>
+          <w:b w:val="0"/>
+          <w:i w:val="0"/>
+          <w:color w:val="1A1A1A"/>
+          <w:sz w:val="22"/>
+        </w:rPr>
+        <w:t xml:space="preserve">) and having been promised Michal, the daughter of Shaul, in return, found himself under pursuit as Shaul’s jealousy overtook him. He fled and reached the court of </w:t>
       </w:r>
       <w:r>
         <w:rPr>
@@ -8495,7 +11335,27 @@
           <w:color w:val="1A1A1A"/>
           <w:sz w:val="22"/>
         </w:rPr>
-        <w:t>. He was in mortal danger.</w:t>
+        <w:t xml:space="preserve"> (</w:t>
+      </w:r>
+      <w:r>
+        <w:rPr>
+          <w:rFonts w:ascii="SBL Hebrew" w:hAnsi="SBL Hebrew" w:cs="SBL Hebrew" w:eastAsia="SBL Hebrew"/>
+          <w:b w:val="0"/>
+          <w:i w:val="0"/>
+          <w:color w:val="1A1A1A"/>
+          <w:sz w:val="22"/>
+        </w:rPr>
+        <w:t>גִּבּוֹר</w:t>
+      </w:r>
+      <w:r>
+        <w:rPr>
+          <w:rFonts w:ascii="Georgia" w:hAnsi="Georgia" w:cs="SBL Hebrew" w:eastAsia="Georgia"/>
+          <w:b w:val="0"/>
+          <w:i w:val="0"/>
+          <w:color w:val="1A1A1A"/>
+          <w:sz w:val="22"/>
+        </w:rPr>
+        <w:t>). He was in mortal danger.</w:t>
       </w:r>
     </w:p>
     <w:p>
@@ -8530,7 +11390,27 @@
           <w:color w:val="1A1A1A"/>
           <w:sz w:val="22"/>
         </w:rPr>
-        <w:t xml:space="preserve">, he altered his demeanor. He feigned madness, drooling upon his beard, marking the doors of the gate, playing the lunatic. Achish, unwilling to be occupied with such a figure, dismissed him with the famous line: </w:t>
+        <w:t xml:space="preserve"> (</w:t>
+      </w:r>
+      <w:r>
+        <w:rPr>
+          <w:rFonts w:ascii="SBL Hebrew" w:hAnsi="SBL Hebrew" w:cs="SBL Hebrew" w:eastAsia="SBL Hebrew"/>
+          <w:b w:val="0"/>
+          <w:i w:val="0"/>
+          <w:color w:val="1A1A1A"/>
+          <w:sz w:val="22"/>
+        </w:rPr>
+        <w:t>שִׁנָּה אֶת טַעְמוֹ</w:t>
+      </w:r>
+      <w:r>
+        <w:rPr>
+          <w:rFonts w:ascii="Georgia" w:hAnsi="Georgia" w:cs="SBL Hebrew" w:eastAsia="Georgia"/>
+          <w:b w:val="0"/>
+          <w:i w:val="0"/>
+          <w:color w:val="1A1A1A"/>
+          <w:sz w:val="22"/>
+        </w:rPr>
+        <w:t xml:space="preserve">), he altered his demeanor. He feigned madness, drooling upon his beard, marking the doors of the gate, playing the lunatic. Achish, unwilling to be occupied with such a figure, dismissed him with the famous line: </w:t>
       </w:r>
       <w:r>
         <w:rPr>
@@ -8600,7 +11480,27 @@
           <w:color w:val="1A1A1A"/>
           <w:sz w:val="22"/>
         </w:rPr>
-        <w:t xml:space="preserve">, drawing on </w:t>
+        <w:t xml:space="preserve"> (</w:t>
+      </w:r>
+      <w:r>
+        <w:rPr>
+          <w:rFonts w:ascii="SBL Hebrew" w:hAnsi="SBL Hebrew" w:cs="SBL Hebrew" w:eastAsia="SBL Hebrew"/>
+          <w:b w:val="0"/>
+          <w:i w:val="0"/>
+          <w:color w:val="1A1A1A"/>
+          <w:sz w:val="22"/>
+        </w:rPr>
+        <w:t>מְפָרְשִׁים</w:t>
+      </w:r>
+      <w:r>
+        <w:rPr>
+          <w:rFonts w:ascii="Georgia" w:hAnsi="Georgia" w:cs="SBL Hebrew" w:eastAsia="Georgia"/>
+          <w:b w:val="0"/>
+          <w:i w:val="0"/>
+          <w:color w:val="1A1A1A"/>
+          <w:sz w:val="22"/>
+        </w:rPr>
+        <w:t xml:space="preserve">), drawing on </w:t>
       </w:r>
       <w:r>
         <w:rPr>
@@ -8620,7 +11520,27 @@
           <w:color w:val="1A1A1A"/>
           <w:sz w:val="22"/>
         </w:rPr>
-        <w:t xml:space="preserve"> tradition, note a domestic detail that stood behind Achish’s exasperation.</w:t>
+        <w:t xml:space="preserve"> (</w:t>
+      </w:r>
+      <w:r>
+        <w:rPr>
+          <w:rFonts w:ascii="SBL Hebrew" w:hAnsi="SBL Hebrew" w:cs="SBL Hebrew" w:eastAsia="SBL Hebrew"/>
+          <w:b w:val="0"/>
+          <w:i w:val="0"/>
+          <w:color w:val="1A1A1A"/>
+          <w:sz w:val="22"/>
+        </w:rPr>
+        <w:t>מִדְרָשׁ</w:t>
+      </w:r>
+      <w:r>
+        <w:rPr>
+          <w:rFonts w:ascii="Georgia" w:hAnsi="Georgia" w:cs="SBL Hebrew" w:eastAsia="Georgia"/>
+          <w:b w:val="0"/>
+          <w:i w:val="0"/>
+          <w:color w:val="1A1A1A"/>
+          <w:sz w:val="22"/>
+        </w:rPr>
+        <w:t>) tradition, note a domestic detail that stood behind Achish’s exasperation.</w:t>
       </w:r>
       <w:r>
         <w:rPr>
@@ -8659,7 +11579,27 @@
           <w:color w:val="1A1A1A"/>
           <w:sz w:val="22"/>
         </w:rPr>
-        <w:t xml:space="preserve"> — his wife and his daughter — whose carrying-on filled the palace day and night. When David began his own performance in the courtyard, Achish had no patience for a third. The Holy One had arranged the historical circumstance that the ruse would land.</w:t>
+        <w:t xml:space="preserve"> (</w:t>
+      </w:r>
+      <w:r>
+        <w:rPr>
+          <w:rFonts w:ascii="SBL Hebrew" w:hAnsi="SBL Hebrew" w:cs="SBL Hebrew" w:eastAsia="SBL Hebrew"/>
+          <w:b w:val="0"/>
+          <w:i w:val="0"/>
+          <w:color w:val="1A1A1A"/>
+          <w:sz w:val="22"/>
+        </w:rPr>
+        <w:t>מְשֻׁגָּעִים</w:t>
+      </w:r>
+      <w:r>
+        <w:rPr>
+          <w:rFonts w:ascii="Georgia" w:hAnsi="Georgia" w:cs="SBL Hebrew" w:eastAsia="Georgia"/>
+          <w:b w:val="0"/>
+          <w:i w:val="0"/>
+          <w:color w:val="1A1A1A"/>
+          <w:sz w:val="22"/>
+        </w:rPr>
+        <w:t>) — his wife and his daughter — whose carrying-on filled the palace day and night. When David began his own performance in the courtyard, Achish had no patience for a third. The Holy One had arranged the historical circumstance that the ruse would land.</w:t>
       </w:r>
     </w:p>
     <w:p>
@@ -8749,7 +11689,27 @@
           <w:color w:val="1A1A1A"/>
           <w:sz w:val="22"/>
         </w:rPr>
-        <w:t xml:space="preserve"> and </w:t>
+        <w:t xml:space="preserve"> (</w:t>
+      </w:r>
+      <w:r>
+        <w:rPr>
+          <w:rFonts w:ascii="SBL Hebrew" w:hAnsi="SBL Hebrew" w:cs="SBL Hebrew" w:eastAsia="SBL Hebrew"/>
+          <w:b w:val="0"/>
+          <w:i w:val="0"/>
+          <w:color w:val="1A1A1A"/>
+          <w:sz w:val="22"/>
+        </w:rPr>
+        <w:t>הוֹדָאָה</w:t>
+      </w:r>
+      <w:r>
+        <w:rPr>
+          <w:rFonts w:ascii="Georgia" w:hAnsi="Georgia" w:cs="SBL Hebrew" w:eastAsia="Georgia"/>
+          <w:b w:val="0"/>
+          <w:i w:val="0"/>
+          <w:color w:val="1A1A1A"/>
+          <w:sz w:val="22"/>
+        </w:rPr>
+        <w:t xml:space="preserve">) and </w:t>
       </w:r>
       <w:r>
         <w:rPr>
@@ -8769,7 +11729,27 @@
           <w:color w:val="1A1A1A"/>
           <w:sz w:val="22"/>
         </w:rPr>
-        <w:t xml:space="preserve">, but of a specific character: it is the </w:t>
+        <w:t xml:space="preserve"> (</w:t>
+      </w:r>
+      <w:r>
+        <w:rPr>
+          <w:rFonts w:ascii="SBL Hebrew" w:hAnsi="SBL Hebrew" w:cs="SBL Hebrew" w:eastAsia="SBL Hebrew"/>
+          <w:b w:val="0"/>
+          <w:i w:val="0"/>
+          <w:color w:val="1A1A1A"/>
+          <w:sz w:val="22"/>
+        </w:rPr>
+        <w:t>בִּטָּחוֹן</w:t>
+      </w:r>
+      <w:r>
+        <w:rPr>
+          <w:rFonts w:ascii="Georgia" w:hAnsi="Georgia" w:cs="SBL Hebrew" w:eastAsia="Georgia"/>
+          <w:b w:val="0"/>
+          <w:i w:val="0"/>
+          <w:color w:val="1A1A1A"/>
+          <w:sz w:val="22"/>
+        </w:rPr>
+        <w:t xml:space="preserve">), but of a specific character: it is the </w:t>
       </w:r>
       <w:r>
         <w:rPr>
@@ -8809,7 +11789,27 @@
           <w:color w:val="1A1A1A"/>
           <w:sz w:val="22"/>
         </w:rPr>
-        <w:t xml:space="preserve"> of one who stood in a position of </w:t>
+        <w:t xml:space="preserve"> (</w:t>
+      </w:r>
+      <w:r>
+        <w:rPr>
+          <w:rFonts w:ascii="SBL Hebrew" w:hAnsi="SBL Hebrew" w:cs="SBL Hebrew" w:eastAsia="SBL Hebrew"/>
+          <w:b w:val="0"/>
+          <w:i w:val="0"/>
+          <w:color w:val="1A1A1A"/>
+          <w:sz w:val="22"/>
+        </w:rPr>
+        <w:t>שִׁירָה</w:t>
+      </w:r>
+      <w:r>
+        <w:rPr>
+          <w:rFonts w:ascii="Georgia" w:hAnsi="Georgia" w:cs="SBL Hebrew" w:eastAsia="Georgia"/>
+          <w:b w:val="0"/>
+          <w:i w:val="0"/>
+          <w:color w:val="1A1A1A"/>
+          <w:sz w:val="22"/>
+        </w:rPr>
+        <w:t xml:space="preserve">) of one who stood in a position of </w:t>
       </w:r>
       <w:r>
         <w:rPr>
@@ -8829,7 +11829,27 @@
           <w:color w:val="1A1A1A"/>
           <w:sz w:val="22"/>
         </w:rPr>
-        <w:t xml:space="preserve"> and was delivered by </w:t>
+        <w:t xml:space="preserve"> (</w:t>
+      </w:r>
+      <w:r>
+        <w:rPr>
+          <w:rFonts w:ascii="SBL Hebrew" w:hAnsi="SBL Hebrew" w:cs="SBL Hebrew" w:eastAsia="SBL Hebrew"/>
+          <w:b w:val="0"/>
+          <w:i w:val="0"/>
+          <w:color w:val="1A1A1A"/>
+          <w:sz w:val="22"/>
+        </w:rPr>
+        <w:t>חִסָּרוֹן</w:t>
+      </w:r>
+      <w:r>
+        <w:rPr>
+          <w:rFonts w:ascii="Georgia" w:hAnsi="Georgia" w:cs="SBL Hebrew" w:eastAsia="Georgia"/>
+          <w:b w:val="0"/>
+          <w:i w:val="0"/>
+          <w:color w:val="1A1A1A"/>
+          <w:sz w:val="22"/>
+        </w:rPr>
+        <w:t xml:space="preserve">) and was delivered by </w:t>
       </w:r>
       <w:r>
         <w:rPr>
@@ -8849,7 +11869,27 @@
           <w:color w:val="1A1A1A"/>
           <w:sz w:val="22"/>
         </w:rPr>
-        <w:t xml:space="preserve"> alone. Every verse of the chapter reads in this key.</w:t>
+        <w:t xml:space="preserve"> (</w:t>
+      </w:r>
+      <w:r>
+        <w:rPr>
+          <w:rFonts w:ascii="SBL Hebrew" w:hAnsi="SBL Hebrew" w:cs="SBL Hebrew" w:eastAsia="SBL Hebrew"/>
+          <w:b w:val="0"/>
+          <w:i w:val="0"/>
+          <w:color w:val="1A1A1A"/>
+          <w:sz w:val="22"/>
+        </w:rPr>
+        <w:t>הַקָּדוֹשׁ בָּרוּךְ הוּא</w:t>
+      </w:r>
+      <w:r>
+        <w:rPr>
+          <w:rFonts w:ascii="Georgia" w:hAnsi="Georgia" w:cs="SBL Hebrew" w:eastAsia="Georgia"/>
+          <w:b w:val="0"/>
+          <w:i w:val="0"/>
+          <w:color w:val="1A1A1A"/>
+          <w:sz w:val="22"/>
+        </w:rPr>
+        <w:t>) alone. Every verse of the chapter reads in this key.</w:t>
       </w:r>
     </w:p>
     <w:p>
@@ -8899,7 +11939,27 @@
           <w:color w:val="1A1A1A"/>
           <w:sz w:val="22"/>
         </w:rPr>
-        <w:t xml:space="preserve"> and later </w:t>
+        <w:t xml:space="preserve"> (</w:t>
+      </w:r>
+      <w:r>
+        <w:rPr>
+          <w:rFonts w:ascii="SBL Hebrew" w:hAnsi="SBL Hebrew" w:cs="SBL Hebrew" w:eastAsia="SBL Hebrew"/>
+          <w:b w:val="0"/>
+          <w:i w:val="0"/>
+          <w:color w:val="1A1A1A"/>
+          <w:sz w:val="22"/>
+        </w:rPr>
+        <w:t>מְפָרְשֵׁי סִדּוּר</w:t>
+      </w:r>
+      <w:r>
+        <w:rPr>
+          <w:rFonts w:ascii="Georgia" w:hAnsi="Georgia" w:cs="SBL Hebrew" w:eastAsia="Georgia"/>
+          <w:b w:val="0"/>
+          <w:i w:val="0"/>
+          <w:color w:val="1A1A1A"/>
+          <w:sz w:val="22"/>
+        </w:rPr>
+        <w:t xml:space="preserve">) and later </w:t>
       </w:r>
       <w:r>
         <w:rPr>
@@ -8919,7 +11979,27 @@
           <w:color w:val="1A1A1A"/>
           <w:sz w:val="22"/>
         </w:rPr>
-        <w:t xml:space="preserve"> reads David’s deliverance before Achish as having occurred on Shabbos, and locates the placement of </w:t>
+        <w:t xml:space="preserve"> (</w:t>
+      </w:r>
+      <w:r>
+        <w:rPr>
+          <w:rFonts w:ascii="SBL Hebrew" w:hAnsi="SBL Hebrew" w:cs="SBL Hebrew" w:eastAsia="SBL Hebrew"/>
+          <w:b w:val="0"/>
+          <w:i w:val="0"/>
+          <w:color w:val="1A1A1A"/>
+          <w:sz w:val="22"/>
+        </w:rPr>
+        <w:t>בַּעֲלֵי מוּסָר</w:t>
+      </w:r>
+      <w:r>
+        <w:rPr>
+          <w:rFonts w:ascii="Georgia" w:hAnsi="Georgia" w:cs="SBL Hebrew" w:eastAsia="Georgia"/>
+          <w:b w:val="0"/>
+          <w:i w:val="0"/>
+          <w:color w:val="1A1A1A"/>
+          <w:sz w:val="22"/>
+        </w:rPr>
+        <w:t xml:space="preserve">) reads David’s deliverance before Achish as having occurred on Shabbos, and locates the placement of </w:t>
       </w:r>
       <w:r>
         <w:rPr>
@@ -9018,7 +12098,27 @@
           <w:color w:val="1A1A1A"/>
           <w:sz w:val="22"/>
         </w:rPr>
-        <w:t xml:space="preserve"> of the day is striking. The </w:t>
+        <w:t xml:space="preserve"> (</w:t>
+      </w:r>
+      <w:r>
+        <w:rPr>
+          <w:rFonts w:ascii="SBL Hebrew" w:hAnsi="SBL Hebrew" w:cs="SBL Hebrew" w:eastAsia="SBL Hebrew"/>
+          <w:b w:val="0"/>
+          <w:i w:val="0"/>
+          <w:color w:val="1A1A1A"/>
+          <w:sz w:val="22"/>
+        </w:rPr>
+        <w:t>הַשְׁקָפָה</w:t>
+      </w:r>
+      <w:r>
+        <w:rPr>
+          <w:rFonts w:ascii="Georgia" w:hAnsi="Georgia" w:cs="SBL Hebrew" w:eastAsia="Georgia"/>
+          <w:b w:val="0"/>
+          <w:i w:val="0"/>
+          <w:color w:val="1A1A1A"/>
+          <w:sz w:val="22"/>
+        </w:rPr>
+        <w:t xml:space="preserve">) of the day is striking. The </w:t>
       </w:r>
       <w:r>
         <w:rPr>
@@ -9078,7 +12178,27 @@
           <w:color w:val="1A1A1A"/>
           <w:sz w:val="22"/>
         </w:rPr>
-        <w:t xml:space="preserve"> at their strongest, but the song of </w:t>
+        <w:t xml:space="preserve"> (</w:t>
+      </w:r>
+      <w:r>
+        <w:rPr>
+          <w:rFonts w:ascii="SBL Hebrew" w:hAnsi="SBL Hebrew" w:cs="SBL Hebrew" w:eastAsia="SBL Hebrew"/>
+          <w:b w:val="0"/>
+          <w:i w:val="0"/>
+          <w:color w:val="1A1A1A"/>
+          <w:sz w:val="22"/>
+        </w:rPr>
+        <w:t>מַלְאָכִים</w:t>
+      </w:r>
+      <w:r>
+        <w:rPr>
+          <w:rFonts w:ascii="Georgia" w:hAnsi="Georgia" w:cs="SBL Hebrew" w:eastAsia="Georgia"/>
+          <w:b w:val="0"/>
+          <w:i w:val="0"/>
+          <w:color w:val="1A1A1A"/>
+          <w:sz w:val="22"/>
+        </w:rPr>
+        <w:t xml:space="preserve">) at their strongest, but the song of </w:t>
       </w:r>
       <w:r>
         <w:rPr>
@@ -9098,7 +12218,27 @@
           <w:color w:val="1A1A1A"/>
           <w:sz w:val="22"/>
         </w:rPr>
-        <w:t xml:space="preserve"> from a position of vulnerability and </w:t>
+        <w:t xml:space="preserve"> (</w:t>
+      </w:r>
+      <w:r>
+        <w:rPr>
+          <w:rFonts w:ascii="SBL Hebrew" w:hAnsi="SBL Hebrew" w:cs="SBL Hebrew" w:eastAsia="SBL Hebrew"/>
+          <w:b w:val="0"/>
+          <w:i w:val="0"/>
+          <w:color w:val="1A1A1A"/>
+          <w:sz w:val="22"/>
+        </w:rPr>
+        <w:t>כְּלַל יִשְׂרָאֵל</w:t>
+      </w:r>
+      <w:r>
+        <w:rPr>
+          <w:rFonts w:ascii="Georgia" w:hAnsi="Georgia" w:cs="SBL Hebrew" w:eastAsia="Georgia"/>
+          <w:b w:val="0"/>
+          <w:i w:val="0"/>
+          <w:color w:val="1A1A1A"/>
+          <w:sz w:val="22"/>
+        </w:rPr>
+        <w:t xml:space="preserve">) from a position of vulnerability and </w:t>
       </w:r>
       <w:r>
         <w:rPr>
@@ -9118,7 +12258,27 @@
           <w:color w:val="1A1A1A"/>
           <w:sz w:val="22"/>
         </w:rPr>
-        <w:t xml:space="preserve">. David’s </w:t>
+        <w:t xml:space="preserve"> (</w:t>
+      </w:r>
+      <w:r>
+        <w:rPr>
+          <w:rFonts w:ascii="SBL Hebrew" w:hAnsi="SBL Hebrew" w:cs="SBL Hebrew" w:eastAsia="SBL Hebrew"/>
+          <w:b w:val="0"/>
+          <w:i w:val="0"/>
+          <w:color w:val="1A1A1A"/>
+          <w:sz w:val="22"/>
+        </w:rPr>
+        <w:t>אֱמוּנָה</w:t>
+      </w:r>
+      <w:r>
+        <w:rPr>
+          <w:rFonts w:ascii="Georgia" w:hAnsi="Georgia" w:cs="SBL Hebrew" w:eastAsia="Georgia"/>
+          <w:b w:val="0"/>
+          <w:i w:val="0"/>
+          <w:color w:val="1A1A1A"/>
+          <w:sz w:val="22"/>
+        </w:rPr>
+        <w:t xml:space="preserve">). David’s </w:t>
       </w:r>
       <w:r>
         <w:rPr>
@@ -9342,7 +12502,27 @@
           <w:color w:val="1A1A1A"/>
           <w:sz w:val="22"/>
         </w:rPr>
-        <w:t>.</w:t>
+        <w:t xml:space="preserve"> (</w:t>
+      </w:r>
+      <w:r>
+        <w:rPr>
+          <w:rFonts w:ascii="SBL Hebrew" w:hAnsi="SBL Hebrew" w:cs="SBL Hebrew" w:eastAsia="SBL Hebrew"/>
+          <w:b w:val="0"/>
+          <w:i w:val="0"/>
+          <w:color w:val="1A1A1A"/>
+          <w:sz w:val="22"/>
+        </w:rPr>
+        <w:t>תְּפִלָּה</w:t>
+      </w:r>
+      <w:r>
+        <w:rPr>
+          <w:rFonts w:ascii="Georgia" w:hAnsi="Georgia" w:cs="SBL Hebrew" w:eastAsia="Georgia"/>
+          <w:b w:val="0"/>
+          <w:i w:val="0"/>
+          <w:color w:val="1A1A1A"/>
+          <w:sz w:val="22"/>
+        </w:rPr>
+        <w:t>).</w:t>
       </w:r>
     </w:p>
     <w:p>
@@ -9396,7 +12576,27 @@
           <w:color w:val="1A1A1A"/>
           <w:sz w:val="22"/>
         </w:rPr>
-        <w:t xml:space="preserve">, in the aggregate, is the shape given to Jewish prayer on the day upon which the covenantal sign is worn by the day itself. Its omissions and its additions, its timing and its voice, are the tradition’s answer to a single underlying question: how does one who lives in a covenant address the King on the day when the King is Himself present? The </w:t>
+        <w:t xml:space="preserve"> (</w:t>
+      </w:r>
+      <w:r>
+        <w:rPr>
+          <w:rFonts w:ascii="SBL Hebrew" w:hAnsi="SBL Hebrew" w:cs="SBL Hebrew" w:eastAsia="SBL Hebrew"/>
+          <w:b w:val="0"/>
+          <w:i w:val="0"/>
+          <w:color w:val="1A1A1A"/>
+          <w:sz w:val="22"/>
+        </w:rPr>
+        <w:t>תְּפִלָּה</w:t>
+      </w:r>
+      <w:r>
+        <w:rPr>
+          <w:rFonts w:ascii="Georgia" w:hAnsi="Georgia" w:cs="SBL Hebrew" w:eastAsia="Georgia"/>
+          <w:b w:val="0"/>
+          <w:i w:val="0"/>
+          <w:color w:val="1A1A1A"/>
+          <w:sz w:val="22"/>
+        </w:rPr>
+        <w:t xml:space="preserve">), in the aggregate, is the shape given to Jewish prayer on the day upon which the covenantal sign is worn by the day itself. Its omissions and its additions, its timing and its voice, are the tradition’s answer to a single underlying question: how does one who lives in a covenant address the King on the day when the King is Himself present? The </w:t>
       </w:r>
       <w:r>
         <w:rPr>
@@ -9416,7 +12616,27 @@
           <w:color w:val="1A1A1A"/>
           <w:sz w:val="22"/>
         </w:rPr>
-        <w:t xml:space="preserve"> retreats, for the </w:t>
+        <w:t xml:space="preserve"> (</w:t>
+      </w:r>
+      <w:r>
+        <w:rPr>
+          <w:rFonts w:ascii="SBL Hebrew" w:hAnsi="SBL Hebrew" w:cs="SBL Hebrew" w:eastAsia="SBL Hebrew"/>
+          <w:b w:val="0"/>
+          <w:i w:val="0"/>
+          <w:color w:val="1A1A1A"/>
+          <w:sz w:val="22"/>
+        </w:rPr>
+        <w:t>קָרְבַּן תּוֹדָה</w:t>
+      </w:r>
+      <w:r>
+        <w:rPr>
+          <w:rFonts w:ascii="Georgia" w:hAnsi="Georgia" w:cs="SBL Hebrew" w:eastAsia="Georgia"/>
+          <w:b w:val="0"/>
+          <w:i w:val="0"/>
+          <w:color w:val="1A1A1A"/>
+          <w:sz w:val="22"/>
+        </w:rPr>
+        <w:t xml:space="preserve">) retreats, for the </w:t>
       </w:r>
       <w:r>
         <w:rPr>
@@ -9436,7 +12656,27 @@
           <w:color w:val="1A1A1A"/>
           <w:sz w:val="22"/>
         </w:rPr>
-        <w:t xml:space="preserve"> does not bring his private offering when the day’s own </w:t>
+        <w:t xml:space="preserve"> (</w:t>
+      </w:r>
+      <w:r>
+        <w:rPr>
+          <w:rFonts w:ascii="SBL Hebrew" w:hAnsi="SBL Hebrew" w:cs="SBL Hebrew" w:eastAsia="SBL Hebrew"/>
+          <w:b w:val="0"/>
+          <w:i w:val="0"/>
+          <w:color w:val="1A1A1A"/>
+          <w:sz w:val="22"/>
+        </w:rPr>
+        <w:t>יָחִיד</w:t>
+      </w:r>
+      <w:r>
+        <w:rPr>
+          <w:rFonts w:ascii="Georgia" w:hAnsi="Georgia" w:cs="SBL Hebrew" w:eastAsia="Georgia"/>
+          <w:b w:val="0"/>
+          <w:i w:val="0"/>
+          <w:color w:val="1A1A1A"/>
+          <w:sz w:val="22"/>
+        </w:rPr>
+        <w:t xml:space="preserve">) does not bring his private offering when the day’s own </w:t>
       </w:r>
       <w:r>
         <w:rPr>
@@ -9456,7 +12696,27 @@
           <w:color w:val="1A1A1A"/>
           <w:sz w:val="22"/>
         </w:rPr>
-        <w:t xml:space="preserve"> stand in its place. The </w:t>
+        <w:t xml:space="preserve"> (</w:t>
+      </w:r>
+      <w:r>
+        <w:rPr>
+          <w:rFonts w:ascii="SBL Hebrew" w:hAnsi="SBL Hebrew" w:cs="SBL Hebrew" w:eastAsia="SBL Hebrew"/>
+          <w:b w:val="0"/>
+          <w:i w:val="0"/>
+          <w:color w:val="1A1A1A"/>
+          <w:sz w:val="22"/>
+        </w:rPr>
+        <w:t>קָרְבְּנוֹת צִבּוּר</w:t>
+      </w:r>
+      <w:r>
+        <w:rPr>
+          <w:rFonts w:ascii="Georgia" w:hAnsi="Georgia" w:cs="SBL Hebrew" w:eastAsia="Georgia"/>
+          <w:b w:val="0"/>
+          <w:i w:val="0"/>
+          <w:color w:val="1A1A1A"/>
+          <w:sz w:val="22"/>
+        </w:rPr>
+        <w:t xml:space="preserve">) stand in its place. The </w:t>
       </w:r>
       <w:r>
         <w:rPr>
@@ -9476,7 +12736,27 @@
           <w:color w:val="1A1A1A"/>
           <w:sz w:val="22"/>
         </w:rPr>
-        <w:t xml:space="preserve"> retreat, for the day itself is the sign. The pace lengthens and the voice rises, for the day gives time to be given. And the added </w:t>
+        <w:t xml:space="preserve"> (</w:t>
+      </w:r>
+      <w:r>
+        <w:rPr>
+          <w:rFonts w:ascii="SBL Hebrew" w:hAnsi="SBL Hebrew" w:cs="SBL Hebrew" w:eastAsia="SBL Hebrew"/>
+          <w:b w:val="0"/>
+          <w:i w:val="0"/>
+          <w:color w:val="1A1A1A"/>
+          <w:sz w:val="22"/>
+        </w:rPr>
+        <w:t>תְּפִלִּין</w:t>
+      </w:r>
+      <w:r>
+        <w:rPr>
+          <w:rFonts w:ascii="Georgia" w:hAnsi="Georgia" w:cs="SBL Hebrew" w:eastAsia="Georgia"/>
+          <w:b w:val="0"/>
+          <w:i w:val="0"/>
+          <w:color w:val="1A1A1A"/>
+          <w:sz w:val="22"/>
+        </w:rPr>
+        <w:t xml:space="preserve">) retreat, for the day itself is the sign. The pace lengthens and the voice rises, for the day gives time to be given. And the added </w:t>
       </w:r>
       <w:r>
         <w:rPr>
@@ -9496,7 +12776,27 @@
           <w:color w:val="1A1A1A"/>
           <w:sz w:val="22"/>
         </w:rPr>
-        <w:t xml:space="preserve">, sung by </w:t>
+        <w:t xml:space="preserve"> (</w:t>
+      </w:r>
+      <w:r>
+        <w:rPr>
+          <w:rFonts w:ascii="SBL Hebrew" w:hAnsi="SBL Hebrew" w:cs="SBL Hebrew" w:eastAsia="SBL Hebrew"/>
+          <w:b w:val="0"/>
+          <w:i w:val="0"/>
+          <w:color w:val="1A1A1A"/>
+          <w:sz w:val="22"/>
+        </w:rPr>
+        <w:t>קַפִּיטְלַאך</w:t>
+      </w:r>
+      <w:r>
+        <w:rPr>
+          <w:rFonts w:ascii="Georgia" w:hAnsi="Georgia" w:cs="SBL Hebrew" w:eastAsia="Georgia"/>
+          <w:b w:val="0"/>
+          <w:i w:val="0"/>
+          <w:color w:val="1A1A1A"/>
+          <w:sz w:val="22"/>
+        </w:rPr>
+        <w:t xml:space="preserve">), sung by </w:t>
       </w:r>
       <w:r>
         <w:rPr>
@@ -9516,7 +12816,27 @@
           <w:color w:val="1A1A1A"/>
           <w:sz w:val="22"/>
         </w:rPr>
-        <w:t xml:space="preserve"> as the seventh wing, are not additions in the ordinary sense; they are the song of a creation that on the seventh day has been entrusted, in the deepest of its rooms, to those who stand in the covenant.</w:t>
+        <w:t xml:space="preserve"> (</w:t>
+      </w:r>
+      <w:r>
+        <w:rPr>
+          <w:rFonts w:ascii="SBL Hebrew" w:hAnsi="SBL Hebrew" w:cs="SBL Hebrew" w:eastAsia="SBL Hebrew"/>
+          <w:b w:val="0"/>
+          <w:i w:val="0"/>
+          <w:color w:val="1A1A1A"/>
+          <w:sz w:val="22"/>
+        </w:rPr>
+        <w:t>כְּלַל יִשְׂרָאֵל</w:t>
+      </w:r>
+      <w:r>
+        <w:rPr>
+          <w:rFonts w:ascii="Georgia" w:hAnsi="Georgia" w:cs="SBL Hebrew" w:eastAsia="Georgia"/>
+          <w:b w:val="0"/>
+          <w:i w:val="0"/>
+          <w:color w:val="1A1A1A"/>
+          <w:sz w:val="22"/>
+        </w:rPr>
+        <w:t>) as the seventh wing, are not additions in the ordinary sense; they are the song of a creation that on the seventh day has been entrusted, in the deepest of its rooms, to those who stand in the covenant.</w:t>
       </w:r>
     </w:p>
     <w:p>

--- a/sefer-edition/book-rewrites/2026-08-09 — Entering Shabbos Shacharis — Sefer Edition — styled.docx
+++ b/sefer-edition/book-rewrites/2026-08-09 — Entering Shabbos Shacharis — Sefer Edition — styled.docx
@@ -262,7 +262,7 @@
           <w:color w:val="3B3B3B"/>
           <w:sz w:val="22"/>
         </w:rPr>
-        <w:t>Zohar HaKadosh</w:t>
+        <w:t>Teshuvas HaGeonim</w:t>
       </w:r>
       <w:r>
         <w:rPr>
@@ -272,7 +272,47 @@
           <w:color w:val="3B3B3B"/>
           <w:sz w:val="22"/>
         </w:rPr>
-        <w:t xml:space="preserve"> that </w:t>
+        <w:t xml:space="preserve"> (brought in </w:t>
+      </w:r>
+      <w:r>
+        <w:rPr>
+          <w:rFonts w:ascii="Georgia" w:hAnsi="Georgia" w:cs="SBL Hebrew" w:eastAsia="Georgia"/>
+          <w:b w:val="0"/>
+          <w:i/>
+          <w:color w:val="3B3B3B"/>
+          <w:sz w:val="22"/>
+        </w:rPr>
+        <w:t>Tosafos Sanhedrin</w:t>
+      </w:r>
+      <w:r>
+        <w:rPr>
+          <w:rFonts w:ascii="Georgia" w:hAnsi="Georgia" w:cs="SBL Hebrew" w:eastAsia="Georgia"/>
+          <w:b w:val="0"/>
+          <w:i/>
+          <w:color w:val="3B3B3B"/>
+          <w:sz w:val="22"/>
+        </w:rPr>
+        <w:t xml:space="preserve"> </w:t>
+      </w:r>
+      <w:r>
+        <w:rPr>
+          <w:rFonts w:ascii="SBL Hebrew" w:hAnsi="SBL Hebrew" w:cs="SBL Hebrew" w:eastAsia="SBL Hebrew"/>
+          <w:b w:val="0"/>
+          <w:i/>
+          <w:color w:val="1E3A8A"/>
+          <w:sz w:val="22"/>
+        </w:rPr>
+        <w:t>ל”ז ע”ב</w:t>
+      </w:r>
+      <w:r>
+        <w:rPr>
+          <w:rFonts w:ascii="Georgia" w:hAnsi="Georgia" w:cs="SBL Hebrew" w:eastAsia="Georgia"/>
+          <w:b w:val="0"/>
+          <w:i/>
+          <w:color w:val="3B3B3B"/>
+          <w:sz w:val="22"/>
+        </w:rPr>
+        <w:t xml:space="preserve">) that </w:t>
       </w:r>
       <w:r>
         <w:rPr>
@@ -8249,6 +8289,86 @@
           <w:color w:val="1A1A1A"/>
           <w:sz w:val="22"/>
         </w:rPr>
+        <w:t>Ramo</w:t>
+      </w:r>
+      <w:r>
+        <w:rPr>
+          <w:rFonts w:ascii="Georgia" w:hAnsi="Georgia" w:cs="SBL Hebrew" w:eastAsia="Georgia"/>
+          <w:b w:val="0"/>
+          <w:i w:val="0"/>
+          <w:color w:val="1A1A1A"/>
+          <w:sz w:val="22"/>
+        </w:rPr>
+        <w:t xml:space="preserve"> in </w:t>
+      </w:r>
+      <w:r>
+        <w:rPr>
+          <w:rFonts w:ascii="Georgia" w:hAnsi="Georgia" w:cs="SBL Hebrew" w:eastAsia="Georgia"/>
+          <w:b w:val="0"/>
+          <w:i/>
+          <w:color w:val="1A1A1A"/>
+          <w:sz w:val="22"/>
+        </w:rPr>
+        <w:t>Orach Chaim</w:t>
+      </w:r>
+      <w:r>
+        <w:rPr>
+          <w:rFonts w:ascii="Georgia" w:hAnsi="Georgia" w:cs="SBL Hebrew" w:eastAsia="Georgia"/>
+          <w:b w:val="0"/>
+          <w:i w:val="0"/>
+          <w:color w:val="1A1A1A"/>
+          <w:sz w:val="22"/>
+        </w:rPr>
+        <w:t xml:space="preserve"> </w:t>
+      </w:r>
+      <w:r>
+        <w:rPr>
+          <w:rFonts w:ascii="SBL Hebrew" w:hAnsi="SBL Hebrew" w:cs="SBL Hebrew" w:eastAsia="SBL Hebrew"/>
+          <w:b w:val="0"/>
+          <w:i w:val="0"/>
+          <w:color w:val="1E3A8A"/>
+          <w:sz w:val="22"/>
+        </w:rPr>
+        <w:t>רפ”א:א</w:t>
+      </w:r>
+      <w:r>
+        <w:rPr>
+          <w:rFonts w:ascii="Georgia" w:hAnsi="Georgia" w:cs="SBL Hebrew" w:eastAsia="Georgia"/>
+          <w:b w:val="0"/>
+          <w:i w:val="0"/>
+          <w:color w:val="1A1A1A"/>
+          <w:sz w:val="22"/>
+        </w:rPr>
+        <w:t xml:space="preserve">, citing the </w:t>
+      </w:r>
+      <w:r>
+        <w:rPr>
+          <w:rFonts w:ascii="Georgia" w:hAnsi="Georgia" w:cs="SBL Hebrew" w:eastAsia="Georgia"/>
+          <w:b w:val="0"/>
+          <w:i/>
+          <w:color w:val="1A1A1A"/>
+          <w:sz w:val="22"/>
+        </w:rPr>
+        <w:t>Or Zarua</w:t>
+      </w:r>
+      <w:r>
+        <w:rPr>
+          <w:rFonts w:ascii="Georgia" w:hAnsi="Georgia" w:cs="SBL Hebrew" w:eastAsia="Georgia"/>
+          <w:b w:val="0"/>
+          <w:i w:val="0"/>
+          <w:color w:val="1A1A1A"/>
+          <w:sz w:val="22"/>
+        </w:rPr>
+        <w:t xml:space="preserve">, issues a striking guard against the impatient congregant, and the </w:t>
+      </w:r>
+      <w:r>
+        <w:rPr>
+          <w:rFonts w:ascii="Georgia" w:hAnsi="Georgia" w:cs="SBL Hebrew" w:eastAsia="Georgia"/>
+          <w:b w:val="0"/>
+          <w:i/>
+          <w:color w:val="1A1A1A"/>
+          <w:sz w:val="22"/>
+        </w:rPr>
         <w:t>Mishnah Berurah</w:t>
       </w:r>
       <w:r>
@@ -8259,7 +8379,7 @@
           <w:color w:val="1A1A1A"/>
           <w:sz w:val="22"/>
         </w:rPr>
-        <w:t xml:space="preserve"> issues a striking guard against the impatient congregant.</w:t>
+        <w:t xml:space="preserve"> codifies the ruling in its wake.</w:t>
       </w:r>
       <w:r>
         <w:rPr>
@@ -8428,17 +8548,17 @@
           <w:color w:val="1A1A1A"/>
           <w:sz w:val="22"/>
         </w:rPr>
-        <w:t>Mishnah Berurah</w:t>
-      </w:r>
-      <w:r>
-        <w:rPr>
-          <w:rFonts w:ascii="Georgia" w:hAnsi="Georgia" w:cs="SBL Hebrew" w:eastAsia="Georgia"/>
-          <w:b w:val="0"/>
-          <w:i w:val="0"/>
-          <w:color w:val="1A1A1A"/>
-          <w:sz w:val="22"/>
-        </w:rPr>
-        <w:t xml:space="preserve"> writes that this protest is prohibited </w:t>
+        <w:t>Ramo</w:t>
+      </w:r>
+      <w:r>
+        <w:rPr>
+          <w:rFonts w:ascii="Georgia" w:hAnsi="Georgia" w:cs="SBL Hebrew" w:eastAsia="Georgia"/>
+          <w:b w:val="0"/>
+          <w:i w:val="0"/>
+          <w:color w:val="1A1A1A"/>
+          <w:sz w:val="22"/>
+        </w:rPr>
+        <w:t xml:space="preserve"> rules that this protest is prohibited </w:t>
       </w:r>
       <w:r>
         <w:rPr>
@@ -10128,7 +10248,7 @@
           <w:color w:val="B8860B"/>
           <w:sz w:val="23"/>
         </w:rPr>
-        <w:t>The Zohar in Tosafos</w:t>
+        <w:t>The Teshuvas HaGeonim in Tosafos</w:t>
       </w:r>
     </w:p>
     <w:p>
@@ -10193,7 +10313,7 @@
           <w:color w:val="1A1A1A"/>
           <w:sz w:val="22"/>
         </w:rPr>
-        <w:t>Zohar HaKadosh</w:t>
+        <w:t>Teshuvas HaGeonim</w:t>
       </w:r>
       <w:r>
         <w:rPr>
@@ -10213,7 +10333,7 @@
           <w:color w:val="1A1A1A"/>
           <w:sz w:val="22"/>
         </w:rPr>
-        <w:t>זֹהַר הַקָּדוֹשׁ</w:t>
+        <w:t>תְּשׁוּבַת הַגְּאוֹנִים</w:t>
       </w:r>
       <w:r>
         <w:rPr>
@@ -10254,6 +10374,26 @@
           <w:sz w:val="22"/>
         </w:rPr>
         <w:t>Sanhedrin</w:t>
+      </w:r>
+      <w:r>
+        <w:rPr>
+          <w:rFonts w:ascii="Georgia" w:hAnsi="Georgia" w:cs="SBL Hebrew" w:eastAsia="Georgia"/>
+          <w:b w:val="0"/>
+          <w:i w:val="0"/>
+          <w:color w:val="1A1A1A"/>
+          <w:sz w:val="22"/>
+        </w:rPr>
+        <w:t xml:space="preserve"> </w:t>
+      </w:r>
+      <w:r>
+        <w:rPr>
+          <w:rFonts w:ascii="SBL Hebrew" w:hAnsi="SBL Hebrew" w:cs="SBL Hebrew" w:eastAsia="SBL Hebrew"/>
+          <w:b w:val="0"/>
+          <w:i w:val="0"/>
+          <w:color w:val="1E3A8A"/>
+          <w:sz w:val="22"/>
+        </w:rPr>
+        <w:t>ל”ז ע”ב</w:t>
       </w:r>
       <w:r>
         <w:rPr>
@@ -10382,7 +10522,7 @@
           <w:color w:val="1A1A1A"/>
           <w:sz w:val="22"/>
         </w:rPr>
-        <w:t xml:space="preserve"> — six wings, six wings for each. Each of the six wings, in the Zoharic teaching, is the vehicle of the </w:t>
+        <w:t xml:space="preserve"> — six wings, six wings for each. Each of the six wings, in this Geonic teaching, is the vehicle of the </w:t>
       </w:r>
       <w:r>
         <w:rPr>
@@ -10422,7 +10562,167 @@
           <w:color w:val="1A1A1A"/>
           <w:sz w:val="22"/>
         </w:rPr>
-        <w:t>) song on one day of the week: Sunday one wing, Monday another, through the six days of creation.</w:t>
+        <w:t xml:space="preserve">) song on one day of the week: Sunday one wing, Monday another, through the six days of creation. The seventh-wing derivation is anchored in </w:t>
+      </w:r>
+      <w:r>
+        <w:rPr>
+          <w:rFonts w:ascii="Georgia" w:hAnsi="Georgia" w:cs="SBL Hebrew" w:eastAsia="Georgia"/>
+          <w:b w:val="0"/>
+          <w:i/>
+          <w:color w:val="1A1A1A"/>
+          <w:sz w:val="22"/>
+        </w:rPr>
+        <w:t>Yeshayahu</w:t>
+      </w:r>
+      <w:r>
+        <w:rPr>
+          <w:rFonts w:ascii="Georgia" w:hAnsi="Georgia" w:cs="SBL Hebrew" w:eastAsia="Georgia"/>
+          <w:b w:val="0"/>
+          <w:i w:val="0"/>
+          <w:color w:val="1A1A1A"/>
+          <w:sz w:val="22"/>
+        </w:rPr>
+        <w:t xml:space="preserve"> 24:16 — </w:t>
+      </w:r>
+      <w:r>
+        <w:rPr>
+          <w:rFonts w:ascii="SBL Hebrew" w:hAnsi="SBL Hebrew" w:cs="SBL Hebrew" w:eastAsia="SBL Hebrew"/>
+          <w:b w:val="0"/>
+          <w:i w:val="0"/>
+          <w:color w:val="1E3A8A"/>
+          <w:sz w:val="22"/>
+        </w:rPr>
+        <w:t>“מִכְּנַף הָאָרֶץ זְמִרֹת שָׁמַעְנוּ”</w:t>
+      </w:r>
+      <w:r>
+        <w:rPr>
+          <w:rFonts w:ascii="Georgia" w:hAnsi="Georgia" w:cs="SBL Hebrew" w:eastAsia="Georgia"/>
+          <w:b w:val="0"/>
+          <w:i w:val="0"/>
+          <w:color w:val="1A1A1A"/>
+          <w:sz w:val="22"/>
+        </w:rPr>
+        <w:t xml:space="preserve"> — read as the song of </w:t>
+      </w:r>
+      <w:r>
+        <w:rPr>
+          <w:rFonts w:ascii="Georgia" w:hAnsi="Georgia" w:cs="SBL Hebrew" w:eastAsia="Georgia"/>
+          <w:b w:val="0"/>
+          <w:i/>
+          <w:color w:val="1A1A1A"/>
+          <w:sz w:val="22"/>
+        </w:rPr>
+        <w:t>Klal Yisrael</w:t>
+      </w:r>
+      <w:r>
+        <w:rPr>
+          <w:rFonts w:ascii="Georgia" w:hAnsi="Georgia" w:cs="SBL Hebrew" w:eastAsia="Georgia"/>
+          <w:b w:val="0"/>
+          <w:i w:val="0"/>
+          <w:color w:val="1A1A1A"/>
+          <w:sz w:val="22"/>
+        </w:rPr>
+        <w:t xml:space="preserve"> supplying the wing that the </w:t>
+      </w:r>
+      <w:r>
+        <w:rPr>
+          <w:rFonts w:ascii="Georgia" w:hAnsi="Georgia" w:cs="SBL Hebrew" w:eastAsia="Georgia"/>
+          <w:b w:val="0"/>
+          <w:i/>
+          <w:color w:val="1A1A1A"/>
+          <w:sz w:val="22"/>
+        </w:rPr>
+        <w:t>Serafim</w:t>
+      </w:r>
+      <w:r>
+        <w:rPr>
+          <w:rFonts w:ascii="Georgia" w:hAnsi="Georgia" w:cs="SBL Hebrew" w:eastAsia="Georgia"/>
+          <w:b w:val="0"/>
+          <w:i w:val="0"/>
+          <w:color w:val="1A1A1A"/>
+          <w:sz w:val="22"/>
+        </w:rPr>
+        <w:t xml:space="preserve"> lack. [Corrected via Sefaria: source is </w:t>
+      </w:r>
+      <w:r>
+        <w:rPr>
+          <w:rFonts w:ascii="Georgia" w:hAnsi="Georgia" w:cs="SBL Hebrew" w:eastAsia="Georgia"/>
+          <w:b w:val="0"/>
+          <w:i/>
+          <w:color w:val="1A1A1A"/>
+          <w:sz w:val="22"/>
+        </w:rPr>
+        <w:t>Teshuvas HaGeonim</w:t>
+      </w:r>
+      <w:r>
+        <w:rPr>
+          <w:rFonts w:ascii="Georgia" w:hAnsi="Georgia" w:cs="SBL Hebrew" w:eastAsia="Georgia"/>
+          <w:b w:val="0"/>
+          <w:i w:val="0"/>
+          <w:color w:val="1A1A1A"/>
+          <w:sz w:val="22"/>
+        </w:rPr>
+        <w:t xml:space="preserve"> brought in </w:t>
+      </w:r>
+      <w:r>
+        <w:rPr>
+          <w:rFonts w:ascii="Georgia" w:hAnsi="Georgia" w:cs="SBL Hebrew" w:eastAsia="Georgia"/>
+          <w:b w:val="0"/>
+          <w:i/>
+          <w:color w:val="1A1A1A"/>
+          <w:sz w:val="22"/>
+        </w:rPr>
+        <w:t>Tosafos Sanhedrin</w:t>
+      </w:r>
+      <w:r>
+        <w:rPr>
+          <w:rFonts w:ascii="Georgia" w:hAnsi="Georgia" w:cs="SBL Hebrew" w:eastAsia="Georgia"/>
+          <w:b w:val="0"/>
+          <w:i w:val="0"/>
+          <w:color w:val="1A1A1A"/>
+          <w:sz w:val="22"/>
+        </w:rPr>
+        <w:t xml:space="preserve"> </w:t>
+      </w:r>
+      <w:r>
+        <w:rPr>
+          <w:rFonts w:ascii="SBL Hebrew" w:hAnsi="SBL Hebrew" w:cs="SBL Hebrew" w:eastAsia="SBL Hebrew"/>
+          <w:b w:val="0"/>
+          <w:i w:val="0"/>
+          <w:color w:val="1E3A8A"/>
+          <w:sz w:val="22"/>
+        </w:rPr>
+        <w:t>ל”ז ע”ב</w:t>
+      </w:r>
+      <w:r>
+        <w:rPr>
+          <w:rFonts w:ascii="Georgia" w:hAnsi="Georgia" w:cs="SBL Hebrew" w:eastAsia="Georgia"/>
+          <w:b w:val="0"/>
+          <w:i w:val="0"/>
+          <w:color w:val="1A1A1A"/>
+          <w:sz w:val="22"/>
+        </w:rPr>
+        <w:t xml:space="preserve">, not the </w:t>
+      </w:r>
+      <w:r>
+        <w:rPr>
+          <w:rFonts w:ascii="Georgia" w:hAnsi="Georgia" w:cs="SBL Hebrew" w:eastAsia="Georgia"/>
+          <w:b w:val="0"/>
+          <w:i/>
+          <w:color w:val="1A1A1A"/>
+          <w:sz w:val="22"/>
+        </w:rPr>
+        <w:t>Zohar</w:t>
+      </w:r>
+      <w:r>
+        <w:rPr>
+          <w:rFonts w:ascii="Georgia" w:hAnsi="Georgia" w:cs="SBL Hebrew" w:eastAsia="Georgia"/>
+          <w:b w:val="0"/>
+          <w:i w:val="0"/>
+          <w:color w:val="1A1A1A"/>
+          <w:sz w:val="22"/>
+        </w:rPr>
+        <w:t>.]</w:t>
       </w:r>
     </w:p>
     <w:p>
@@ -12128,7 +12428,7 @@
           <w:color w:val="1A1A1A"/>
           <w:sz w:val="22"/>
         </w:rPr>
-        <w:t>Zoharic</w:t>
+        <w:t>Teshuvas HaGeonim</w:t>
       </w:r>
       <w:r>
         <w:rPr>
@@ -17190,7 +17490,47 @@
           <w:color w:val="1A1A1A"/>
           <w:sz w:val="21"/>
         </w:rPr>
-        <w:t xml:space="preserve">’s gloss records the </w:t>
+        <w:t xml:space="preserve">’s gloss on </w:t>
+      </w:r>
+      <w:r>
+        <w:rPr>
+          <w:rFonts w:ascii="Georgia" w:hAnsi="Georgia" w:cs="SBL Hebrew" w:eastAsia="Georgia"/>
+          <w:b w:val="0"/>
+          <w:i/>
+          <w:color w:val="1A1A1A"/>
+          <w:sz w:val="21"/>
+        </w:rPr>
+        <w:t>Orach Chaim</w:t>
+      </w:r>
+      <w:r>
+        <w:rPr>
+          <w:rFonts w:ascii="Georgia" w:hAnsi="Georgia" w:cs="SBL Hebrew" w:eastAsia="Georgia"/>
+          <w:b w:val="0"/>
+          <w:i w:val="0"/>
+          <w:color w:val="1A1A1A"/>
+          <w:sz w:val="21"/>
+        </w:rPr>
+        <w:t xml:space="preserve"> </w:t>
+      </w:r>
+      <w:r>
+        <w:rPr>
+          <w:rFonts w:ascii="SBL Hebrew" w:hAnsi="SBL Hebrew" w:cs="SBL Hebrew" w:eastAsia="SBL Hebrew"/>
+          <w:b w:val="0"/>
+          <w:i w:val="0"/>
+          <w:color w:val="1E3A8A"/>
+          <w:sz w:val="21"/>
+        </w:rPr>
+        <w:t>רפ”א:א</w:t>
+      </w:r>
+      <w:r>
+        <w:rPr>
+          <w:rFonts w:ascii="Georgia" w:hAnsi="Georgia" w:cs="SBL Hebrew" w:eastAsia="Georgia"/>
+          <w:b w:val="0"/>
+          <w:i w:val="0"/>
+          <w:color w:val="1A1A1A"/>
+          <w:sz w:val="21"/>
+        </w:rPr>
+        <w:t xml:space="preserve"> records the </w:t>
       </w:r>
       <w:r>
         <w:rPr>
@@ -17230,7 +17570,27 @@
           <w:color w:val="1A1A1A"/>
           <w:sz w:val="21"/>
         </w:rPr>
-        <w:t xml:space="preserve"> of Shabbos somewhat later than during the week. He does not specify how much later, and gives no reason in the siman itself; the reasoning is developed in the earlier Rishonic sources (fn 16–17) and in the later </w:t>
+        <w:t xml:space="preserve"> of Shabbos somewhat later than during the week, with a parenthetical citation to the </w:t>
+      </w:r>
+      <w:r>
+        <w:rPr>
+          <w:rFonts w:ascii="Georgia" w:hAnsi="Georgia" w:cs="SBL Hebrew" w:eastAsia="Georgia"/>
+          <w:b w:val="0"/>
+          <w:i/>
+          <w:color w:val="1A1A1A"/>
+          <w:sz w:val="21"/>
+        </w:rPr>
+        <w:t>Mordechai</w:t>
+      </w:r>
+      <w:r>
+        <w:rPr>
+          <w:rFonts w:ascii="Georgia" w:hAnsi="Georgia" w:cs="SBL Hebrew" w:eastAsia="Georgia"/>
+          <w:b w:val="0"/>
+          <w:i w:val="0"/>
+          <w:color w:val="1A1A1A"/>
+          <w:sz w:val="21"/>
+        </w:rPr>
+        <w:t xml:space="preserve"> (fn 16). He does not specify how much later, and gives no reason in the siman itself; the reasoning is developed in the earlier Rishonic sources (fn 16–17) and in the later </w:t>
       </w:r>
       <w:r>
         <w:rPr>
@@ -19892,6 +20252,66 @@
           <w:color w:val="1A1A1A"/>
           <w:sz w:val="21"/>
         </w:rPr>
+        <w:t>Ramo, Orach Chaim</w:t>
+      </w:r>
+      <w:r>
+        <w:rPr>
+          <w:rFonts w:ascii="Georgia" w:hAnsi="Georgia" w:cs="SBL Hebrew" w:eastAsia="Georgia"/>
+          <w:b w:val="0"/>
+          <w:i w:val="0"/>
+          <w:color w:val="1A1A1A"/>
+          <w:sz w:val="21"/>
+        </w:rPr>
+        <w:t xml:space="preserve"> </w:t>
+      </w:r>
+      <w:r>
+        <w:rPr>
+          <w:rFonts w:ascii="SBL Hebrew" w:hAnsi="SBL Hebrew" w:cs="SBL Hebrew" w:eastAsia="SBL Hebrew"/>
+          <w:b w:val="0"/>
+          <w:i w:val="0"/>
+          <w:color w:val="1E3A8A"/>
+          <w:sz w:val="21"/>
+        </w:rPr>
+        <w:t>רפ”א:א</w:t>
+      </w:r>
+      <w:r>
+        <w:rPr>
+          <w:rFonts w:ascii="Georgia" w:hAnsi="Georgia" w:cs="SBL Hebrew" w:eastAsia="Georgia"/>
+          <w:b w:val="0"/>
+          <w:i w:val="0"/>
+          <w:color w:val="1A1A1A"/>
+          <w:sz w:val="21"/>
+        </w:rPr>
+        <w:t xml:space="preserve"> in the name of the </w:t>
+      </w:r>
+      <w:r>
+        <w:rPr>
+          <w:rFonts w:ascii="Georgia" w:hAnsi="Georgia" w:cs="SBL Hebrew" w:eastAsia="Georgia"/>
+          <w:b w:val="0"/>
+          <w:i/>
+          <w:color w:val="1A1A1A"/>
+          <w:sz w:val="21"/>
+        </w:rPr>
+        <w:t>Or Zarua</w:t>
+      </w:r>
+      <w:r>
+        <w:rPr>
+          <w:rFonts w:ascii="Georgia" w:hAnsi="Georgia" w:cs="SBL Hebrew" w:eastAsia="Georgia"/>
+          <w:b w:val="0"/>
+          <w:i w:val="0"/>
+          <w:color w:val="1A1A1A"/>
+          <w:sz w:val="21"/>
+        </w:rPr>
+        <w:t xml:space="preserve">; codified in </w:t>
+      </w:r>
+      <w:r>
+        <w:rPr>
+          <w:rFonts w:ascii="Georgia" w:hAnsi="Georgia" w:cs="SBL Hebrew" w:eastAsia="Georgia"/>
+          <w:b w:val="0"/>
+          <w:i/>
+          <w:color w:val="1A1A1A"/>
+          <w:sz w:val="21"/>
+        </w:rPr>
         <w:t>Mishnah Berurah</w:t>
       </w:r>
       <w:r>
@@ -19902,7 +20322,25 @@
           <w:color w:val="1A1A1A"/>
           <w:sz w:val="21"/>
         </w:rPr>
-        <w:t xml:space="preserve">, prohibition of pressuring the </w:t>
+        <w:t xml:space="preserve"> ad loc.</w:t>
+      </w:r>
+      <w:r>
+        <w:rPr>
+          <w:rFonts w:ascii="Georgia" w:hAnsi="Georgia" w:cs="SBL Hebrew" w:eastAsia="Georgia"/>
+          <w:color w:val="1A1A1A"/>
+          <w:sz w:val="21"/>
+        </w:rPr>
+        <w:t xml:space="preserve"> </w:t>
+      </w:r>
+      <w:r>
+        <w:rPr>
+          <w:rFonts w:ascii="Georgia" w:hAnsi="Georgia" w:cs="SBL Hebrew" w:eastAsia="Georgia"/>
+          <w:b w:val="0"/>
+          <w:i w:val="0"/>
+          <w:color w:val="1A1A1A"/>
+          <w:sz w:val="21"/>
+        </w:rPr>
+        <w:t xml:space="preserve">— The primary source of the prohibition against pressuring the </w:t>
       </w:r>
       <w:r>
         <w:rPr>
@@ -19922,11 +20360,43 @@
           <w:color w:val="1A1A1A"/>
           <w:sz w:val="21"/>
         </w:rPr>
-        <w:t>.</w:t>
-      </w:r>
-      <w:r>
-        <w:rPr>
-          <w:rFonts w:ascii="Georgia" w:hAnsi="Georgia" w:cs="SBL Hebrew" w:eastAsia="Georgia"/>
+        <w:t xml:space="preserve"> to speed up on Shabbos morning is the </w:t>
+      </w:r>
+      <w:r>
+        <w:rPr>
+          <w:rFonts w:ascii="Georgia" w:hAnsi="Georgia" w:cs="SBL Hebrew" w:eastAsia="Georgia"/>
+          <w:b w:val="0"/>
+          <w:i/>
+          <w:color w:val="1A1A1A"/>
+          <w:sz w:val="21"/>
+        </w:rPr>
+        <w:t>Ramo</w:t>
+      </w:r>
+      <w:r>
+        <w:rPr>
+          <w:rFonts w:ascii="Georgia" w:hAnsi="Georgia" w:cs="SBL Hebrew" w:eastAsia="Georgia"/>
+          <w:b w:val="0"/>
+          <w:i w:val="0"/>
+          <w:color w:val="1A1A1A"/>
+          <w:sz w:val="21"/>
+        </w:rPr>
+        <w:t xml:space="preserve"> in </w:t>
+      </w:r>
+      <w:r>
+        <w:rPr>
+          <w:rFonts w:ascii="Georgia" w:hAnsi="Georgia" w:cs="SBL Hebrew" w:eastAsia="Georgia"/>
+          <w:b w:val="0"/>
+          <w:i/>
+          <w:color w:val="1A1A1A"/>
+          <w:sz w:val="21"/>
+        </w:rPr>
+        <w:t>Orach Chaim</w:t>
+      </w:r>
+      <w:r>
+        <w:rPr>
+          <w:rFonts w:ascii="Georgia" w:hAnsi="Georgia" w:cs="SBL Hebrew" w:eastAsia="Georgia"/>
+          <w:b w:val="0"/>
+          <w:i w:val="0"/>
           <w:color w:val="1A1A1A"/>
           <w:sz w:val="21"/>
         </w:rPr>
@@ -19934,13 +20404,63 @@
       </w:r>
       <w:r>
         <w:rPr>
-          <w:rFonts w:ascii="Georgia" w:hAnsi="Georgia" w:cs="SBL Hebrew" w:eastAsia="Georgia"/>
-          <w:b w:val="0"/>
-          <w:i w:val="0"/>
-          <w:color w:val="1A1A1A"/>
-          <w:sz w:val="21"/>
-        </w:rPr>
-        <w:t xml:space="preserve">— The </w:t>
+          <w:rFonts w:ascii="SBL Hebrew" w:hAnsi="SBL Hebrew" w:cs="SBL Hebrew" w:eastAsia="SBL Hebrew"/>
+          <w:b w:val="0"/>
+          <w:i w:val="0"/>
+          <w:color w:val="1E3A8A"/>
+          <w:sz w:val="21"/>
+        </w:rPr>
+        <w:t>רפ”א:א</w:t>
+      </w:r>
+      <w:r>
+        <w:rPr>
+          <w:rFonts w:ascii="Georgia" w:hAnsi="Georgia" w:cs="SBL Hebrew" w:eastAsia="Georgia"/>
+          <w:b w:val="0"/>
+          <w:i w:val="0"/>
+          <w:color w:val="1A1A1A"/>
+          <w:sz w:val="21"/>
+        </w:rPr>
+        <w:t xml:space="preserve">, citing the </w:t>
+      </w:r>
+      <w:r>
+        <w:rPr>
+          <w:rFonts w:ascii="Georgia" w:hAnsi="Georgia" w:cs="SBL Hebrew" w:eastAsia="Georgia"/>
+          <w:b w:val="0"/>
+          <w:i/>
+          <w:color w:val="1A1A1A"/>
+          <w:sz w:val="21"/>
+        </w:rPr>
+        <w:t>Or Zarua</w:t>
+      </w:r>
+      <w:r>
+        <w:rPr>
+          <w:rFonts w:ascii="Georgia" w:hAnsi="Georgia" w:cs="SBL Hebrew" w:eastAsia="Georgia"/>
+          <w:b w:val="0"/>
+          <w:i w:val="0"/>
+          <w:color w:val="1A1A1A"/>
+          <w:sz w:val="21"/>
+        </w:rPr>
+        <w:t xml:space="preserve">: even if the protester’s motive is </w:t>
+      </w:r>
+      <w:r>
+        <w:rPr>
+          <w:rFonts w:ascii="Georgia" w:hAnsi="Georgia" w:cs="SBL Hebrew" w:eastAsia="Georgia"/>
+          <w:b w:val="0"/>
+          <w:i/>
+          <w:color w:val="1A1A1A"/>
+          <w:sz w:val="21"/>
+        </w:rPr>
+        <w:t>l’shem shamayim</w:t>
+      </w:r>
+      <w:r>
+        <w:rPr>
+          <w:rFonts w:ascii="Georgia" w:hAnsi="Georgia" w:cs="SBL Hebrew" w:eastAsia="Georgia"/>
+          <w:b w:val="0"/>
+          <w:i w:val="0"/>
+          <w:color w:val="1A1A1A"/>
+          <w:sz w:val="21"/>
+        </w:rPr>
+        <w:t xml:space="preserve">, the protest is forbidden. The </w:t>
       </w:r>
       <w:r>
         <w:rPr>
@@ -19960,7 +20480,127 @@
           <w:color w:val="1A1A1A"/>
           <w:sz w:val="21"/>
         </w:rPr>
-        <w:t xml:space="preserve"> rules that if the </w:t>
+        <w:t xml:space="preserve"> codifies the ruling in its wake (also in </w:t>
+      </w:r>
+      <w:r>
+        <w:rPr>
+          <w:rFonts w:ascii="Georgia" w:hAnsi="Georgia" w:cs="SBL Hebrew" w:eastAsia="Georgia"/>
+          <w:b w:val="0"/>
+          <w:i/>
+          <w:color w:val="1A1A1A"/>
+          <w:sz w:val="21"/>
+        </w:rPr>
+        <w:t>siman</w:t>
+      </w:r>
+      <w:r>
+        <w:rPr>
+          <w:rFonts w:ascii="Georgia" w:hAnsi="Georgia" w:cs="SBL Hebrew" w:eastAsia="Georgia"/>
+          <w:b w:val="0"/>
+          <w:i w:val="0"/>
+          <w:color w:val="1A1A1A"/>
+          <w:sz w:val="21"/>
+        </w:rPr>
+        <w:t xml:space="preserve"> </w:t>
+      </w:r>
+      <w:r>
+        <w:rPr>
+          <w:rFonts w:ascii="SBL Hebrew" w:hAnsi="SBL Hebrew" w:cs="SBL Hebrew" w:eastAsia="SBL Hebrew"/>
+          <w:b w:val="0"/>
+          <w:i w:val="0"/>
+          <w:color w:val="1E3A8A"/>
+          <w:sz w:val="21"/>
+        </w:rPr>
+        <w:t>נ”א</w:t>
+      </w:r>
+      <w:r>
+        <w:rPr>
+          <w:rFonts w:ascii="Georgia" w:hAnsi="Georgia" w:cs="SBL Hebrew" w:eastAsia="Georgia"/>
+          <w:b w:val="0"/>
+          <w:i w:val="0"/>
+          <w:color w:val="1A1A1A"/>
+          <w:sz w:val="21"/>
+        </w:rPr>
+        <w:t xml:space="preserve"> in the general discussion of </w:t>
+      </w:r>
+      <w:r>
+        <w:rPr>
+          <w:rFonts w:ascii="Georgia" w:hAnsi="Georgia" w:cs="SBL Hebrew" w:eastAsia="Georgia"/>
+          <w:b w:val="0"/>
+          <w:i/>
+          <w:color w:val="1A1A1A"/>
+          <w:sz w:val="21"/>
+        </w:rPr>
+        <w:t>Pesukei d’Zimra</w:t>
+      </w:r>
+      <w:r>
+        <w:rPr>
+          <w:rFonts w:ascii="Georgia" w:hAnsi="Georgia" w:cs="SBL Hebrew" w:eastAsia="Georgia"/>
+          <w:b w:val="0"/>
+          <w:i w:val="0"/>
+          <w:color w:val="1A1A1A"/>
+          <w:sz w:val="21"/>
+        </w:rPr>
+        <w:t xml:space="preserve">). The </w:t>
+      </w:r>
+      <w:r>
+        <w:rPr>
+          <w:rFonts w:ascii="Georgia" w:hAnsi="Georgia" w:cs="SBL Hebrew" w:eastAsia="Georgia"/>
+          <w:b w:val="0"/>
+          <w:i/>
+          <w:color w:val="1A1A1A"/>
+          <w:sz w:val="21"/>
+        </w:rPr>
+        <w:t>ikkar din</w:t>
+      </w:r>
+      <w:r>
+        <w:rPr>
+          <w:rFonts w:ascii="Georgia" w:hAnsi="Georgia" w:cs="SBL Hebrew" w:eastAsia="Georgia"/>
+          <w:b w:val="0"/>
+          <w:i w:val="0"/>
+          <w:color w:val="1A1A1A"/>
+          <w:sz w:val="21"/>
+        </w:rPr>
+        <w:t xml:space="preserve"> is that </w:t>
+      </w:r>
+      <w:r>
+        <w:rPr>
+          <w:rFonts w:ascii="Georgia" w:hAnsi="Georgia" w:cs="SBL Hebrew" w:eastAsia="Georgia"/>
+          <w:b w:val="0"/>
+          <w:i/>
+          <w:color w:val="1A1A1A"/>
+          <w:sz w:val="21"/>
+        </w:rPr>
+        <w:t>Pesukei d’Zimra</w:t>
+      </w:r>
+      <w:r>
+        <w:rPr>
+          <w:rFonts w:ascii="Georgia" w:hAnsi="Georgia" w:cs="SBL Hebrew" w:eastAsia="Georgia"/>
+          <w:b w:val="0"/>
+          <w:i w:val="0"/>
+          <w:color w:val="1A1A1A"/>
+          <w:sz w:val="21"/>
+        </w:rPr>
+        <w:t xml:space="preserve"> is to be said </w:t>
+      </w:r>
+      <w:r>
+        <w:rPr>
+          <w:rFonts w:ascii="Georgia" w:hAnsi="Georgia" w:cs="SBL Hebrew" w:eastAsia="Georgia"/>
+          <w:b w:val="0"/>
+          <w:i/>
+          <w:color w:val="1A1A1A"/>
+          <w:sz w:val="21"/>
+        </w:rPr>
+        <w:t>b’nachas u’b’kavvanah</w:t>
+      </w:r>
+      <w:r>
+        <w:rPr>
+          <w:rFonts w:ascii="Georgia" w:hAnsi="Georgia" w:cs="SBL Hebrew" w:eastAsia="Georgia"/>
+          <w:b w:val="0"/>
+          <w:i w:val="0"/>
+          <w:color w:val="1A1A1A"/>
+          <w:sz w:val="21"/>
+        </w:rPr>
+        <w:t xml:space="preserve">, and the Shabbos-morning latitude for the </w:t>
       </w:r>
       <w:r>
         <w:rPr>
@@ -19980,7 +20620,7 @@
           <w:color w:val="1A1A1A"/>
           <w:sz w:val="21"/>
         </w:rPr>
-        <w:t xml:space="preserve"> is </w:t>
+        <w:t xml:space="preserve"> to be </w:t>
       </w:r>
       <w:r>
         <w:rPr>
@@ -20000,227 +20640,67 @@
           <w:color w:val="1A1A1A"/>
           <w:sz w:val="21"/>
         </w:rPr>
-        <w:t xml:space="preserve"> in </w:t>
-      </w:r>
-      <w:r>
-        <w:rPr>
-          <w:rFonts w:ascii="Georgia" w:hAnsi="Georgia" w:cs="SBL Hebrew" w:eastAsia="Georgia"/>
-          <w:b w:val="0"/>
-          <w:i/>
-          <w:color w:val="1A1A1A"/>
-          <w:sz w:val="21"/>
-        </w:rPr>
-        <w:t>Pesukei d’Zimra</w:t>
-      </w:r>
-      <w:r>
-        <w:rPr>
-          <w:rFonts w:ascii="Georgia" w:hAnsi="Georgia" w:cs="SBL Hebrew" w:eastAsia="Georgia"/>
-          <w:b w:val="0"/>
-          <w:i w:val="0"/>
-          <w:color w:val="1A1A1A"/>
-          <w:sz w:val="21"/>
-        </w:rPr>
-        <w:t xml:space="preserve">, a member of the </w:t>
-      </w:r>
-      <w:r>
-        <w:rPr>
-          <w:rFonts w:ascii="Georgia" w:hAnsi="Georgia" w:cs="SBL Hebrew" w:eastAsia="Georgia"/>
-          <w:b w:val="0"/>
-          <w:i/>
-          <w:color w:val="1A1A1A"/>
-          <w:sz w:val="21"/>
-        </w:rPr>
-        <w:t>tzibbur</w:t>
-      </w:r>
-      <w:r>
-        <w:rPr>
-          <w:rFonts w:ascii="Georgia" w:hAnsi="Georgia" w:cs="SBL Hebrew" w:eastAsia="Georgia"/>
-          <w:b w:val="0"/>
-          <w:i w:val="0"/>
-          <w:color w:val="1A1A1A"/>
-          <w:sz w:val="21"/>
-        </w:rPr>
-        <w:t xml:space="preserve"> may not protest even </w:t>
-      </w:r>
-      <w:r>
-        <w:rPr>
-          <w:rFonts w:ascii="Georgia" w:hAnsi="Georgia" w:cs="SBL Hebrew" w:eastAsia="Georgia"/>
-          <w:b w:val="0"/>
-          <w:i/>
-          <w:color w:val="1A1A1A"/>
-          <w:sz w:val="21"/>
-        </w:rPr>
-        <w:t>l’shem shamayim</w:t>
-      </w:r>
-      <w:r>
-        <w:rPr>
-          <w:rFonts w:ascii="Georgia" w:hAnsi="Georgia" w:cs="SBL Hebrew" w:eastAsia="Georgia"/>
-          <w:b w:val="0"/>
-          <w:i w:val="0"/>
-          <w:color w:val="1A1A1A"/>
-          <w:sz w:val="21"/>
-        </w:rPr>
-        <w:t xml:space="preserve">. The </w:t>
-      </w:r>
-      <w:r>
-        <w:rPr>
-          <w:rFonts w:ascii="Georgia" w:hAnsi="Georgia" w:cs="SBL Hebrew" w:eastAsia="Georgia"/>
-          <w:b w:val="0"/>
-          <w:i/>
-          <w:color w:val="1A1A1A"/>
-          <w:sz w:val="21"/>
-        </w:rPr>
-        <w:t>ikkar din</w:t>
-      </w:r>
-      <w:r>
-        <w:rPr>
-          <w:rFonts w:ascii="Georgia" w:hAnsi="Georgia" w:cs="SBL Hebrew" w:eastAsia="Georgia"/>
-          <w:b w:val="0"/>
-          <w:i w:val="0"/>
-          <w:color w:val="1A1A1A"/>
-          <w:sz w:val="21"/>
-        </w:rPr>
-        <w:t xml:space="preserve"> is that </w:t>
-      </w:r>
-      <w:r>
-        <w:rPr>
-          <w:rFonts w:ascii="Georgia" w:hAnsi="Georgia" w:cs="SBL Hebrew" w:eastAsia="Georgia"/>
-          <w:b w:val="0"/>
-          <w:i/>
-          <w:color w:val="1A1A1A"/>
-          <w:sz w:val="21"/>
-        </w:rPr>
-        <w:t>Pesukei d’Zimra</w:t>
-      </w:r>
-      <w:r>
-        <w:rPr>
-          <w:rFonts w:ascii="Georgia" w:hAnsi="Georgia" w:cs="SBL Hebrew" w:eastAsia="Georgia"/>
-          <w:b w:val="0"/>
-          <w:i w:val="0"/>
-          <w:color w:val="1A1A1A"/>
-          <w:sz w:val="21"/>
-        </w:rPr>
-        <w:t xml:space="preserve"> is to be said </w:t>
-      </w:r>
-      <w:r>
-        <w:rPr>
-          <w:rFonts w:ascii="Georgia" w:hAnsi="Georgia" w:cs="SBL Hebrew" w:eastAsia="Georgia"/>
-          <w:b w:val="0"/>
-          <w:i/>
-          <w:color w:val="1A1A1A"/>
-          <w:sz w:val="21"/>
-        </w:rPr>
-        <w:t>b’nachas u’b’kavvanah</w:t>
-      </w:r>
-      <w:r>
-        <w:rPr>
-          <w:rFonts w:ascii="Georgia" w:hAnsi="Georgia" w:cs="SBL Hebrew" w:eastAsia="Georgia"/>
-          <w:b w:val="0"/>
-          <w:i w:val="0"/>
-          <w:color w:val="1A1A1A"/>
-          <w:sz w:val="21"/>
-        </w:rPr>
-        <w:t xml:space="preserve">, and the Shabbos-morning latitude for the </w:t>
-      </w:r>
-      <w:r>
-        <w:rPr>
-          <w:rFonts w:ascii="Georgia" w:hAnsi="Georgia" w:cs="SBL Hebrew" w:eastAsia="Georgia"/>
-          <w:b w:val="0"/>
-          <w:i/>
-          <w:color w:val="1A1A1A"/>
-          <w:sz w:val="21"/>
-        </w:rPr>
-        <w:t>shaliach tzibbur</w:t>
-      </w:r>
-      <w:r>
-        <w:rPr>
-          <w:rFonts w:ascii="Georgia" w:hAnsi="Georgia" w:cs="SBL Hebrew" w:eastAsia="Georgia"/>
-          <w:b w:val="0"/>
-          <w:i w:val="0"/>
-          <w:color w:val="1A1A1A"/>
-          <w:sz w:val="21"/>
-        </w:rPr>
-        <w:t xml:space="preserve"> to be </w:t>
-      </w:r>
-      <w:r>
-        <w:rPr>
-          <w:rFonts w:ascii="Georgia" w:hAnsi="Georgia" w:cs="SBL Hebrew" w:eastAsia="Georgia"/>
-          <w:b w:val="0"/>
-          <w:i/>
-          <w:color w:val="1A1A1A"/>
-          <w:sz w:val="21"/>
-        </w:rPr>
-        <w:t>ma’arich</w:t>
-      </w:r>
-      <w:r>
-        <w:rPr>
-          <w:rFonts w:ascii="Georgia" w:hAnsi="Georgia" w:cs="SBL Hebrew" w:eastAsia="Georgia"/>
-          <w:b w:val="0"/>
-          <w:i w:val="0"/>
-          <w:color w:val="1A1A1A"/>
-          <w:sz w:val="21"/>
-        </w:rPr>
-        <w:t xml:space="preserve"> is halakhically established. The ruling appears in the general discussion of </w:t>
-      </w:r>
-      <w:r>
-        <w:rPr>
-          <w:rFonts w:ascii="Georgia" w:hAnsi="Georgia" w:cs="SBL Hebrew" w:eastAsia="Georgia"/>
-          <w:b w:val="0"/>
-          <w:i/>
-          <w:color w:val="1A1A1A"/>
-          <w:sz w:val="21"/>
-        </w:rPr>
-        <w:t>Pesukei d’Zimra</w:t>
-      </w:r>
-      <w:r>
-        <w:rPr>
-          <w:rFonts w:ascii="Georgia" w:hAnsi="Georgia" w:cs="SBL Hebrew" w:eastAsia="Georgia"/>
-          <w:b w:val="0"/>
-          <w:i w:val="0"/>
-          <w:color w:val="1A1A1A"/>
-          <w:sz w:val="21"/>
-        </w:rPr>
-        <w:t xml:space="preserve"> in </w:t>
-      </w:r>
-      <w:r>
-        <w:rPr>
-          <w:rFonts w:ascii="Georgia" w:hAnsi="Georgia" w:cs="SBL Hebrew" w:eastAsia="Georgia"/>
-          <w:b w:val="0"/>
-          <w:i/>
-          <w:color w:val="1A1A1A"/>
-          <w:sz w:val="21"/>
-        </w:rPr>
-        <w:t>siman</w:t>
-      </w:r>
-      <w:r>
-        <w:rPr>
-          <w:rFonts w:ascii="Georgia" w:hAnsi="Georgia" w:cs="SBL Hebrew" w:eastAsia="Georgia"/>
-          <w:b w:val="0"/>
-          <w:i w:val="0"/>
-          <w:color w:val="1A1A1A"/>
-          <w:sz w:val="21"/>
-        </w:rPr>
-        <w:t xml:space="preserve"> </w:t>
-      </w:r>
-      <w:r>
-        <w:rPr>
-          <w:rFonts w:ascii="SBL Hebrew" w:hAnsi="SBL Hebrew" w:cs="SBL Hebrew" w:eastAsia="SBL Hebrew"/>
-          <w:b w:val="0"/>
-          <w:i w:val="0"/>
-          <w:color w:val="1E3A8A"/>
-          <w:sz w:val="21"/>
-        </w:rPr>
-        <w:t>נ”א</w:t>
-      </w:r>
-      <w:r>
-        <w:rPr>
-          <w:rFonts w:ascii="Georgia" w:hAnsi="Georgia" w:cs="SBL Hebrew" w:eastAsia="Georgia"/>
-          <w:b w:val="0"/>
-          <w:i w:val="0"/>
-          <w:color w:val="1A1A1A"/>
-          <w:sz w:val="21"/>
-        </w:rPr>
-        <w:t xml:space="preserve"> and following.</w:t>
+        <w:t xml:space="preserve"> is halakhically established. [Corrected via Sefaria: primary attribution is </w:t>
+      </w:r>
+      <w:r>
+        <w:rPr>
+          <w:rFonts w:ascii="Georgia" w:hAnsi="Georgia" w:cs="SBL Hebrew" w:eastAsia="Georgia"/>
+          <w:b w:val="0"/>
+          <w:i/>
+          <w:color w:val="1A1A1A"/>
+          <w:sz w:val="21"/>
+        </w:rPr>
+        <w:t>Ramo</w:t>
+      </w:r>
+      <w:r>
+        <w:rPr>
+          <w:rFonts w:ascii="Georgia" w:hAnsi="Georgia" w:cs="SBL Hebrew" w:eastAsia="Georgia"/>
+          <w:b w:val="0"/>
+          <w:i w:val="0"/>
+          <w:color w:val="1A1A1A"/>
+          <w:sz w:val="21"/>
+        </w:rPr>
+        <w:t>/</w:t>
+      </w:r>
+      <w:r>
+        <w:rPr>
+          <w:rFonts w:ascii="Georgia" w:hAnsi="Georgia" w:cs="SBL Hebrew" w:eastAsia="Georgia"/>
+          <w:b w:val="0"/>
+          <w:i/>
+          <w:color w:val="1A1A1A"/>
+          <w:sz w:val="21"/>
+        </w:rPr>
+        <w:t>Or Zarua</w:t>
+      </w:r>
+      <w:r>
+        <w:rPr>
+          <w:rFonts w:ascii="Georgia" w:hAnsi="Georgia" w:cs="SBL Hebrew" w:eastAsia="Georgia"/>
+          <w:b w:val="0"/>
+          <w:i w:val="0"/>
+          <w:color w:val="1A1A1A"/>
+          <w:sz w:val="21"/>
+        </w:rPr>
+        <w:t xml:space="preserve">, not </w:t>
+      </w:r>
+      <w:r>
+        <w:rPr>
+          <w:rFonts w:ascii="Georgia" w:hAnsi="Georgia" w:cs="SBL Hebrew" w:eastAsia="Georgia"/>
+          <w:b w:val="0"/>
+          <w:i/>
+          <w:color w:val="1A1A1A"/>
+          <w:sz w:val="21"/>
+        </w:rPr>
+        <w:t>Mishnah Berurah</w:t>
+      </w:r>
+      <w:r>
+        <w:rPr>
+          <w:rFonts w:ascii="Georgia" w:hAnsi="Georgia" w:cs="SBL Hebrew" w:eastAsia="Georgia"/>
+          <w:b w:val="0"/>
+          <w:i w:val="0"/>
+          <w:color w:val="1A1A1A"/>
+          <w:sz w:val="21"/>
+        </w:rPr>
+        <w:t>.]</w:t>
       </w:r>
       <w:r>
         <w:rPr>
@@ -20879,11 +21359,21 @@
         <w:rPr>
           <w:rFonts w:ascii="Georgia" w:hAnsi="Georgia" w:cs="SBL Hebrew" w:eastAsia="Georgia"/>
           <w:b w:val="0"/>
-          <w:i w:val="0"/>
-          <w:color w:val="1A1A1A"/>
-          <w:sz w:val="21"/>
-        </w:rPr>
-        <w:t xml:space="preserve">Zohar cited in </w:t>
+          <w:i/>
+          <w:color w:val="1A1A1A"/>
+          <w:sz w:val="21"/>
+        </w:rPr>
+        <w:t>Teshuvas HaGeonim</w:t>
+      </w:r>
+      <w:r>
+        <w:rPr>
+          <w:rFonts w:ascii="Georgia" w:hAnsi="Georgia" w:cs="SBL Hebrew" w:eastAsia="Georgia"/>
+          <w:b w:val="0"/>
+          <w:i w:val="0"/>
+          <w:color w:val="1A1A1A"/>
+          <w:sz w:val="21"/>
+        </w:rPr>
+        <w:t xml:space="preserve"> cited in </w:t>
       </w:r>
       <w:r>
         <w:rPr>
@@ -20913,7 +21403,7 @@
           <w:color w:val="1E3A8A"/>
           <w:sz w:val="21"/>
         </w:rPr>
-        <w:t>ל”ז</w:t>
+        <w:t>ל”ז ע”ב</w:t>
       </w:r>
       <w:r>
         <w:rPr>
@@ -20943,7 +21433,47 @@
           <w:color w:val="1A1A1A"/>
           <w:sz w:val="21"/>
         </w:rPr>
-        <w:t xml:space="preserve"> 6:2.</w:t>
+        <w:t xml:space="preserve"> 6:2 and 24:16. [Corrected via Sefaria: source is </w:t>
+      </w:r>
+      <w:r>
+        <w:rPr>
+          <w:rFonts w:ascii="Georgia" w:hAnsi="Georgia" w:cs="SBL Hebrew" w:eastAsia="Georgia"/>
+          <w:b w:val="0"/>
+          <w:i/>
+          <w:color w:val="1A1A1A"/>
+          <w:sz w:val="21"/>
+        </w:rPr>
+        <w:t>Teshuvas HaGeonim</w:t>
+      </w:r>
+      <w:r>
+        <w:rPr>
+          <w:rFonts w:ascii="Georgia" w:hAnsi="Georgia" w:cs="SBL Hebrew" w:eastAsia="Georgia"/>
+          <w:b w:val="0"/>
+          <w:i w:val="0"/>
+          <w:color w:val="1A1A1A"/>
+          <w:sz w:val="21"/>
+        </w:rPr>
+        <w:t xml:space="preserve">, not the </w:t>
+      </w:r>
+      <w:r>
+        <w:rPr>
+          <w:rFonts w:ascii="Georgia" w:hAnsi="Georgia" w:cs="SBL Hebrew" w:eastAsia="Georgia"/>
+          <w:b w:val="0"/>
+          <w:i/>
+          <w:color w:val="1A1A1A"/>
+          <w:sz w:val="21"/>
+        </w:rPr>
+        <w:t>Zohar</w:t>
+      </w:r>
+      <w:r>
+        <w:rPr>
+          <w:rFonts w:ascii="Georgia" w:hAnsi="Georgia" w:cs="SBL Hebrew" w:eastAsia="Georgia"/>
+          <w:b w:val="0"/>
+          <w:i w:val="0"/>
+          <w:color w:val="1A1A1A"/>
+          <w:sz w:val="21"/>
+        </w:rPr>
+        <w:t>.]</w:t>
       </w:r>
       <w:r>
         <w:rPr>
@@ -21011,37 +21541,37 @@
           <w:color w:val="1E3A8A"/>
           <w:sz w:val="21"/>
         </w:rPr>
-        <w:t>ל”ז</w:t>
-      </w:r>
-      <w:r>
-        <w:rPr>
-          <w:rFonts w:ascii="Georgia" w:hAnsi="Georgia" w:cs="SBL Hebrew" w:eastAsia="Georgia"/>
-          <w:b w:val="0"/>
-          <w:i w:val="0"/>
-          <w:color w:val="1A1A1A"/>
-          <w:sz w:val="21"/>
-        </w:rPr>
-        <w:t xml:space="preserve"> brings the </w:t>
-      </w:r>
-      <w:r>
-        <w:rPr>
-          <w:rFonts w:ascii="Georgia" w:hAnsi="Georgia" w:cs="SBL Hebrew" w:eastAsia="Georgia"/>
-          <w:b w:val="0"/>
-          <w:i/>
-          <w:color w:val="1A1A1A"/>
-          <w:sz w:val="21"/>
-        </w:rPr>
-        <w:t>Zoharic</w:t>
-      </w:r>
-      <w:r>
-        <w:rPr>
-          <w:rFonts w:ascii="Georgia" w:hAnsi="Georgia" w:cs="SBL Hebrew" w:eastAsia="Georgia"/>
-          <w:b w:val="0"/>
-          <w:i w:val="0"/>
-          <w:color w:val="1A1A1A"/>
-          <w:sz w:val="21"/>
-        </w:rPr>
-        <w:t xml:space="preserve"> teaching on the six wings of the </w:t>
+        <w:t>ל”ז ע”ב</w:t>
+      </w:r>
+      <w:r>
+        <w:rPr>
+          <w:rFonts w:ascii="Georgia" w:hAnsi="Georgia" w:cs="SBL Hebrew" w:eastAsia="Georgia"/>
+          <w:b w:val="0"/>
+          <w:i w:val="0"/>
+          <w:color w:val="1A1A1A"/>
+          <w:sz w:val="21"/>
+        </w:rPr>
+        <w:t xml:space="preserve"> brings, in the name of the </w:t>
+      </w:r>
+      <w:r>
+        <w:rPr>
+          <w:rFonts w:ascii="Georgia" w:hAnsi="Georgia" w:cs="SBL Hebrew" w:eastAsia="Georgia"/>
+          <w:b w:val="0"/>
+          <w:i/>
+          <w:color w:val="1A1A1A"/>
+          <w:sz w:val="21"/>
+        </w:rPr>
+        <w:t>Teshuvas HaGeonim</w:t>
+      </w:r>
+      <w:r>
+        <w:rPr>
+          <w:rFonts w:ascii="Georgia" w:hAnsi="Georgia" w:cs="SBL Hebrew" w:eastAsia="Georgia"/>
+          <w:b w:val="0"/>
+          <w:i w:val="0"/>
+          <w:color w:val="1A1A1A"/>
+          <w:sz w:val="21"/>
+        </w:rPr>
+        <w:t xml:space="preserve">, the teaching on the six wings of the </w:t>
       </w:r>
       <w:r>
         <w:rPr>
@@ -21061,7 +21591,27 @@
           <w:color w:val="1A1A1A"/>
           <w:sz w:val="21"/>
         </w:rPr>
-        <w:t xml:space="preserve">. Full pasuk: </w:t>
+        <w:t>. Full pasuk (</w:t>
+      </w:r>
+      <w:r>
+        <w:rPr>
+          <w:rFonts w:ascii="Georgia" w:hAnsi="Georgia" w:cs="SBL Hebrew" w:eastAsia="Georgia"/>
+          <w:b w:val="0"/>
+          <w:i/>
+          <w:color w:val="1A1A1A"/>
+          <w:sz w:val="21"/>
+        </w:rPr>
+        <w:t>Yeshayahu</w:t>
+      </w:r>
+      <w:r>
+        <w:rPr>
+          <w:rFonts w:ascii="Georgia" w:hAnsi="Georgia" w:cs="SBL Hebrew" w:eastAsia="Georgia"/>
+          <w:b w:val="0"/>
+          <w:i w:val="0"/>
+          <w:color w:val="1A1A1A"/>
+          <w:sz w:val="21"/>
+        </w:rPr>
+        <w:t xml:space="preserve"> 6:2): </w:t>
       </w:r>
       <w:r>
         <w:rPr>
@@ -21141,7 +21691,67 @@
           <w:color w:val="1A1A1A"/>
           <w:sz w:val="21"/>
         </w:rPr>
-        <w:t xml:space="preserve">, the seventh wing. The added </w:t>
+        <w:t xml:space="preserve">, the seventh wing. The pasuk-derivation for the seventh wing is </w:t>
+      </w:r>
+      <w:r>
+        <w:rPr>
+          <w:rFonts w:ascii="Georgia" w:hAnsi="Georgia" w:cs="SBL Hebrew" w:eastAsia="Georgia"/>
+          <w:b w:val="0"/>
+          <w:i/>
+          <w:color w:val="1A1A1A"/>
+          <w:sz w:val="21"/>
+        </w:rPr>
+        <w:t>Yeshayahu</w:t>
+      </w:r>
+      <w:r>
+        <w:rPr>
+          <w:rFonts w:ascii="Georgia" w:hAnsi="Georgia" w:cs="SBL Hebrew" w:eastAsia="Georgia"/>
+          <w:b w:val="0"/>
+          <w:i w:val="0"/>
+          <w:color w:val="1A1A1A"/>
+          <w:sz w:val="21"/>
+        </w:rPr>
+        <w:t xml:space="preserve"> 24:16 — </w:t>
+      </w:r>
+      <w:r>
+        <w:rPr>
+          <w:rFonts w:ascii="SBL Hebrew" w:hAnsi="SBL Hebrew" w:cs="SBL Hebrew" w:eastAsia="SBL Hebrew"/>
+          <w:b w:val="0"/>
+          <w:i w:val="0"/>
+          <w:color w:val="1E3A8A"/>
+          <w:sz w:val="21"/>
+        </w:rPr>
+        <w:t>מִכְּנַף הָאָרֶץ זְמִרֹת שָׁמַעְנוּ</w:t>
+      </w:r>
+      <w:r>
+        <w:rPr>
+          <w:rFonts w:ascii="Georgia" w:hAnsi="Georgia" w:cs="SBL Hebrew" w:eastAsia="Georgia"/>
+          <w:b w:val="0"/>
+          <w:i w:val="0"/>
+          <w:color w:val="1A1A1A"/>
+          <w:sz w:val="21"/>
+        </w:rPr>
+        <w:t xml:space="preserve"> — the song from the “wing of the earth” supplied by </w:t>
+      </w:r>
+      <w:r>
+        <w:rPr>
+          <w:rFonts w:ascii="Georgia" w:hAnsi="Georgia" w:cs="SBL Hebrew" w:eastAsia="Georgia"/>
+          <w:b w:val="0"/>
+          <w:i/>
+          <w:color w:val="1A1A1A"/>
+          <w:sz w:val="21"/>
+        </w:rPr>
+        <w:t>Klal Yisrael</w:t>
+      </w:r>
+      <w:r>
+        <w:rPr>
+          <w:rFonts w:ascii="Georgia" w:hAnsi="Georgia" w:cs="SBL Hebrew" w:eastAsia="Georgia"/>
+          <w:b w:val="0"/>
+          <w:i w:val="0"/>
+          <w:color w:val="1A1A1A"/>
+          <w:sz w:val="21"/>
+        </w:rPr>
+        <w:t xml:space="preserve">. The added </w:t>
       </w:r>
       <w:r>
         <w:rPr>
